--- a/FibonacciHeap_inbalb4_shwartzman1.docx
+++ b/FibonacciHeap_inbalb4_shwartzman1.docx
@@ -100,18 +100,18 @@
           <w:lang w:val="he-IL"/>
         </w:rPr>
         <w:drawing>
-          <wp:anchor distT="0" distB="0" distL="114300" distR="114300" simplePos="0" relativeHeight="251658240" behindDoc="0" locked="0" layoutInCell="1" allowOverlap="1" wp14:anchorId="6EDA65B3" wp14:editId="5B077CBC">
+          <wp:anchor distT="0" distB="0" distL="114300" distR="114300" simplePos="0" relativeHeight="251660288" behindDoc="0" locked="0" layoutInCell="1" allowOverlap="1" wp14:anchorId="0AADE429" wp14:editId="411F0F51">
             <wp:simplePos x="0" y="0"/>
-            <wp:positionH relativeFrom="margin">
-              <wp:align>right</wp:align>
+            <wp:positionH relativeFrom="column">
+              <wp:posOffset>22715</wp:posOffset>
             </wp:positionH>
             <wp:positionV relativeFrom="paragraph">
-              <wp:posOffset>369291</wp:posOffset>
+              <wp:posOffset>365910</wp:posOffset>
             </wp:positionV>
-            <wp:extent cx="5667375" cy="8863330"/>
-            <wp:effectExtent l="0" t="0" r="9525" b="0"/>
+            <wp:extent cx="5731510" cy="9065895"/>
+            <wp:effectExtent l="0" t="0" r="2540" b="1905"/>
             <wp:wrapNone/>
-            <wp:docPr id="1565761757" name="Picture 2"/>
+            <wp:docPr id="303381738" name="Picture 2"/>
             <wp:cNvGraphicFramePr>
               <a:graphicFrameLocks xmlns:a="http://schemas.openxmlformats.org/drawingml/2006/main" noChangeAspect="1"/>
             </wp:cNvGraphicFramePr>
@@ -119,7 +119,7 @@
               <a:graphicData uri="http://schemas.openxmlformats.org/drawingml/2006/picture">
                 <pic:pic xmlns:pic="http://schemas.openxmlformats.org/drawingml/2006/picture">
                   <pic:nvPicPr>
-                    <pic:cNvPr id="1565761757" name="Picture 1565761757"/>
+                    <pic:cNvPr id="303381738" name="Picture 303381738"/>
                     <pic:cNvPicPr/>
                   </pic:nvPicPr>
                   <pic:blipFill>
@@ -137,7 +137,7 @@
                   <pic:spPr>
                     <a:xfrm>
                       <a:off x="0" y="0"/>
-                      <a:ext cx="5667375" cy="8863330"/>
+                      <a:ext cx="5731510" cy="9065895"/>
                     </a:xfrm>
                     <a:prstGeom prst="rect">
                       <a:avLst/>
@@ -434,18 +434,18 @@
           <w:lang w:val="he-IL"/>
         </w:rPr>
         <w:drawing>
-          <wp:anchor distT="0" distB="0" distL="114300" distR="114300" simplePos="0" relativeHeight="251659264" behindDoc="0" locked="0" layoutInCell="1" allowOverlap="1" wp14:anchorId="3B921DA8" wp14:editId="7F36A49E">
+          <wp:anchor distT="0" distB="0" distL="114300" distR="114300" simplePos="0" relativeHeight="251661312" behindDoc="0" locked="0" layoutInCell="1" allowOverlap="1" wp14:anchorId="74318DEE" wp14:editId="035F10DA">
             <wp:simplePos x="0" y="0"/>
             <wp:positionH relativeFrom="margin">
-              <wp:align>center</wp:align>
+              <wp:align>right</wp:align>
             </wp:positionH>
             <wp:positionV relativeFrom="paragraph">
-              <wp:posOffset>129244</wp:posOffset>
+              <wp:posOffset>132281</wp:posOffset>
             </wp:positionV>
-            <wp:extent cx="5731510" cy="8597900"/>
+            <wp:extent cx="5731510" cy="8039735"/>
             <wp:effectExtent l="0" t="0" r="2540" b="0"/>
             <wp:wrapNone/>
-            <wp:docPr id="1418827947" name="Picture 3" descr="A white sheet of paper with black text&#10;&#10;Description automatically generated"/>
+            <wp:docPr id="1555456452" name="Picture 3"/>
             <wp:cNvGraphicFramePr>
               <a:graphicFrameLocks xmlns:a="http://schemas.openxmlformats.org/drawingml/2006/main" noChangeAspect="1"/>
             </wp:cNvGraphicFramePr>
@@ -453,7 +453,7 @@
               <a:graphicData uri="http://schemas.openxmlformats.org/drawingml/2006/picture">
                 <pic:pic xmlns:pic="http://schemas.openxmlformats.org/drawingml/2006/picture">
                   <pic:nvPicPr>
-                    <pic:cNvPr id="1418827947" name="Picture 3" descr="A white sheet of paper with black text&#10;&#10;Description automatically generated"/>
+                    <pic:cNvPr id="1555456452" name="Picture 1555456452"/>
                     <pic:cNvPicPr/>
                   </pic:nvPicPr>
                   <pic:blipFill>
@@ -471,7 +471,7 @@
                   <pic:spPr>
                     <a:xfrm>
                       <a:off x="0" y="0"/>
-                      <a:ext cx="5731510" cy="8597900"/>
+                      <a:ext cx="5731510" cy="8039735"/>
                     </a:xfrm>
                     <a:prstGeom prst="rect">
                       <a:avLst/>
@@ -705,14 +705,301 @@
       <w:pPr>
         <w:rPr>
           <w:noProof/>
-          <w:rtl/>
-        </w:rPr>
-      </w:pPr>
-    </w:p>
-    <w:p>
-      <w:pPr>
-        <w:rPr>
-          <w:rFonts w:asciiTheme="minorBidi" w:hAnsiTheme="minorBidi" w:hint="cs"/>
+        </w:rPr>
+      </w:pPr>
+    </w:p>
+    <w:p>
+      <w:pPr>
+        <w:rPr>
+          <w:noProof/>
+        </w:rPr>
+      </w:pPr>
+    </w:p>
+    <w:p>
+      <w:pPr>
+        <w:rPr>
+          <w:noProof/>
+        </w:rPr>
+      </w:pPr>
+      <w:r>
+        <w:rPr>
+          <w:noProof/>
+          <w:rtl/>
+          <w:lang w:val="he-IL"/>
+        </w:rPr>
+        <w:drawing>
+          <wp:anchor distT="0" distB="0" distL="114300" distR="114300" simplePos="0" relativeHeight="251662336" behindDoc="0" locked="0" layoutInCell="1" allowOverlap="1" wp14:anchorId="0B72E366" wp14:editId="402888FD">
+            <wp:simplePos x="0" y="0"/>
+            <wp:positionH relativeFrom="margin">
+              <wp:align>right</wp:align>
+            </wp:positionH>
+            <wp:positionV relativeFrom="paragraph">
+              <wp:posOffset>149483</wp:posOffset>
+            </wp:positionV>
+            <wp:extent cx="5731510" cy="7047865"/>
+            <wp:effectExtent l="0" t="0" r="2540" b="635"/>
+            <wp:wrapNone/>
+            <wp:docPr id="98417133" name="Picture 4"/>
+            <wp:cNvGraphicFramePr>
+              <a:graphicFrameLocks xmlns:a="http://schemas.openxmlformats.org/drawingml/2006/main" noChangeAspect="1"/>
+            </wp:cNvGraphicFramePr>
+            <a:graphic xmlns:a="http://schemas.openxmlformats.org/drawingml/2006/main">
+              <a:graphicData uri="http://schemas.openxmlformats.org/drawingml/2006/picture">
+                <pic:pic xmlns:pic="http://schemas.openxmlformats.org/drawingml/2006/picture">
+                  <pic:nvPicPr>
+                    <pic:cNvPr id="98417133" name="Picture 98417133"/>
+                    <pic:cNvPicPr/>
+                  </pic:nvPicPr>
+                  <pic:blipFill>
+                    <a:blip r:embed="rId6">
+                      <a:extLst>
+                        <a:ext uri="{28A0092B-C50C-407E-A947-70E740481C1C}">
+                          <a14:useLocalDpi xmlns:a14="http://schemas.microsoft.com/office/drawing/2010/main" val="0"/>
+                        </a:ext>
+                      </a:extLst>
+                    </a:blip>
+                    <a:stretch>
+                      <a:fillRect/>
+                    </a:stretch>
+                  </pic:blipFill>
+                  <pic:spPr>
+                    <a:xfrm>
+                      <a:off x="0" y="0"/>
+                      <a:ext cx="5731510" cy="7047865"/>
+                    </a:xfrm>
+                    <a:prstGeom prst="rect">
+                      <a:avLst/>
+                    </a:prstGeom>
+                  </pic:spPr>
+                </pic:pic>
+              </a:graphicData>
+            </a:graphic>
+          </wp:anchor>
+        </w:drawing>
+      </w:r>
+    </w:p>
+    <w:p>
+      <w:pPr>
+        <w:rPr>
+          <w:noProof/>
+        </w:rPr>
+      </w:pPr>
+    </w:p>
+    <w:p>
+      <w:pPr>
+        <w:rPr>
+          <w:noProof/>
+        </w:rPr>
+      </w:pPr>
+    </w:p>
+    <w:p>
+      <w:pPr>
+        <w:rPr>
+          <w:noProof/>
+        </w:rPr>
+      </w:pPr>
+    </w:p>
+    <w:p>
+      <w:pPr>
+        <w:rPr>
+          <w:noProof/>
+        </w:rPr>
+      </w:pPr>
+    </w:p>
+    <w:p>
+      <w:pPr>
+        <w:rPr>
+          <w:noProof/>
+        </w:rPr>
+      </w:pPr>
+    </w:p>
+    <w:p>
+      <w:pPr>
+        <w:rPr>
+          <w:noProof/>
+        </w:rPr>
+      </w:pPr>
+    </w:p>
+    <w:p>
+      <w:pPr>
+        <w:rPr>
+          <w:noProof/>
+        </w:rPr>
+      </w:pPr>
+    </w:p>
+    <w:p>
+      <w:pPr>
+        <w:rPr>
+          <w:noProof/>
+        </w:rPr>
+      </w:pPr>
+    </w:p>
+    <w:p>
+      <w:pPr>
+        <w:rPr>
+          <w:noProof/>
+        </w:rPr>
+      </w:pPr>
+    </w:p>
+    <w:p>
+      <w:pPr>
+        <w:rPr>
+          <w:noProof/>
+        </w:rPr>
+      </w:pPr>
+    </w:p>
+    <w:p>
+      <w:pPr>
+        <w:rPr>
+          <w:noProof/>
+        </w:rPr>
+      </w:pPr>
+    </w:p>
+    <w:p>
+      <w:pPr>
+        <w:rPr>
+          <w:noProof/>
+        </w:rPr>
+      </w:pPr>
+    </w:p>
+    <w:p>
+      <w:pPr>
+        <w:rPr>
+          <w:noProof/>
+        </w:rPr>
+      </w:pPr>
+    </w:p>
+    <w:p>
+      <w:pPr>
+        <w:rPr>
+          <w:noProof/>
+        </w:rPr>
+      </w:pPr>
+    </w:p>
+    <w:p>
+      <w:pPr>
+        <w:rPr>
+          <w:noProof/>
+        </w:rPr>
+      </w:pPr>
+    </w:p>
+    <w:p>
+      <w:pPr>
+        <w:rPr>
+          <w:noProof/>
+        </w:rPr>
+      </w:pPr>
+    </w:p>
+    <w:p>
+      <w:pPr>
+        <w:rPr>
+          <w:noProof/>
+        </w:rPr>
+      </w:pPr>
+    </w:p>
+    <w:p>
+      <w:pPr>
+        <w:rPr>
+          <w:noProof/>
+        </w:rPr>
+      </w:pPr>
+    </w:p>
+    <w:p>
+      <w:pPr>
+        <w:rPr>
+          <w:noProof/>
+        </w:rPr>
+      </w:pPr>
+    </w:p>
+    <w:p>
+      <w:pPr>
+        <w:rPr>
+          <w:noProof/>
+        </w:rPr>
+      </w:pPr>
+    </w:p>
+    <w:p>
+      <w:pPr>
+        <w:rPr>
+          <w:noProof/>
+        </w:rPr>
+      </w:pPr>
+    </w:p>
+    <w:p>
+      <w:pPr>
+        <w:rPr>
+          <w:noProof/>
+        </w:rPr>
+      </w:pPr>
+    </w:p>
+    <w:p>
+      <w:pPr>
+        <w:rPr>
+          <w:noProof/>
+        </w:rPr>
+      </w:pPr>
+    </w:p>
+    <w:p>
+      <w:pPr>
+        <w:rPr>
+          <w:noProof/>
+        </w:rPr>
+      </w:pPr>
+    </w:p>
+    <w:p>
+      <w:pPr>
+        <w:rPr>
+          <w:noProof/>
+        </w:rPr>
+      </w:pPr>
+    </w:p>
+    <w:p>
+      <w:pPr>
+        <w:rPr>
+          <w:noProof/>
+        </w:rPr>
+      </w:pPr>
+    </w:p>
+    <w:p>
+      <w:pPr>
+        <w:rPr>
+          <w:noProof/>
+        </w:rPr>
+      </w:pPr>
+    </w:p>
+    <w:p>
+      <w:pPr>
+        <w:rPr>
+          <w:noProof/>
+        </w:rPr>
+      </w:pPr>
+    </w:p>
+    <w:p>
+      <w:pPr>
+        <w:rPr>
+          <w:noProof/>
+        </w:rPr>
+      </w:pPr>
+    </w:p>
+    <w:p>
+      <w:pPr>
+        <w:rPr>
+          <w:noProof/>
+        </w:rPr>
+      </w:pPr>
+    </w:p>
+    <w:p>
+      <w:pPr>
+        <w:rPr>
+          <w:noProof/>
+          <w:rtl/>
+        </w:rPr>
+      </w:pPr>
+    </w:p>
+    <w:p>
+      <w:pPr>
+        <w:rPr>
+          <w:rFonts w:asciiTheme="minorBidi" w:hAnsiTheme="minorBidi"/>
           <w:sz w:val="20"/>
           <w:szCs w:val="20"/>
           <w:u w:val="single"/>
@@ -761,17 +1048,23 @@
         <w:tblLook w:val="04A0" w:firstRow="1" w:lastRow="0" w:firstColumn="1" w:lastColumn="0" w:noHBand="0" w:noVBand="1"/>
       </w:tblPr>
       <w:tblGrid>
-        <w:gridCol w:w="1502"/>
-        <w:gridCol w:w="1502"/>
-        <w:gridCol w:w="1503"/>
-        <w:gridCol w:w="1503"/>
-        <w:gridCol w:w="1503"/>
-        <w:gridCol w:w="1503"/>
+        <w:gridCol w:w="1499"/>
+        <w:gridCol w:w="1500"/>
+        <w:gridCol w:w="1500"/>
+        <w:gridCol w:w="1500"/>
+        <w:gridCol w:w="1499"/>
+        <w:gridCol w:w="1498"/>
       </w:tblGrid>
       <w:tr>
         <w:tc>
           <w:tcPr>
             <w:tcW w:w="1502" w:type="dxa"/>
+            <w:tcBorders>
+              <w:top w:val="single" w:sz="12" w:space="0" w:color="auto"/>
+              <w:left w:val="single" w:sz="12" w:space="0" w:color="auto"/>
+              <w:bottom w:val="single" w:sz="12" w:space="0" w:color="auto"/>
+              <w:right w:val="single" w:sz="12" w:space="0" w:color="auto"/>
+            </w:tcBorders>
           </w:tcPr>
           <w:p>
             <w:pPr>
@@ -798,6 +1091,12 @@
         <w:tc>
           <w:tcPr>
             <w:tcW w:w="1502" w:type="dxa"/>
+            <w:tcBorders>
+              <w:top w:val="single" w:sz="12" w:space="0" w:color="auto"/>
+              <w:left w:val="single" w:sz="12" w:space="0" w:color="auto"/>
+              <w:bottom w:val="single" w:sz="12" w:space="0" w:color="auto"/>
+              <w:right w:val="single" w:sz="12" w:space="0" w:color="auto"/>
+            </w:tcBorders>
           </w:tcPr>
           <w:p>
             <w:pPr>
@@ -818,6 +1117,12 @@
         <w:tc>
           <w:tcPr>
             <w:tcW w:w="1503" w:type="dxa"/>
+            <w:tcBorders>
+              <w:top w:val="single" w:sz="12" w:space="0" w:color="auto"/>
+              <w:left w:val="single" w:sz="12" w:space="0" w:color="auto"/>
+              <w:bottom w:val="single" w:sz="12" w:space="0" w:color="auto"/>
+              <w:right w:val="single" w:sz="12" w:space="0" w:color="auto"/>
+            </w:tcBorders>
           </w:tcPr>
           <w:p>
             <w:pPr>
@@ -838,6 +1143,12 @@
         <w:tc>
           <w:tcPr>
             <w:tcW w:w="1503" w:type="dxa"/>
+            <w:tcBorders>
+              <w:top w:val="single" w:sz="12" w:space="0" w:color="auto"/>
+              <w:left w:val="single" w:sz="12" w:space="0" w:color="auto"/>
+              <w:bottom w:val="single" w:sz="12" w:space="0" w:color="auto"/>
+              <w:right w:val="single" w:sz="12" w:space="0" w:color="auto"/>
+            </w:tcBorders>
           </w:tcPr>
           <w:p>
             <w:pPr>
@@ -858,6 +1169,12 @@
         <w:tc>
           <w:tcPr>
             <w:tcW w:w="1503" w:type="dxa"/>
+            <w:tcBorders>
+              <w:top w:val="single" w:sz="12" w:space="0" w:color="auto"/>
+              <w:left w:val="single" w:sz="12" w:space="0" w:color="auto"/>
+              <w:bottom w:val="single" w:sz="12" w:space="0" w:color="auto"/>
+              <w:right w:val="single" w:sz="12" w:space="0" w:color="auto"/>
+            </w:tcBorders>
           </w:tcPr>
           <w:p>
             <w:pPr>
@@ -878,6 +1195,12 @@
         <w:tc>
           <w:tcPr>
             <w:tcW w:w="1503" w:type="dxa"/>
+            <w:tcBorders>
+              <w:top w:val="single" w:sz="12" w:space="0" w:color="auto"/>
+              <w:left w:val="single" w:sz="12" w:space="0" w:color="auto"/>
+              <w:bottom w:val="single" w:sz="12" w:space="0" w:color="auto"/>
+              <w:right w:val="single" w:sz="12" w:space="0" w:color="auto"/>
+            </w:tcBorders>
           </w:tcPr>
           <w:p>
             <w:pPr>
@@ -900,6 +1223,12 @@
         <w:tc>
           <w:tcPr>
             <w:tcW w:w="1502" w:type="dxa"/>
+            <w:tcBorders>
+              <w:top w:val="single" w:sz="12" w:space="0" w:color="auto"/>
+              <w:left w:val="single" w:sz="12" w:space="0" w:color="auto"/>
+              <w:bottom w:val="single" w:sz="12" w:space="0" w:color="auto"/>
+              <w:right w:val="single" w:sz="12" w:space="0" w:color="auto"/>
+            </w:tcBorders>
           </w:tcPr>
           <w:p>
             <w:pPr>
@@ -920,6 +1249,12 @@
         <w:tc>
           <w:tcPr>
             <w:tcW w:w="1502" w:type="dxa"/>
+            <w:tcBorders>
+              <w:top w:val="single" w:sz="12" w:space="0" w:color="auto"/>
+              <w:left w:val="single" w:sz="12" w:space="0" w:color="auto"/>
+              <w:bottom w:val="single" w:sz="12" w:space="0" w:color="auto"/>
+              <w:right w:val="single" w:sz="12" w:space="0" w:color="auto"/>
+            </w:tcBorders>
           </w:tcPr>
           <w:p>
             <w:pPr>
@@ -945,6 +1280,12 @@
         <w:tc>
           <w:tcPr>
             <w:tcW w:w="1503" w:type="dxa"/>
+            <w:tcBorders>
+              <w:top w:val="single" w:sz="12" w:space="0" w:color="auto"/>
+              <w:left w:val="single" w:sz="12" w:space="0" w:color="auto"/>
+              <w:bottom w:val="single" w:sz="12" w:space="0" w:color="auto"/>
+              <w:right w:val="single" w:sz="12" w:space="0" w:color="auto"/>
+            </w:tcBorders>
           </w:tcPr>
           <w:p>
             <w:pPr>
@@ -964,6 +1305,12 @@
         <w:tc>
           <w:tcPr>
             <w:tcW w:w="1503" w:type="dxa"/>
+            <w:tcBorders>
+              <w:top w:val="single" w:sz="12" w:space="0" w:color="auto"/>
+              <w:left w:val="single" w:sz="12" w:space="0" w:color="auto"/>
+              <w:bottom w:val="single" w:sz="12" w:space="0" w:color="auto"/>
+              <w:right w:val="single" w:sz="12" w:space="0" w:color="auto"/>
+            </w:tcBorders>
           </w:tcPr>
           <w:p>
             <w:pPr>
@@ -983,6 +1330,12 @@
         <w:tc>
           <w:tcPr>
             <w:tcW w:w="1503" w:type="dxa"/>
+            <w:tcBorders>
+              <w:top w:val="single" w:sz="12" w:space="0" w:color="auto"/>
+              <w:left w:val="single" w:sz="12" w:space="0" w:color="auto"/>
+              <w:bottom w:val="single" w:sz="12" w:space="0" w:color="auto"/>
+              <w:right w:val="single" w:sz="12" w:space="0" w:color="auto"/>
+            </w:tcBorders>
           </w:tcPr>
           <w:p>
             <w:pPr>
@@ -1002,6 +1355,12 @@
         <w:tc>
           <w:tcPr>
             <w:tcW w:w="1503" w:type="dxa"/>
+            <w:tcBorders>
+              <w:top w:val="single" w:sz="12" w:space="0" w:color="auto"/>
+              <w:left w:val="single" w:sz="12" w:space="0" w:color="auto"/>
+              <w:bottom w:val="single" w:sz="12" w:space="0" w:color="auto"/>
+              <w:right w:val="single" w:sz="12" w:space="0" w:color="auto"/>
+            </w:tcBorders>
           </w:tcPr>
           <w:p>
             <w:pPr>
@@ -1023,6 +1382,12 @@
         <w:tc>
           <w:tcPr>
             <w:tcW w:w="1502" w:type="dxa"/>
+            <w:tcBorders>
+              <w:top w:val="single" w:sz="12" w:space="0" w:color="auto"/>
+              <w:left w:val="single" w:sz="12" w:space="0" w:color="auto"/>
+              <w:bottom w:val="single" w:sz="12" w:space="0" w:color="auto"/>
+              <w:right w:val="single" w:sz="12" w:space="0" w:color="auto"/>
+            </w:tcBorders>
           </w:tcPr>
           <w:p>
             <w:pPr>
@@ -1043,6 +1408,12 @@
         <w:tc>
           <w:tcPr>
             <w:tcW w:w="1502" w:type="dxa"/>
+            <w:tcBorders>
+              <w:top w:val="single" w:sz="12" w:space="0" w:color="auto"/>
+              <w:left w:val="single" w:sz="12" w:space="0" w:color="auto"/>
+              <w:bottom w:val="single" w:sz="12" w:space="0" w:color="auto"/>
+              <w:right w:val="single" w:sz="12" w:space="0" w:color="auto"/>
+            </w:tcBorders>
           </w:tcPr>
           <w:p>
             <w:pPr>
@@ -1062,6 +1433,12 @@
         <w:tc>
           <w:tcPr>
             <w:tcW w:w="1503" w:type="dxa"/>
+            <w:tcBorders>
+              <w:top w:val="single" w:sz="12" w:space="0" w:color="auto"/>
+              <w:left w:val="single" w:sz="12" w:space="0" w:color="auto"/>
+              <w:bottom w:val="single" w:sz="12" w:space="0" w:color="auto"/>
+              <w:right w:val="single" w:sz="12" w:space="0" w:color="auto"/>
+            </w:tcBorders>
           </w:tcPr>
           <w:p>
             <w:pPr>
@@ -1081,6 +1458,12 @@
         <w:tc>
           <w:tcPr>
             <w:tcW w:w="1503" w:type="dxa"/>
+            <w:tcBorders>
+              <w:top w:val="single" w:sz="12" w:space="0" w:color="auto"/>
+              <w:left w:val="single" w:sz="12" w:space="0" w:color="auto"/>
+              <w:bottom w:val="single" w:sz="12" w:space="0" w:color="auto"/>
+              <w:right w:val="single" w:sz="12" w:space="0" w:color="auto"/>
+            </w:tcBorders>
           </w:tcPr>
           <w:p>
             <w:pPr>
@@ -1100,6 +1483,12 @@
         <w:tc>
           <w:tcPr>
             <w:tcW w:w="1503" w:type="dxa"/>
+            <w:tcBorders>
+              <w:top w:val="single" w:sz="12" w:space="0" w:color="auto"/>
+              <w:left w:val="single" w:sz="12" w:space="0" w:color="auto"/>
+              <w:bottom w:val="single" w:sz="12" w:space="0" w:color="auto"/>
+              <w:right w:val="single" w:sz="12" w:space="0" w:color="auto"/>
+            </w:tcBorders>
           </w:tcPr>
           <w:p>
             <w:pPr>
@@ -1119,6 +1508,12 @@
         <w:tc>
           <w:tcPr>
             <w:tcW w:w="1503" w:type="dxa"/>
+            <w:tcBorders>
+              <w:top w:val="single" w:sz="12" w:space="0" w:color="auto"/>
+              <w:left w:val="single" w:sz="12" w:space="0" w:color="auto"/>
+              <w:bottom w:val="single" w:sz="12" w:space="0" w:color="auto"/>
+              <w:right w:val="single" w:sz="12" w:space="0" w:color="auto"/>
+            </w:tcBorders>
           </w:tcPr>
           <w:p>
             <w:pPr>
@@ -1140,6 +1535,12 @@
         <w:tc>
           <w:tcPr>
             <w:tcW w:w="1502" w:type="dxa"/>
+            <w:tcBorders>
+              <w:top w:val="single" w:sz="12" w:space="0" w:color="auto"/>
+              <w:left w:val="single" w:sz="12" w:space="0" w:color="auto"/>
+              <w:bottom w:val="single" w:sz="12" w:space="0" w:color="auto"/>
+              <w:right w:val="single" w:sz="12" w:space="0" w:color="auto"/>
+            </w:tcBorders>
           </w:tcPr>
           <w:p>
             <w:pPr>
@@ -1160,6 +1561,12 @@
         <w:tc>
           <w:tcPr>
             <w:tcW w:w="1502" w:type="dxa"/>
+            <w:tcBorders>
+              <w:top w:val="single" w:sz="12" w:space="0" w:color="auto"/>
+              <w:left w:val="single" w:sz="12" w:space="0" w:color="auto"/>
+              <w:bottom w:val="single" w:sz="12" w:space="0" w:color="auto"/>
+              <w:right w:val="single" w:sz="12" w:space="0" w:color="auto"/>
+            </w:tcBorders>
           </w:tcPr>
           <w:p>
             <w:pPr>
@@ -1185,6 +1592,12 @@
         <w:tc>
           <w:tcPr>
             <w:tcW w:w="1503" w:type="dxa"/>
+            <w:tcBorders>
+              <w:top w:val="single" w:sz="12" w:space="0" w:color="auto"/>
+              <w:left w:val="single" w:sz="12" w:space="0" w:color="auto"/>
+              <w:bottom w:val="single" w:sz="12" w:space="0" w:color="auto"/>
+              <w:right w:val="single" w:sz="12" w:space="0" w:color="auto"/>
+            </w:tcBorders>
           </w:tcPr>
           <w:p>
             <w:pPr>
@@ -1204,6 +1617,12 @@
         <w:tc>
           <w:tcPr>
             <w:tcW w:w="1503" w:type="dxa"/>
+            <w:tcBorders>
+              <w:top w:val="single" w:sz="12" w:space="0" w:color="auto"/>
+              <w:left w:val="single" w:sz="12" w:space="0" w:color="auto"/>
+              <w:bottom w:val="single" w:sz="12" w:space="0" w:color="auto"/>
+              <w:right w:val="single" w:sz="12" w:space="0" w:color="auto"/>
+            </w:tcBorders>
           </w:tcPr>
           <w:p>
             <w:pPr>
@@ -1223,6 +1642,12 @@
         <w:tc>
           <w:tcPr>
             <w:tcW w:w="1503" w:type="dxa"/>
+            <w:tcBorders>
+              <w:top w:val="single" w:sz="12" w:space="0" w:color="auto"/>
+              <w:left w:val="single" w:sz="12" w:space="0" w:color="auto"/>
+              <w:bottom w:val="single" w:sz="12" w:space="0" w:color="auto"/>
+              <w:right w:val="single" w:sz="12" w:space="0" w:color="auto"/>
+            </w:tcBorders>
           </w:tcPr>
           <w:p>
             <w:pPr>
@@ -1242,6 +1667,12 @@
         <w:tc>
           <w:tcPr>
             <w:tcW w:w="1503" w:type="dxa"/>
+            <w:tcBorders>
+              <w:top w:val="single" w:sz="12" w:space="0" w:color="auto"/>
+              <w:left w:val="single" w:sz="12" w:space="0" w:color="auto"/>
+              <w:bottom w:val="single" w:sz="12" w:space="0" w:color="auto"/>
+              <w:right w:val="single" w:sz="12" w:space="0" w:color="auto"/>
+            </w:tcBorders>
           </w:tcPr>
           <w:p>
             <w:pPr>
@@ -1263,6 +1694,12 @@
         <w:tc>
           <w:tcPr>
             <w:tcW w:w="1502" w:type="dxa"/>
+            <w:tcBorders>
+              <w:top w:val="single" w:sz="12" w:space="0" w:color="auto"/>
+              <w:left w:val="single" w:sz="12" w:space="0" w:color="auto"/>
+              <w:bottom w:val="single" w:sz="12" w:space="0" w:color="auto"/>
+              <w:right w:val="single" w:sz="12" w:space="0" w:color="auto"/>
+            </w:tcBorders>
           </w:tcPr>
           <w:p>
             <w:pPr>
@@ -1283,6 +1720,12 @@
         <w:tc>
           <w:tcPr>
             <w:tcW w:w="1502" w:type="dxa"/>
+            <w:tcBorders>
+              <w:top w:val="single" w:sz="12" w:space="0" w:color="auto"/>
+              <w:left w:val="single" w:sz="12" w:space="0" w:color="auto"/>
+              <w:bottom w:val="single" w:sz="12" w:space="0" w:color="auto"/>
+              <w:right w:val="single" w:sz="12" w:space="0" w:color="auto"/>
+            </w:tcBorders>
           </w:tcPr>
           <w:p>
             <w:pPr>
@@ -1302,6 +1745,12 @@
         <w:tc>
           <w:tcPr>
             <w:tcW w:w="1503" w:type="dxa"/>
+            <w:tcBorders>
+              <w:top w:val="single" w:sz="12" w:space="0" w:color="auto"/>
+              <w:left w:val="single" w:sz="12" w:space="0" w:color="auto"/>
+              <w:bottom w:val="single" w:sz="12" w:space="0" w:color="auto"/>
+              <w:right w:val="single" w:sz="12" w:space="0" w:color="auto"/>
+            </w:tcBorders>
           </w:tcPr>
           <w:p>
             <w:pPr>
@@ -1321,6 +1770,12 @@
         <w:tc>
           <w:tcPr>
             <w:tcW w:w="1503" w:type="dxa"/>
+            <w:tcBorders>
+              <w:top w:val="single" w:sz="12" w:space="0" w:color="auto"/>
+              <w:left w:val="single" w:sz="12" w:space="0" w:color="auto"/>
+              <w:bottom w:val="single" w:sz="12" w:space="0" w:color="auto"/>
+              <w:right w:val="single" w:sz="12" w:space="0" w:color="auto"/>
+            </w:tcBorders>
           </w:tcPr>
           <w:p>
             <w:pPr>
@@ -1340,6 +1795,12 @@
         <w:tc>
           <w:tcPr>
             <w:tcW w:w="1503" w:type="dxa"/>
+            <w:tcBorders>
+              <w:top w:val="single" w:sz="12" w:space="0" w:color="auto"/>
+              <w:left w:val="single" w:sz="12" w:space="0" w:color="auto"/>
+              <w:bottom w:val="single" w:sz="12" w:space="0" w:color="auto"/>
+              <w:right w:val="single" w:sz="12" w:space="0" w:color="auto"/>
+            </w:tcBorders>
           </w:tcPr>
           <w:p>
             <w:pPr>
@@ -1359,6 +1820,12 @@
         <w:tc>
           <w:tcPr>
             <w:tcW w:w="1503" w:type="dxa"/>
+            <w:tcBorders>
+              <w:top w:val="single" w:sz="12" w:space="0" w:color="auto"/>
+              <w:left w:val="single" w:sz="12" w:space="0" w:color="auto"/>
+              <w:bottom w:val="single" w:sz="12" w:space="0" w:color="auto"/>
+              <w:right w:val="single" w:sz="12" w:space="0" w:color="auto"/>
+            </w:tcBorders>
           </w:tcPr>
           <w:p>
             <w:pPr>
@@ -1380,6 +1847,12 @@
         <w:tc>
           <w:tcPr>
             <w:tcW w:w="1502" w:type="dxa"/>
+            <w:tcBorders>
+              <w:top w:val="single" w:sz="12" w:space="0" w:color="auto"/>
+              <w:left w:val="single" w:sz="12" w:space="0" w:color="auto"/>
+              <w:bottom w:val="single" w:sz="12" w:space="0" w:color="auto"/>
+              <w:right w:val="single" w:sz="12" w:space="0" w:color="auto"/>
+            </w:tcBorders>
           </w:tcPr>
           <w:p>
             <w:pPr>
@@ -1400,6 +1873,12 @@
         <w:tc>
           <w:tcPr>
             <w:tcW w:w="1502" w:type="dxa"/>
+            <w:tcBorders>
+              <w:top w:val="single" w:sz="12" w:space="0" w:color="auto"/>
+              <w:left w:val="single" w:sz="12" w:space="0" w:color="auto"/>
+              <w:bottom w:val="single" w:sz="12" w:space="0" w:color="auto"/>
+              <w:right w:val="single" w:sz="12" w:space="0" w:color="auto"/>
+            </w:tcBorders>
           </w:tcPr>
           <w:p>
             <w:pPr>
@@ -1425,6 +1904,12 @@
         <w:tc>
           <w:tcPr>
             <w:tcW w:w="1503" w:type="dxa"/>
+            <w:tcBorders>
+              <w:top w:val="single" w:sz="12" w:space="0" w:color="auto"/>
+              <w:left w:val="single" w:sz="12" w:space="0" w:color="auto"/>
+              <w:bottom w:val="single" w:sz="12" w:space="0" w:color="auto"/>
+              <w:right w:val="single" w:sz="12" w:space="0" w:color="auto"/>
+            </w:tcBorders>
           </w:tcPr>
           <w:p>
             <w:pPr>
@@ -1444,6 +1929,12 @@
         <w:tc>
           <w:tcPr>
             <w:tcW w:w="1503" w:type="dxa"/>
+            <w:tcBorders>
+              <w:top w:val="single" w:sz="12" w:space="0" w:color="auto"/>
+              <w:left w:val="single" w:sz="12" w:space="0" w:color="auto"/>
+              <w:bottom w:val="single" w:sz="12" w:space="0" w:color="auto"/>
+              <w:right w:val="single" w:sz="12" w:space="0" w:color="auto"/>
+            </w:tcBorders>
           </w:tcPr>
           <w:p>
             <w:pPr>
@@ -1463,6 +1954,12 @@
         <w:tc>
           <w:tcPr>
             <w:tcW w:w="1503" w:type="dxa"/>
+            <w:tcBorders>
+              <w:top w:val="single" w:sz="12" w:space="0" w:color="auto"/>
+              <w:left w:val="single" w:sz="12" w:space="0" w:color="auto"/>
+              <w:bottom w:val="single" w:sz="12" w:space="0" w:color="auto"/>
+              <w:right w:val="single" w:sz="12" w:space="0" w:color="auto"/>
+            </w:tcBorders>
           </w:tcPr>
           <w:p>
             <w:pPr>
@@ -1482,6 +1979,12 @@
         <w:tc>
           <w:tcPr>
             <w:tcW w:w="1503" w:type="dxa"/>
+            <w:tcBorders>
+              <w:top w:val="single" w:sz="12" w:space="0" w:color="auto"/>
+              <w:left w:val="single" w:sz="12" w:space="0" w:color="auto"/>
+              <w:bottom w:val="single" w:sz="12" w:space="0" w:color="auto"/>
+              <w:right w:val="single" w:sz="12" w:space="0" w:color="auto"/>
+            </w:tcBorders>
           </w:tcPr>
           <w:p>
             <w:pPr>
@@ -1510,8 +2013,7 @@
     <w:p>
       <w:pPr>
         <w:rPr>
-          <w:rFonts w:asciiTheme="majorBidi" w:hAnsiTheme="majorBidi" w:cstheme="majorBidi" w:hint="cs"/>
-          <w:rtl/>
+          <w:rFonts w:asciiTheme="majorBidi" w:hAnsiTheme="majorBidi" w:cstheme="majorBidi"/>
         </w:rPr>
       </w:pPr>
       <w:r>
@@ -1567,7 +2069,21 @@
           <w:rFonts w:asciiTheme="majorBidi" w:hAnsiTheme="majorBidi" w:cstheme="majorBidi" w:hint="cs"/>
           <w:rtl/>
         </w:rPr>
-        <w:t xml:space="preserve">לאחר מכן, נמחק את המינימום פעם אחת ובמהלך פעולה זו מתבצע </w:t>
+        <w:t xml:space="preserve">לאחר מכן, </w:t>
+      </w:r>
+      <w:r>
+        <w:rPr>
+          <w:rFonts w:asciiTheme="majorBidi" w:hAnsiTheme="majorBidi" w:cstheme="majorBidi" w:hint="cs"/>
+          <w:rtl/>
+        </w:rPr>
+        <w:t xml:space="preserve">מוחקים </w:t>
+      </w:r>
+      <w:r>
+        <w:rPr>
+          <w:rFonts w:asciiTheme="majorBidi" w:hAnsiTheme="majorBidi" w:cstheme="majorBidi" w:hint="cs"/>
+          <w:rtl/>
+        </w:rPr>
+        <w:t xml:space="preserve"> את המינימום פעם אחת ובמהלך פעולה זו מתבצע </w:t>
       </w:r>
       <w:r>
         <w:rPr>
@@ -1593,7 +2109,27 @@
           <w:rFonts w:asciiTheme="majorBidi" w:hAnsiTheme="majorBidi" w:cstheme="majorBidi" w:hint="cs"/>
           <w:rtl/>
         </w:rPr>
-        <w:t xml:space="preserve"> (מעבר על כל העצים וחיבור עצים מאותה דרגה עד שכל העצים הם מדרגה שונה). סך הכל נקבל סיבוכיות </w:t>
+        <w:t xml:space="preserve"> (מעבר על כל </w:t>
+      </w:r>
+      <w:r>
+        <w:rPr>
+          <w:rFonts w:asciiTheme="majorBidi" w:hAnsiTheme="majorBidi" w:cstheme="majorBidi"/>
+        </w:rPr>
+        <w:t>n – 1</w:t>
+      </w:r>
+      <w:r>
+        <w:rPr>
+          <w:rFonts w:asciiTheme="majorBidi" w:hAnsiTheme="majorBidi" w:cstheme="majorBidi" w:hint="cs"/>
+          <w:rtl/>
+        </w:rPr>
+        <w:t xml:space="preserve"> </w:t>
+      </w:r>
+      <w:r>
+        <w:rPr>
+          <w:rFonts w:asciiTheme="majorBidi" w:hAnsiTheme="majorBidi" w:cstheme="majorBidi" w:hint="cs"/>
+          <w:rtl/>
+        </w:rPr>
+        <w:t xml:space="preserve">העצים וחיבור עצים מאותה דרגה עד שכל העצים הם מדרגה שונה). סך הכל נקבל סיבוכיות </w:t>
       </w:r>
       <w:r>
         <w:rPr>
@@ -1614,6 +2150,72 @@
         <w:rPr>
           <w:rFonts w:asciiTheme="majorBidi" w:hAnsiTheme="majorBidi" w:cstheme="majorBidi"/>
           <w:rtl/>
+        </w:rPr>
+      </w:pPr>
+      <w:r>
+        <w:rPr>
+          <w:rFonts w:asciiTheme="majorBidi" w:hAnsiTheme="majorBidi" w:cstheme="majorBidi" w:hint="cs"/>
+          <w:rtl/>
+        </w:rPr>
+        <w:t xml:space="preserve">סדר ההכנסה אינו משפיע על המדידות. בהכנסה נקבל לכל סדר הכנסה </w:t>
+      </w:r>
+      <w:r>
+        <w:rPr>
+          <w:rFonts w:asciiTheme="majorBidi" w:hAnsiTheme="majorBidi" w:cstheme="majorBidi"/>
+        </w:rPr>
+        <w:t>n</w:t>
+      </w:r>
+      <w:r>
+        <w:rPr>
+          <w:rFonts w:asciiTheme="majorBidi" w:hAnsiTheme="majorBidi" w:cstheme="majorBidi" w:hint="cs"/>
+          <w:rtl/>
+        </w:rPr>
+        <w:t xml:space="preserve"> עצים מדרגה 0. מכיוון שמוחקים את המינימום פעם אחת בלבד, והמינימום בהכרח עץ מדרגה 0, לא מתבצעים חיתוכים ולכן בהכרח נקבל </w:t>
+      </w:r>
+      <w:r>
+        <w:rPr>
+          <w:rFonts w:asciiTheme="majorBidi" w:hAnsiTheme="majorBidi" w:cstheme="majorBidi"/>
+        </w:rPr>
+        <w:t>n – 1</w:t>
+      </w:r>
+      <w:r>
+        <w:rPr>
+          <w:rFonts w:asciiTheme="majorBidi" w:hAnsiTheme="majorBidi" w:cstheme="majorBidi" w:hint="cs"/>
+          <w:rtl/>
+        </w:rPr>
+        <w:t xml:space="preserve"> עצים מדרגה 0. כלומר, תמיד נבצע </w:t>
+      </w:r>
+      <w:r>
+        <w:rPr>
+          <w:rFonts w:asciiTheme="majorBidi" w:hAnsiTheme="majorBidi" w:cstheme="majorBidi"/>
+        </w:rPr>
+        <w:t>successive linking</w:t>
+      </w:r>
+      <w:r>
+        <w:rPr>
+          <w:rFonts w:asciiTheme="majorBidi" w:hAnsiTheme="majorBidi" w:cstheme="majorBidi" w:hint="cs"/>
+          <w:rtl/>
+        </w:rPr>
+        <w:t xml:space="preserve"> על ערימה עם </w:t>
+      </w:r>
+      <w:r>
+        <w:rPr>
+          <w:rFonts w:asciiTheme="majorBidi" w:hAnsiTheme="majorBidi" w:cstheme="majorBidi"/>
+        </w:rPr>
+        <w:t>n – 1</w:t>
+      </w:r>
+      <w:r>
+        <w:rPr>
+          <w:rFonts w:asciiTheme="majorBidi" w:hAnsiTheme="majorBidi" w:cstheme="majorBidi" w:hint="cs"/>
+          <w:rtl/>
+        </w:rPr>
+        <w:t xml:space="preserve"> עצים מדרגה 0 ונקבל בסוף ערימה בעלת מבנה עצים זהה בכל פעם.</w:t>
+      </w:r>
+    </w:p>
+    <w:p>
+      <w:pPr>
+        <w:rPr>
+          <w:rFonts w:asciiTheme="majorBidi" w:hAnsiTheme="majorBidi" w:cstheme="majorBidi"/>
         </w:rPr>
       </w:pPr>
     </w:p>
@@ -1640,17 +2242,23 @@
         <w:tblLook w:val="04A0" w:firstRow="1" w:lastRow="0" w:firstColumn="1" w:lastColumn="0" w:noHBand="0" w:noVBand="1"/>
       </w:tblPr>
       <w:tblGrid>
-        <w:gridCol w:w="1502"/>
-        <w:gridCol w:w="1502"/>
-        <w:gridCol w:w="1503"/>
-        <w:gridCol w:w="1503"/>
-        <w:gridCol w:w="1503"/>
-        <w:gridCol w:w="1503"/>
+        <w:gridCol w:w="1496"/>
+        <w:gridCol w:w="1500"/>
+        <w:gridCol w:w="1500"/>
+        <w:gridCol w:w="1501"/>
+        <w:gridCol w:w="1501"/>
+        <w:gridCol w:w="1498"/>
       </w:tblGrid>
       <w:tr>
         <w:tc>
           <w:tcPr>
             <w:tcW w:w="1502" w:type="dxa"/>
+            <w:tcBorders>
+              <w:top w:val="single" w:sz="12" w:space="0" w:color="auto"/>
+              <w:left w:val="single" w:sz="12" w:space="0" w:color="auto"/>
+              <w:bottom w:val="single" w:sz="12" w:space="0" w:color="auto"/>
+              <w:right w:val="single" w:sz="12" w:space="0" w:color="auto"/>
+            </w:tcBorders>
           </w:tcPr>
           <w:p>
             <w:pPr>
@@ -1677,6 +2285,12 @@
         <w:tc>
           <w:tcPr>
             <w:tcW w:w="1502" w:type="dxa"/>
+            <w:tcBorders>
+              <w:top w:val="single" w:sz="12" w:space="0" w:color="auto"/>
+              <w:left w:val="single" w:sz="12" w:space="0" w:color="auto"/>
+              <w:bottom w:val="single" w:sz="12" w:space="0" w:color="auto"/>
+              <w:right w:val="single" w:sz="12" w:space="0" w:color="auto"/>
+            </w:tcBorders>
           </w:tcPr>
           <w:p>
             <w:pPr>
@@ -1697,6 +2311,12 @@
         <w:tc>
           <w:tcPr>
             <w:tcW w:w="1503" w:type="dxa"/>
+            <w:tcBorders>
+              <w:top w:val="single" w:sz="12" w:space="0" w:color="auto"/>
+              <w:left w:val="single" w:sz="12" w:space="0" w:color="auto"/>
+              <w:bottom w:val="single" w:sz="12" w:space="0" w:color="auto"/>
+              <w:right w:val="single" w:sz="12" w:space="0" w:color="auto"/>
+            </w:tcBorders>
           </w:tcPr>
           <w:p>
             <w:pPr>
@@ -1717,6 +2337,12 @@
         <w:tc>
           <w:tcPr>
             <w:tcW w:w="1503" w:type="dxa"/>
+            <w:tcBorders>
+              <w:top w:val="single" w:sz="12" w:space="0" w:color="auto"/>
+              <w:left w:val="single" w:sz="12" w:space="0" w:color="auto"/>
+              <w:bottom w:val="single" w:sz="12" w:space="0" w:color="auto"/>
+              <w:right w:val="single" w:sz="12" w:space="0" w:color="auto"/>
+            </w:tcBorders>
           </w:tcPr>
           <w:p>
             <w:pPr>
@@ -1737,6 +2363,12 @@
         <w:tc>
           <w:tcPr>
             <w:tcW w:w="1503" w:type="dxa"/>
+            <w:tcBorders>
+              <w:top w:val="single" w:sz="12" w:space="0" w:color="auto"/>
+              <w:left w:val="single" w:sz="12" w:space="0" w:color="auto"/>
+              <w:bottom w:val="single" w:sz="12" w:space="0" w:color="auto"/>
+              <w:right w:val="single" w:sz="12" w:space="0" w:color="auto"/>
+            </w:tcBorders>
           </w:tcPr>
           <w:p>
             <w:pPr>
@@ -1757,6 +2389,12 @@
         <w:tc>
           <w:tcPr>
             <w:tcW w:w="1503" w:type="dxa"/>
+            <w:tcBorders>
+              <w:top w:val="single" w:sz="12" w:space="0" w:color="auto"/>
+              <w:left w:val="single" w:sz="12" w:space="0" w:color="auto"/>
+              <w:bottom w:val="single" w:sz="12" w:space="0" w:color="auto"/>
+              <w:right w:val="single" w:sz="12" w:space="0" w:color="auto"/>
+            </w:tcBorders>
           </w:tcPr>
           <w:p>
             <w:pPr>
@@ -1779,6 +2417,12 @@
         <w:tc>
           <w:tcPr>
             <w:tcW w:w="1502" w:type="dxa"/>
+            <w:tcBorders>
+              <w:top w:val="single" w:sz="12" w:space="0" w:color="auto"/>
+              <w:left w:val="single" w:sz="12" w:space="0" w:color="auto"/>
+              <w:bottom w:val="single" w:sz="12" w:space="0" w:color="auto"/>
+              <w:right w:val="single" w:sz="12" w:space="0" w:color="auto"/>
+            </w:tcBorders>
           </w:tcPr>
           <w:p>
             <w:pPr>
@@ -1799,6 +2443,12 @@
         <w:tc>
           <w:tcPr>
             <w:tcW w:w="1502" w:type="dxa"/>
+            <w:tcBorders>
+              <w:top w:val="single" w:sz="12" w:space="0" w:color="auto"/>
+              <w:left w:val="single" w:sz="12" w:space="0" w:color="auto"/>
+              <w:bottom w:val="single" w:sz="12" w:space="0" w:color="auto"/>
+              <w:right w:val="single" w:sz="12" w:space="0" w:color="auto"/>
+            </w:tcBorders>
           </w:tcPr>
           <w:p>
             <w:pPr>
@@ -1824,6 +2474,12 @@
         <w:tc>
           <w:tcPr>
             <w:tcW w:w="1503" w:type="dxa"/>
+            <w:tcBorders>
+              <w:top w:val="single" w:sz="12" w:space="0" w:color="auto"/>
+              <w:left w:val="single" w:sz="12" w:space="0" w:color="auto"/>
+              <w:bottom w:val="single" w:sz="12" w:space="0" w:color="auto"/>
+              <w:right w:val="single" w:sz="12" w:space="0" w:color="auto"/>
+            </w:tcBorders>
           </w:tcPr>
           <w:p>
             <w:pPr>
@@ -1843,6 +2499,12 @@
         <w:tc>
           <w:tcPr>
             <w:tcW w:w="1503" w:type="dxa"/>
+            <w:tcBorders>
+              <w:top w:val="single" w:sz="12" w:space="0" w:color="auto"/>
+              <w:left w:val="single" w:sz="12" w:space="0" w:color="auto"/>
+              <w:bottom w:val="single" w:sz="12" w:space="0" w:color="auto"/>
+              <w:right w:val="single" w:sz="12" w:space="0" w:color="auto"/>
+            </w:tcBorders>
           </w:tcPr>
           <w:p>
             <w:pPr>
@@ -1868,6 +2530,12 @@
         <w:tc>
           <w:tcPr>
             <w:tcW w:w="1503" w:type="dxa"/>
+            <w:tcBorders>
+              <w:top w:val="single" w:sz="12" w:space="0" w:color="auto"/>
+              <w:left w:val="single" w:sz="12" w:space="0" w:color="auto"/>
+              <w:bottom w:val="single" w:sz="12" w:space="0" w:color="auto"/>
+              <w:right w:val="single" w:sz="12" w:space="0" w:color="auto"/>
+            </w:tcBorders>
           </w:tcPr>
           <w:p>
             <w:pPr>
@@ -1893,6 +2561,12 @@
         <w:tc>
           <w:tcPr>
             <w:tcW w:w="1503" w:type="dxa"/>
+            <w:tcBorders>
+              <w:top w:val="single" w:sz="12" w:space="0" w:color="auto"/>
+              <w:left w:val="single" w:sz="12" w:space="0" w:color="auto"/>
+              <w:bottom w:val="single" w:sz="12" w:space="0" w:color="auto"/>
+              <w:right w:val="single" w:sz="12" w:space="0" w:color="auto"/>
+            </w:tcBorders>
           </w:tcPr>
           <w:p>
             <w:pPr>
@@ -1914,6 +2588,12 @@
         <w:tc>
           <w:tcPr>
             <w:tcW w:w="1502" w:type="dxa"/>
+            <w:tcBorders>
+              <w:top w:val="single" w:sz="12" w:space="0" w:color="auto"/>
+              <w:left w:val="single" w:sz="12" w:space="0" w:color="auto"/>
+              <w:bottom w:val="single" w:sz="12" w:space="0" w:color="auto"/>
+              <w:right w:val="single" w:sz="12" w:space="0" w:color="auto"/>
+            </w:tcBorders>
           </w:tcPr>
           <w:p>
             <w:pPr>
@@ -1934,6 +2614,12 @@
         <w:tc>
           <w:tcPr>
             <w:tcW w:w="1502" w:type="dxa"/>
+            <w:tcBorders>
+              <w:top w:val="single" w:sz="12" w:space="0" w:color="auto"/>
+              <w:left w:val="single" w:sz="12" w:space="0" w:color="auto"/>
+              <w:bottom w:val="single" w:sz="12" w:space="0" w:color="auto"/>
+              <w:right w:val="single" w:sz="12" w:space="0" w:color="auto"/>
+            </w:tcBorders>
           </w:tcPr>
           <w:p>
             <w:pPr>
@@ -1953,6 +2639,12 @@
         <w:tc>
           <w:tcPr>
             <w:tcW w:w="1503" w:type="dxa"/>
+            <w:tcBorders>
+              <w:top w:val="single" w:sz="12" w:space="0" w:color="auto"/>
+              <w:left w:val="single" w:sz="12" w:space="0" w:color="auto"/>
+              <w:bottom w:val="single" w:sz="12" w:space="0" w:color="auto"/>
+              <w:right w:val="single" w:sz="12" w:space="0" w:color="auto"/>
+            </w:tcBorders>
           </w:tcPr>
           <w:p>
             <w:pPr>
@@ -1972,6 +2664,12 @@
         <w:tc>
           <w:tcPr>
             <w:tcW w:w="1503" w:type="dxa"/>
+            <w:tcBorders>
+              <w:top w:val="single" w:sz="12" w:space="0" w:color="auto"/>
+              <w:left w:val="single" w:sz="12" w:space="0" w:color="auto"/>
+              <w:bottom w:val="single" w:sz="12" w:space="0" w:color="auto"/>
+              <w:right w:val="single" w:sz="12" w:space="0" w:color="auto"/>
+            </w:tcBorders>
           </w:tcPr>
           <w:p>
             <w:pPr>
@@ -2009,6 +2707,12 @@
         <w:tc>
           <w:tcPr>
             <w:tcW w:w="1503" w:type="dxa"/>
+            <w:tcBorders>
+              <w:top w:val="single" w:sz="12" w:space="0" w:color="auto"/>
+              <w:left w:val="single" w:sz="12" w:space="0" w:color="auto"/>
+              <w:bottom w:val="single" w:sz="12" w:space="0" w:color="auto"/>
+              <w:right w:val="single" w:sz="12" w:space="0" w:color="auto"/>
+            </w:tcBorders>
           </w:tcPr>
           <w:p>
             <w:pPr>
@@ -2046,6 +2750,12 @@
         <w:tc>
           <w:tcPr>
             <w:tcW w:w="1503" w:type="dxa"/>
+            <w:tcBorders>
+              <w:top w:val="single" w:sz="12" w:space="0" w:color="auto"/>
+              <w:left w:val="single" w:sz="12" w:space="0" w:color="auto"/>
+              <w:bottom w:val="single" w:sz="12" w:space="0" w:color="auto"/>
+              <w:right w:val="single" w:sz="12" w:space="0" w:color="auto"/>
+            </w:tcBorders>
           </w:tcPr>
           <w:p>
             <w:pPr>
@@ -2067,6 +2777,12 @@
         <w:tc>
           <w:tcPr>
             <w:tcW w:w="1502" w:type="dxa"/>
+            <w:tcBorders>
+              <w:top w:val="single" w:sz="12" w:space="0" w:color="auto"/>
+              <w:left w:val="single" w:sz="12" w:space="0" w:color="auto"/>
+              <w:bottom w:val="single" w:sz="12" w:space="0" w:color="auto"/>
+              <w:right w:val="single" w:sz="12" w:space="0" w:color="auto"/>
+            </w:tcBorders>
           </w:tcPr>
           <w:p>
             <w:pPr>
@@ -2087,6 +2803,12 @@
         <w:tc>
           <w:tcPr>
             <w:tcW w:w="1502" w:type="dxa"/>
+            <w:tcBorders>
+              <w:top w:val="single" w:sz="12" w:space="0" w:color="auto"/>
+              <w:left w:val="single" w:sz="12" w:space="0" w:color="auto"/>
+              <w:bottom w:val="single" w:sz="12" w:space="0" w:color="auto"/>
+              <w:right w:val="single" w:sz="12" w:space="0" w:color="auto"/>
+            </w:tcBorders>
           </w:tcPr>
           <w:p>
             <w:pPr>
@@ -2106,6 +2828,12 @@
         <w:tc>
           <w:tcPr>
             <w:tcW w:w="1503" w:type="dxa"/>
+            <w:tcBorders>
+              <w:top w:val="single" w:sz="12" w:space="0" w:color="auto"/>
+              <w:left w:val="single" w:sz="12" w:space="0" w:color="auto"/>
+              <w:bottom w:val="single" w:sz="12" w:space="0" w:color="auto"/>
+              <w:right w:val="single" w:sz="12" w:space="0" w:color="auto"/>
+            </w:tcBorders>
           </w:tcPr>
           <w:p>
             <w:pPr>
@@ -2125,6 +2853,12 @@
         <w:tc>
           <w:tcPr>
             <w:tcW w:w="1503" w:type="dxa"/>
+            <w:tcBorders>
+              <w:top w:val="single" w:sz="12" w:space="0" w:color="auto"/>
+              <w:left w:val="single" w:sz="12" w:space="0" w:color="auto"/>
+              <w:bottom w:val="single" w:sz="12" w:space="0" w:color="auto"/>
+              <w:right w:val="single" w:sz="12" w:space="0" w:color="auto"/>
+            </w:tcBorders>
           </w:tcPr>
           <w:p>
             <w:pPr>
@@ -2150,6 +2884,12 @@
         <w:tc>
           <w:tcPr>
             <w:tcW w:w="1503" w:type="dxa"/>
+            <w:tcBorders>
+              <w:top w:val="single" w:sz="12" w:space="0" w:color="auto"/>
+              <w:left w:val="single" w:sz="12" w:space="0" w:color="auto"/>
+              <w:bottom w:val="single" w:sz="12" w:space="0" w:color="auto"/>
+              <w:right w:val="single" w:sz="12" w:space="0" w:color="auto"/>
+            </w:tcBorders>
           </w:tcPr>
           <w:p>
             <w:pPr>
@@ -2175,6 +2915,12 @@
         <w:tc>
           <w:tcPr>
             <w:tcW w:w="1503" w:type="dxa"/>
+            <w:tcBorders>
+              <w:top w:val="single" w:sz="12" w:space="0" w:color="auto"/>
+              <w:left w:val="single" w:sz="12" w:space="0" w:color="auto"/>
+              <w:bottom w:val="single" w:sz="12" w:space="0" w:color="auto"/>
+              <w:right w:val="single" w:sz="12" w:space="0" w:color="auto"/>
+            </w:tcBorders>
           </w:tcPr>
           <w:p>
             <w:pPr>
@@ -2196,6 +2942,12 @@
         <w:tc>
           <w:tcPr>
             <w:tcW w:w="1502" w:type="dxa"/>
+            <w:tcBorders>
+              <w:top w:val="single" w:sz="12" w:space="0" w:color="auto"/>
+              <w:left w:val="single" w:sz="12" w:space="0" w:color="auto"/>
+              <w:bottom w:val="single" w:sz="12" w:space="0" w:color="auto"/>
+              <w:right w:val="single" w:sz="12" w:space="0" w:color="auto"/>
+            </w:tcBorders>
           </w:tcPr>
           <w:p>
             <w:pPr>
@@ -2216,6 +2968,12 @@
         <w:tc>
           <w:tcPr>
             <w:tcW w:w="1502" w:type="dxa"/>
+            <w:tcBorders>
+              <w:top w:val="single" w:sz="12" w:space="0" w:color="auto"/>
+              <w:left w:val="single" w:sz="12" w:space="0" w:color="auto"/>
+              <w:bottom w:val="single" w:sz="12" w:space="0" w:color="auto"/>
+              <w:right w:val="single" w:sz="12" w:space="0" w:color="auto"/>
+            </w:tcBorders>
           </w:tcPr>
           <w:p>
             <w:pPr>
@@ -2235,6 +2993,12 @@
         <w:tc>
           <w:tcPr>
             <w:tcW w:w="1503" w:type="dxa"/>
+            <w:tcBorders>
+              <w:top w:val="single" w:sz="12" w:space="0" w:color="auto"/>
+              <w:left w:val="single" w:sz="12" w:space="0" w:color="auto"/>
+              <w:bottom w:val="single" w:sz="12" w:space="0" w:color="auto"/>
+              <w:right w:val="single" w:sz="12" w:space="0" w:color="auto"/>
+            </w:tcBorders>
           </w:tcPr>
           <w:p>
             <w:pPr>
@@ -2254,6 +3018,12 @@
         <w:tc>
           <w:tcPr>
             <w:tcW w:w="1503" w:type="dxa"/>
+            <w:tcBorders>
+              <w:top w:val="single" w:sz="12" w:space="0" w:color="auto"/>
+              <w:left w:val="single" w:sz="12" w:space="0" w:color="auto"/>
+              <w:bottom w:val="single" w:sz="12" w:space="0" w:color="auto"/>
+              <w:right w:val="single" w:sz="12" w:space="0" w:color="auto"/>
+            </w:tcBorders>
           </w:tcPr>
           <w:p>
             <w:pPr>
@@ -2273,6 +3043,12 @@
         <w:tc>
           <w:tcPr>
             <w:tcW w:w="1503" w:type="dxa"/>
+            <w:tcBorders>
+              <w:top w:val="single" w:sz="12" w:space="0" w:color="auto"/>
+              <w:left w:val="single" w:sz="12" w:space="0" w:color="auto"/>
+              <w:bottom w:val="single" w:sz="12" w:space="0" w:color="auto"/>
+              <w:right w:val="single" w:sz="12" w:space="0" w:color="auto"/>
+            </w:tcBorders>
           </w:tcPr>
           <w:p>
             <w:pPr>
@@ -2292,6 +3068,12 @@
         <w:tc>
           <w:tcPr>
             <w:tcW w:w="1503" w:type="dxa"/>
+            <w:tcBorders>
+              <w:top w:val="single" w:sz="12" w:space="0" w:color="auto"/>
+              <w:left w:val="single" w:sz="12" w:space="0" w:color="auto"/>
+              <w:bottom w:val="single" w:sz="12" w:space="0" w:color="auto"/>
+              <w:right w:val="single" w:sz="12" w:space="0" w:color="auto"/>
+            </w:tcBorders>
           </w:tcPr>
           <w:p>
             <w:pPr>
@@ -2313,6 +3095,12 @@
         <w:tc>
           <w:tcPr>
             <w:tcW w:w="1502" w:type="dxa"/>
+            <w:tcBorders>
+              <w:top w:val="single" w:sz="12" w:space="0" w:color="auto"/>
+              <w:left w:val="single" w:sz="12" w:space="0" w:color="auto"/>
+              <w:bottom w:val="single" w:sz="12" w:space="0" w:color="auto"/>
+              <w:right w:val="single" w:sz="12" w:space="0" w:color="auto"/>
+            </w:tcBorders>
           </w:tcPr>
           <w:p>
             <w:pPr>
@@ -2333,66 +3121,131 @@
         <w:tc>
           <w:tcPr>
             <w:tcW w:w="1502" w:type="dxa"/>
-          </w:tcPr>
-          <w:p>
-            <w:pPr>
-              <w:rPr>
-                <w:rFonts w:asciiTheme="majorBidi" w:hAnsiTheme="majorBidi" w:cstheme="majorBidi"/>
-                <w:rtl/>
-              </w:rPr>
-            </w:pPr>
-          </w:p>
-        </w:tc>
-        <w:tc>
-          <w:tcPr>
-            <w:tcW w:w="1503" w:type="dxa"/>
-          </w:tcPr>
-          <w:p>
-            <w:pPr>
-              <w:rPr>
-                <w:rFonts w:asciiTheme="majorBidi" w:hAnsiTheme="majorBidi" w:cstheme="majorBidi"/>
-                <w:rtl/>
-              </w:rPr>
-            </w:pPr>
-          </w:p>
-        </w:tc>
-        <w:tc>
-          <w:tcPr>
-            <w:tcW w:w="1503" w:type="dxa"/>
-          </w:tcPr>
-          <w:p>
-            <w:pPr>
-              <w:rPr>
-                <w:rFonts w:asciiTheme="majorBidi" w:hAnsiTheme="majorBidi" w:cstheme="majorBidi"/>
-                <w:rtl/>
-              </w:rPr>
-            </w:pPr>
-          </w:p>
-        </w:tc>
-        <w:tc>
-          <w:tcPr>
-            <w:tcW w:w="1503" w:type="dxa"/>
-          </w:tcPr>
-          <w:p>
-            <w:pPr>
-              <w:rPr>
-                <w:rFonts w:asciiTheme="majorBidi" w:hAnsiTheme="majorBidi" w:cstheme="majorBidi"/>
-                <w:rtl/>
-              </w:rPr>
-            </w:pPr>
-          </w:p>
-        </w:tc>
-        <w:tc>
-          <w:tcPr>
-            <w:tcW w:w="1503" w:type="dxa"/>
-          </w:tcPr>
-          <w:p>
-            <w:pPr>
-              <w:rPr>
-                <w:rFonts w:asciiTheme="majorBidi" w:hAnsiTheme="majorBidi" w:cstheme="majorBidi"/>
-                <w:rtl/>
-              </w:rPr>
-            </w:pPr>
+            <w:tcBorders>
+              <w:top w:val="single" w:sz="12" w:space="0" w:color="auto"/>
+              <w:left w:val="single" w:sz="12" w:space="0" w:color="auto"/>
+              <w:bottom w:val="single" w:sz="12" w:space="0" w:color="auto"/>
+              <w:right w:val="single" w:sz="12" w:space="0" w:color="auto"/>
+            </w:tcBorders>
+          </w:tcPr>
+          <w:p>
+            <w:pPr>
+              <w:rPr>
+                <w:rFonts w:asciiTheme="majorBidi" w:hAnsiTheme="majorBidi" w:cstheme="majorBidi"/>
+                <w:rtl/>
+              </w:rPr>
+            </w:pPr>
+            <w:r>
+              <w:rPr>
+                <w:rFonts w:asciiTheme="majorBidi" w:hAnsiTheme="majorBidi" w:cs="Times New Roman"/>
+                <w:rtl/>
+              </w:rPr>
+              <w:t>339443.0</w:t>
+            </w:r>
+          </w:p>
+        </w:tc>
+        <w:tc>
+          <w:tcPr>
+            <w:tcW w:w="1503" w:type="dxa"/>
+            <w:tcBorders>
+              <w:top w:val="single" w:sz="12" w:space="0" w:color="auto"/>
+              <w:left w:val="single" w:sz="12" w:space="0" w:color="auto"/>
+              <w:bottom w:val="single" w:sz="12" w:space="0" w:color="auto"/>
+              <w:right w:val="single" w:sz="12" w:space="0" w:color="auto"/>
+            </w:tcBorders>
+          </w:tcPr>
+          <w:p>
+            <w:pPr>
+              <w:rPr>
+                <w:rFonts w:asciiTheme="majorBidi" w:hAnsiTheme="majorBidi" w:cstheme="majorBidi"/>
+                <w:rtl/>
+              </w:rPr>
+            </w:pPr>
+            <w:r>
+              <w:rPr>
+                <w:rFonts w:asciiTheme="majorBidi" w:hAnsiTheme="majorBidi" w:cs="Times New Roman"/>
+                <w:rtl/>
+              </w:rPr>
+              <w:t>265720.0</w:t>
+            </w:r>
+          </w:p>
+        </w:tc>
+        <w:tc>
+          <w:tcPr>
+            <w:tcW w:w="1503" w:type="dxa"/>
+            <w:tcBorders>
+              <w:top w:val="single" w:sz="12" w:space="0" w:color="auto"/>
+              <w:left w:val="single" w:sz="12" w:space="0" w:color="auto"/>
+              <w:bottom w:val="single" w:sz="12" w:space="0" w:color="auto"/>
+              <w:right w:val="single" w:sz="12" w:space="0" w:color="auto"/>
+            </w:tcBorders>
+          </w:tcPr>
+          <w:p>
+            <w:pPr>
+              <w:rPr>
+                <w:rFonts w:asciiTheme="majorBidi" w:hAnsiTheme="majorBidi" w:cstheme="majorBidi"/>
+                <w:rtl/>
+              </w:rPr>
+            </w:pPr>
+            <w:r>
+              <w:rPr>
+                <w:rFonts w:asciiTheme="majorBidi" w:hAnsiTheme="majorBidi" w:cs="Times New Roman"/>
+                <w:rtl/>
+              </w:rPr>
+              <w:t>4887961.9</w:t>
+            </w:r>
+          </w:p>
+        </w:tc>
+        <w:tc>
+          <w:tcPr>
+            <w:tcW w:w="1503" w:type="dxa"/>
+            <w:tcBorders>
+              <w:top w:val="single" w:sz="12" w:space="0" w:color="auto"/>
+              <w:left w:val="single" w:sz="12" w:space="0" w:color="auto"/>
+              <w:bottom w:val="single" w:sz="12" w:space="0" w:color="auto"/>
+              <w:right w:val="single" w:sz="12" w:space="0" w:color="auto"/>
+            </w:tcBorders>
+          </w:tcPr>
+          <w:p>
+            <w:pPr>
+              <w:rPr>
+                <w:rFonts w:asciiTheme="majorBidi" w:hAnsiTheme="majorBidi" w:cstheme="majorBidi"/>
+                <w:rtl/>
+              </w:rPr>
+            </w:pPr>
+            <w:r>
+              <w:rPr>
+                <w:rFonts w:asciiTheme="majorBidi" w:hAnsiTheme="majorBidi" w:cs="Times New Roman"/>
+                <w:rtl/>
+              </w:rPr>
+              <w:t>4622250.9</w:t>
+            </w:r>
+          </w:p>
+        </w:tc>
+        <w:tc>
+          <w:tcPr>
+            <w:tcW w:w="1503" w:type="dxa"/>
+            <w:tcBorders>
+              <w:top w:val="single" w:sz="12" w:space="0" w:color="auto"/>
+              <w:left w:val="single" w:sz="12" w:space="0" w:color="auto"/>
+              <w:bottom w:val="single" w:sz="12" w:space="0" w:color="auto"/>
+              <w:right w:val="single" w:sz="12" w:space="0" w:color="auto"/>
+            </w:tcBorders>
+          </w:tcPr>
+          <w:p>
+            <w:pPr>
+              <w:rPr>
+                <w:rFonts w:asciiTheme="majorBidi" w:hAnsiTheme="majorBidi" w:cstheme="majorBidi"/>
+                <w:rtl/>
+              </w:rPr>
+            </w:pPr>
+            <w:r>
+              <w:rPr>
+                <w:rFonts w:asciiTheme="majorBidi" w:hAnsiTheme="majorBidi" w:cs="Times New Roman"/>
+                <w:rtl/>
+              </w:rPr>
+              <w:t>9.0</w:t>
+            </w:r>
           </w:p>
         </w:tc>
       </w:tr>
@@ -2402,6 +3255,20 @@
         <w:rPr>
           <w:rFonts w:asciiTheme="majorBidi" w:hAnsiTheme="majorBidi" w:cstheme="majorBidi"/>
           <w:rtl/>
+        </w:rPr>
+      </w:pPr>
+    </w:p>
+    <w:p>
+      <w:pPr>
+        <w:rPr>
+          <w:rFonts w:asciiTheme="majorBidi" w:hAnsiTheme="majorBidi" w:cstheme="majorBidi"/>
+        </w:rPr>
+      </w:pPr>
+    </w:p>
+    <w:p>
+      <w:pPr>
+        <w:rPr>
+          <w:rFonts w:asciiTheme="majorBidi" w:hAnsiTheme="majorBidi" w:cstheme="majorBidi"/>
         </w:rPr>
       </w:pPr>
     </w:p>
@@ -2427,17 +3294,23 @@
         <w:tblLook w:val="04A0" w:firstRow="1" w:lastRow="0" w:firstColumn="1" w:lastColumn="0" w:noHBand="0" w:noVBand="1"/>
       </w:tblPr>
       <w:tblGrid>
-        <w:gridCol w:w="1502"/>
-        <w:gridCol w:w="1502"/>
-        <w:gridCol w:w="1503"/>
-        <w:gridCol w:w="1503"/>
-        <w:gridCol w:w="1503"/>
-        <w:gridCol w:w="1503"/>
+        <w:gridCol w:w="1498"/>
+        <w:gridCol w:w="1500"/>
+        <w:gridCol w:w="1499"/>
+        <w:gridCol w:w="1500"/>
+        <w:gridCol w:w="1501"/>
+        <w:gridCol w:w="1498"/>
       </w:tblGrid>
       <w:tr>
         <w:tc>
           <w:tcPr>
             <w:tcW w:w="1502" w:type="dxa"/>
+            <w:tcBorders>
+              <w:top w:val="single" w:sz="12" w:space="0" w:color="auto"/>
+              <w:left w:val="single" w:sz="12" w:space="0" w:color="auto"/>
+              <w:bottom w:val="single" w:sz="12" w:space="0" w:color="auto"/>
+              <w:right w:val="single" w:sz="12" w:space="0" w:color="auto"/>
+            </w:tcBorders>
           </w:tcPr>
           <w:p>
             <w:pPr>
@@ -2464,6 +3337,12 @@
         <w:tc>
           <w:tcPr>
             <w:tcW w:w="1502" w:type="dxa"/>
+            <w:tcBorders>
+              <w:top w:val="single" w:sz="12" w:space="0" w:color="auto"/>
+              <w:left w:val="single" w:sz="12" w:space="0" w:color="auto"/>
+              <w:bottom w:val="single" w:sz="12" w:space="0" w:color="auto"/>
+              <w:right w:val="single" w:sz="12" w:space="0" w:color="auto"/>
+            </w:tcBorders>
           </w:tcPr>
           <w:p>
             <w:pPr>
@@ -2484,6 +3363,12 @@
         <w:tc>
           <w:tcPr>
             <w:tcW w:w="1503" w:type="dxa"/>
+            <w:tcBorders>
+              <w:top w:val="single" w:sz="12" w:space="0" w:color="auto"/>
+              <w:left w:val="single" w:sz="12" w:space="0" w:color="auto"/>
+              <w:bottom w:val="single" w:sz="12" w:space="0" w:color="auto"/>
+              <w:right w:val="single" w:sz="12" w:space="0" w:color="auto"/>
+            </w:tcBorders>
           </w:tcPr>
           <w:p>
             <w:pPr>
@@ -2504,6 +3389,12 @@
         <w:tc>
           <w:tcPr>
             <w:tcW w:w="1503" w:type="dxa"/>
+            <w:tcBorders>
+              <w:top w:val="single" w:sz="12" w:space="0" w:color="auto"/>
+              <w:left w:val="single" w:sz="12" w:space="0" w:color="auto"/>
+              <w:bottom w:val="single" w:sz="12" w:space="0" w:color="auto"/>
+              <w:right w:val="single" w:sz="12" w:space="0" w:color="auto"/>
+            </w:tcBorders>
           </w:tcPr>
           <w:p>
             <w:pPr>
@@ -2524,6 +3415,12 @@
         <w:tc>
           <w:tcPr>
             <w:tcW w:w="1503" w:type="dxa"/>
+            <w:tcBorders>
+              <w:top w:val="single" w:sz="12" w:space="0" w:color="auto"/>
+              <w:left w:val="single" w:sz="12" w:space="0" w:color="auto"/>
+              <w:bottom w:val="single" w:sz="12" w:space="0" w:color="auto"/>
+              <w:right w:val="single" w:sz="12" w:space="0" w:color="auto"/>
+            </w:tcBorders>
           </w:tcPr>
           <w:p>
             <w:pPr>
@@ -2544,6 +3441,12 @@
         <w:tc>
           <w:tcPr>
             <w:tcW w:w="1503" w:type="dxa"/>
+            <w:tcBorders>
+              <w:top w:val="single" w:sz="12" w:space="0" w:color="auto"/>
+              <w:left w:val="single" w:sz="12" w:space="0" w:color="auto"/>
+              <w:bottom w:val="single" w:sz="12" w:space="0" w:color="auto"/>
+              <w:right w:val="single" w:sz="12" w:space="0" w:color="auto"/>
+            </w:tcBorders>
           </w:tcPr>
           <w:p>
             <w:pPr>
@@ -2566,6 +3469,11 @@
         <w:tc>
           <w:tcPr>
             <w:tcW w:w="1502" w:type="dxa"/>
+            <w:tcBorders>
+              <w:top w:val="single" w:sz="12" w:space="0" w:color="auto"/>
+              <w:left w:val="single" w:sz="12" w:space="0" w:color="auto"/>
+              <w:right w:val="single" w:sz="12" w:space="0" w:color="auto"/>
+            </w:tcBorders>
           </w:tcPr>
           <w:p>
             <w:pPr>
@@ -2586,66 +3494,126 @@
         <w:tc>
           <w:tcPr>
             <w:tcW w:w="1502" w:type="dxa"/>
-          </w:tcPr>
-          <w:p>
-            <w:pPr>
-              <w:rPr>
-                <w:rFonts w:asciiTheme="majorBidi" w:hAnsiTheme="majorBidi" w:cstheme="majorBidi"/>
-                <w:rtl/>
-              </w:rPr>
-            </w:pPr>
-          </w:p>
-        </w:tc>
-        <w:tc>
-          <w:tcPr>
-            <w:tcW w:w="1503" w:type="dxa"/>
-          </w:tcPr>
-          <w:p>
-            <w:pPr>
-              <w:rPr>
-                <w:rFonts w:asciiTheme="majorBidi" w:hAnsiTheme="majorBidi" w:cstheme="majorBidi"/>
-                <w:rtl/>
-              </w:rPr>
-            </w:pPr>
-          </w:p>
-        </w:tc>
-        <w:tc>
-          <w:tcPr>
-            <w:tcW w:w="1503" w:type="dxa"/>
-          </w:tcPr>
-          <w:p>
-            <w:pPr>
-              <w:rPr>
-                <w:rFonts w:asciiTheme="majorBidi" w:hAnsiTheme="majorBidi" w:cstheme="majorBidi"/>
-                <w:rtl/>
-              </w:rPr>
-            </w:pPr>
-          </w:p>
-        </w:tc>
-        <w:tc>
-          <w:tcPr>
-            <w:tcW w:w="1503" w:type="dxa"/>
-          </w:tcPr>
-          <w:p>
-            <w:pPr>
-              <w:rPr>
-                <w:rFonts w:asciiTheme="majorBidi" w:hAnsiTheme="majorBidi" w:cstheme="majorBidi"/>
-                <w:rtl/>
-              </w:rPr>
-            </w:pPr>
-          </w:p>
-        </w:tc>
-        <w:tc>
-          <w:tcPr>
-            <w:tcW w:w="1503" w:type="dxa"/>
-          </w:tcPr>
-          <w:p>
-            <w:pPr>
-              <w:rPr>
-                <w:rFonts w:asciiTheme="majorBidi" w:hAnsiTheme="majorBidi" w:cstheme="majorBidi"/>
-                <w:rtl/>
-              </w:rPr>
-            </w:pPr>
+            <w:tcBorders>
+              <w:top w:val="single" w:sz="12" w:space="0" w:color="auto"/>
+              <w:left w:val="single" w:sz="12" w:space="0" w:color="auto"/>
+              <w:right w:val="single" w:sz="12" w:space="0" w:color="auto"/>
+            </w:tcBorders>
+          </w:tcPr>
+          <w:p>
+            <w:pPr>
+              <w:rPr>
+                <w:rFonts w:asciiTheme="majorBidi" w:hAnsiTheme="majorBidi" w:cstheme="majorBidi"/>
+                <w:rtl/>
+              </w:rPr>
+            </w:pPr>
+            <w:r>
+              <w:rPr>
+                <w:rFonts w:asciiTheme="majorBidi" w:hAnsiTheme="majorBidi" w:cstheme="majorBidi"/>
+              </w:rPr>
+              <w:t>2.2</w:t>
+            </w:r>
+          </w:p>
+        </w:tc>
+        <w:tc>
+          <w:tcPr>
+            <w:tcW w:w="1503" w:type="dxa"/>
+            <w:tcBorders>
+              <w:top w:val="single" w:sz="12" w:space="0" w:color="auto"/>
+              <w:left w:val="single" w:sz="12" w:space="0" w:color="auto"/>
+              <w:right w:val="single" w:sz="12" w:space="0" w:color="auto"/>
+            </w:tcBorders>
+          </w:tcPr>
+          <w:p>
+            <w:pPr>
+              <w:rPr>
+                <w:rFonts w:asciiTheme="majorBidi" w:hAnsiTheme="majorBidi" w:cstheme="majorBidi"/>
+              </w:rPr>
+            </w:pPr>
+            <w:r>
+              <w:rPr>
+                <w:rFonts w:asciiTheme="majorBidi" w:hAnsiTheme="majorBidi" w:cstheme="majorBidi"/>
+              </w:rPr>
+              <w:t>31</w:t>
+            </w:r>
+            <w:r>
+              <w:rPr>
+                <w:rFonts w:asciiTheme="majorBidi" w:hAnsiTheme="majorBidi" w:cstheme="majorBidi"/>
+              </w:rPr>
+              <w:t>.0</w:t>
+            </w:r>
+          </w:p>
+        </w:tc>
+        <w:tc>
+          <w:tcPr>
+            <w:tcW w:w="1503" w:type="dxa"/>
+            <w:tcBorders>
+              <w:top w:val="single" w:sz="12" w:space="0" w:color="auto"/>
+              <w:left w:val="single" w:sz="12" w:space="0" w:color="auto"/>
+              <w:right w:val="single" w:sz="12" w:space="0" w:color="auto"/>
+            </w:tcBorders>
+          </w:tcPr>
+          <w:p>
+            <w:pPr>
+              <w:rPr>
+                <w:rFonts w:asciiTheme="majorBidi" w:hAnsiTheme="majorBidi" w:cstheme="majorBidi"/>
+                <w:rtl/>
+              </w:rPr>
+            </w:pPr>
+            <w:r>
+              <w:rPr>
+                <w:rFonts w:asciiTheme="majorBidi" w:hAnsiTheme="majorBidi" w:cstheme="majorBidi"/>
+              </w:rPr>
+              <w:t>6550.0</w:t>
+            </w:r>
+          </w:p>
+        </w:tc>
+        <w:tc>
+          <w:tcPr>
+            <w:tcW w:w="1503" w:type="dxa"/>
+            <w:tcBorders>
+              <w:top w:val="single" w:sz="12" w:space="0" w:color="auto"/>
+              <w:left w:val="single" w:sz="12" w:space="0" w:color="auto"/>
+              <w:right w:val="single" w:sz="12" w:space="0" w:color="auto"/>
+            </w:tcBorders>
+          </w:tcPr>
+          <w:p>
+            <w:pPr>
+              <w:rPr>
+                <w:rFonts w:asciiTheme="majorBidi" w:hAnsiTheme="majorBidi" w:cstheme="majorBidi"/>
+                <w:rtl/>
+              </w:rPr>
+            </w:pPr>
+            <w:r>
+              <w:rPr>
+                <w:rFonts w:asciiTheme="majorBidi" w:hAnsiTheme="majorBidi" w:cstheme="majorBidi"/>
+              </w:rPr>
+              <w:t>6549.75</w:t>
+            </w:r>
+          </w:p>
+        </w:tc>
+        <w:tc>
+          <w:tcPr>
+            <w:tcW w:w="1503" w:type="dxa"/>
+            <w:tcBorders>
+              <w:top w:val="single" w:sz="12" w:space="0" w:color="auto"/>
+              <w:left w:val="single" w:sz="12" w:space="0" w:color="auto"/>
+              <w:right w:val="single" w:sz="12" w:space="0" w:color="auto"/>
+            </w:tcBorders>
+          </w:tcPr>
+          <w:p>
+            <w:pPr>
+              <w:rPr>
+                <w:rFonts w:asciiTheme="majorBidi" w:hAnsiTheme="majorBidi" w:cstheme="majorBidi"/>
+                <w:rtl/>
+              </w:rPr>
+            </w:pPr>
+            <w:r>
+              <w:rPr>
+                <w:rFonts w:asciiTheme="majorBidi" w:hAnsiTheme="majorBidi" w:cstheme="majorBidi"/>
+              </w:rPr>
+              <w:t>30.75</w:t>
+            </w:r>
           </w:p>
         </w:tc>
       </w:tr>
@@ -2653,6 +3621,11 @@
         <w:tc>
           <w:tcPr>
             <w:tcW w:w="1502" w:type="dxa"/>
+            <w:tcBorders>
+              <w:top w:val="single" w:sz="12" w:space="0" w:color="auto"/>
+              <w:left w:val="single" w:sz="12" w:space="0" w:color="auto"/>
+              <w:right w:val="single" w:sz="12" w:space="0" w:color="auto"/>
+            </w:tcBorders>
           </w:tcPr>
           <w:p>
             <w:pPr>
@@ -2673,66 +3646,121 @@
         <w:tc>
           <w:tcPr>
             <w:tcW w:w="1502" w:type="dxa"/>
-          </w:tcPr>
-          <w:p>
-            <w:pPr>
-              <w:rPr>
-                <w:rFonts w:asciiTheme="majorBidi" w:hAnsiTheme="majorBidi" w:cstheme="majorBidi"/>
-                <w:rtl/>
-              </w:rPr>
-            </w:pPr>
-          </w:p>
-        </w:tc>
-        <w:tc>
-          <w:tcPr>
-            <w:tcW w:w="1503" w:type="dxa"/>
-          </w:tcPr>
-          <w:p>
-            <w:pPr>
-              <w:rPr>
-                <w:rFonts w:asciiTheme="majorBidi" w:hAnsiTheme="majorBidi" w:cstheme="majorBidi"/>
-                <w:rtl/>
-              </w:rPr>
-            </w:pPr>
-          </w:p>
-        </w:tc>
-        <w:tc>
-          <w:tcPr>
-            <w:tcW w:w="1503" w:type="dxa"/>
-          </w:tcPr>
-          <w:p>
-            <w:pPr>
-              <w:rPr>
-                <w:rFonts w:asciiTheme="majorBidi" w:hAnsiTheme="majorBidi" w:cstheme="majorBidi"/>
-                <w:rtl/>
-              </w:rPr>
-            </w:pPr>
-          </w:p>
-        </w:tc>
-        <w:tc>
-          <w:tcPr>
-            <w:tcW w:w="1503" w:type="dxa"/>
-          </w:tcPr>
-          <w:p>
-            <w:pPr>
-              <w:rPr>
-                <w:rFonts w:asciiTheme="majorBidi" w:hAnsiTheme="majorBidi" w:cstheme="majorBidi"/>
-                <w:rtl/>
-              </w:rPr>
-            </w:pPr>
-          </w:p>
-        </w:tc>
-        <w:tc>
-          <w:tcPr>
-            <w:tcW w:w="1503" w:type="dxa"/>
-          </w:tcPr>
-          <w:p>
-            <w:pPr>
-              <w:rPr>
-                <w:rFonts w:asciiTheme="majorBidi" w:hAnsiTheme="majorBidi" w:cstheme="majorBidi"/>
-                <w:rtl/>
-              </w:rPr>
-            </w:pPr>
+            <w:tcBorders>
+              <w:top w:val="single" w:sz="12" w:space="0" w:color="auto"/>
+              <w:left w:val="single" w:sz="12" w:space="0" w:color="auto"/>
+              <w:right w:val="single" w:sz="12" w:space="0" w:color="auto"/>
+            </w:tcBorders>
+          </w:tcPr>
+          <w:p>
+            <w:pPr>
+              <w:rPr>
+                <w:rFonts w:asciiTheme="majorBidi" w:hAnsiTheme="majorBidi" w:cstheme="majorBidi"/>
+                <w:rtl/>
+              </w:rPr>
+            </w:pPr>
+            <w:r>
+              <w:rPr>
+                <w:rFonts w:asciiTheme="majorBidi" w:hAnsiTheme="majorBidi" w:cstheme="majorBidi"/>
+              </w:rPr>
+              <w:t>4.7</w:t>
+            </w:r>
+          </w:p>
+        </w:tc>
+        <w:tc>
+          <w:tcPr>
+            <w:tcW w:w="1503" w:type="dxa"/>
+            <w:tcBorders>
+              <w:top w:val="single" w:sz="12" w:space="0" w:color="auto"/>
+              <w:left w:val="single" w:sz="12" w:space="0" w:color="auto"/>
+              <w:right w:val="single" w:sz="12" w:space="0" w:color="auto"/>
+            </w:tcBorders>
+          </w:tcPr>
+          <w:p>
+            <w:pPr>
+              <w:rPr>
+                <w:rFonts w:asciiTheme="majorBidi" w:hAnsiTheme="majorBidi" w:cstheme="majorBidi"/>
+                <w:rtl/>
+              </w:rPr>
+            </w:pPr>
+            <w:r>
+              <w:rPr>
+                <w:rFonts w:asciiTheme="majorBidi" w:hAnsiTheme="majorBidi" w:cstheme="majorBidi"/>
+              </w:rPr>
+              <w:t>31.0</w:t>
+            </w:r>
+          </w:p>
+        </w:tc>
+        <w:tc>
+          <w:tcPr>
+            <w:tcW w:w="1503" w:type="dxa"/>
+            <w:tcBorders>
+              <w:top w:val="single" w:sz="12" w:space="0" w:color="auto"/>
+              <w:left w:val="single" w:sz="12" w:space="0" w:color="auto"/>
+              <w:right w:val="single" w:sz="12" w:space="0" w:color="auto"/>
+            </w:tcBorders>
+          </w:tcPr>
+          <w:p>
+            <w:pPr>
+              <w:rPr>
+                <w:rFonts w:asciiTheme="majorBidi" w:hAnsiTheme="majorBidi" w:cstheme="majorBidi"/>
+                <w:rtl/>
+              </w:rPr>
+            </w:pPr>
+            <w:r>
+              <w:rPr>
+                <w:rFonts w:asciiTheme="majorBidi" w:hAnsiTheme="majorBidi" w:cstheme="majorBidi"/>
+              </w:rPr>
+              <w:t>19674.0</w:t>
+            </w:r>
+          </w:p>
+        </w:tc>
+        <w:tc>
+          <w:tcPr>
+            <w:tcW w:w="1503" w:type="dxa"/>
+            <w:tcBorders>
+              <w:top w:val="single" w:sz="12" w:space="0" w:color="auto"/>
+              <w:left w:val="single" w:sz="12" w:space="0" w:color="auto"/>
+              <w:right w:val="single" w:sz="12" w:space="0" w:color="auto"/>
+            </w:tcBorders>
+          </w:tcPr>
+          <w:p>
+            <w:pPr>
+              <w:rPr>
+                <w:rFonts w:asciiTheme="majorBidi" w:hAnsiTheme="majorBidi" w:cstheme="majorBidi"/>
+                <w:rtl/>
+              </w:rPr>
+            </w:pPr>
+            <w:r>
+              <w:rPr>
+                <w:rFonts w:asciiTheme="majorBidi" w:hAnsiTheme="majorBidi" w:cstheme="majorBidi"/>
+              </w:rPr>
+              <w:t>19673.9</w:t>
+            </w:r>
+          </w:p>
+        </w:tc>
+        <w:tc>
+          <w:tcPr>
+            <w:tcW w:w="1503" w:type="dxa"/>
+            <w:tcBorders>
+              <w:top w:val="single" w:sz="12" w:space="0" w:color="auto"/>
+              <w:left w:val="single" w:sz="12" w:space="0" w:color="auto"/>
+              <w:right w:val="single" w:sz="12" w:space="0" w:color="auto"/>
+            </w:tcBorders>
+          </w:tcPr>
+          <w:p>
+            <w:pPr>
+              <w:rPr>
+                <w:rFonts w:asciiTheme="majorBidi" w:hAnsiTheme="majorBidi" w:cstheme="majorBidi"/>
+                <w:rtl/>
+              </w:rPr>
+            </w:pPr>
+            <w:r>
+              <w:rPr>
+                <w:rFonts w:asciiTheme="majorBidi" w:hAnsiTheme="majorBidi" w:cstheme="majorBidi"/>
+              </w:rPr>
+              <w:t>30.9</w:t>
+            </w:r>
           </w:p>
         </w:tc>
       </w:tr>
@@ -2740,6 +3768,12 @@
         <w:tc>
           <w:tcPr>
             <w:tcW w:w="1502" w:type="dxa"/>
+            <w:tcBorders>
+              <w:top w:val="single" w:sz="12" w:space="0" w:color="auto"/>
+              <w:left w:val="single" w:sz="12" w:space="0" w:color="auto"/>
+              <w:bottom w:val="single" w:sz="12" w:space="0" w:color="auto"/>
+              <w:right w:val="single" w:sz="12" w:space="0" w:color="auto"/>
+            </w:tcBorders>
           </w:tcPr>
           <w:p>
             <w:pPr>
@@ -2760,66 +3794,126 @@
         <w:tc>
           <w:tcPr>
             <w:tcW w:w="1502" w:type="dxa"/>
-          </w:tcPr>
-          <w:p>
-            <w:pPr>
-              <w:rPr>
-                <w:rFonts w:asciiTheme="majorBidi" w:hAnsiTheme="majorBidi" w:cstheme="majorBidi"/>
-                <w:rtl/>
-              </w:rPr>
-            </w:pPr>
-          </w:p>
-        </w:tc>
-        <w:tc>
-          <w:tcPr>
-            <w:tcW w:w="1503" w:type="dxa"/>
-          </w:tcPr>
-          <w:p>
-            <w:pPr>
-              <w:rPr>
-                <w:rFonts w:asciiTheme="majorBidi" w:hAnsiTheme="majorBidi" w:cstheme="majorBidi"/>
-                <w:rtl/>
-              </w:rPr>
-            </w:pPr>
-          </w:p>
-        </w:tc>
-        <w:tc>
-          <w:tcPr>
-            <w:tcW w:w="1503" w:type="dxa"/>
-          </w:tcPr>
-          <w:p>
-            <w:pPr>
-              <w:rPr>
-                <w:rFonts w:asciiTheme="majorBidi" w:hAnsiTheme="majorBidi" w:cstheme="majorBidi"/>
-                <w:rtl/>
-              </w:rPr>
-            </w:pPr>
-          </w:p>
-        </w:tc>
-        <w:tc>
-          <w:tcPr>
-            <w:tcW w:w="1503" w:type="dxa"/>
-          </w:tcPr>
-          <w:p>
-            <w:pPr>
-              <w:rPr>
-                <w:rFonts w:asciiTheme="majorBidi" w:hAnsiTheme="majorBidi" w:cstheme="majorBidi"/>
-                <w:rtl/>
-              </w:rPr>
-            </w:pPr>
-          </w:p>
-        </w:tc>
-        <w:tc>
-          <w:tcPr>
-            <w:tcW w:w="1503" w:type="dxa"/>
-          </w:tcPr>
-          <w:p>
-            <w:pPr>
-              <w:rPr>
-                <w:rFonts w:asciiTheme="majorBidi" w:hAnsiTheme="majorBidi" w:cstheme="majorBidi"/>
-                <w:rtl/>
-              </w:rPr>
-            </w:pPr>
+            <w:tcBorders>
+              <w:top w:val="single" w:sz="12" w:space="0" w:color="auto"/>
+              <w:left w:val="single" w:sz="12" w:space="0" w:color="auto"/>
+              <w:bottom w:val="single" w:sz="12" w:space="0" w:color="auto"/>
+              <w:right w:val="single" w:sz="12" w:space="0" w:color="auto"/>
+            </w:tcBorders>
+          </w:tcPr>
+          <w:p>
+            <w:pPr>
+              <w:rPr>
+                <w:rFonts w:asciiTheme="majorBidi" w:hAnsiTheme="majorBidi" w:cstheme="majorBidi"/>
+                <w:rtl/>
+              </w:rPr>
+            </w:pPr>
+            <w:r>
+              <w:rPr>
+                <w:rFonts w:asciiTheme="majorBidi" w:hAnsiTheme="majorBidi" w:cstheme="majorBidi"/>
+              </w:rPr>
+              <w:t>11.75</w:t>
+            </w:r>
+          </w:p>
+        </w:tc>
+        <w:tc>
+          <w:tcPr>
+            <w:tcW w:w="1503" w:type="dxa"/>
+            <w:tcBorders>
+              <w:top w:val="single" w:sz="12" w:space="0" w:color="auto"/>
+              <w:left w:val="single" w:sz="12" w:space="0" w:color="auto"/>
+              <w:bottom w:val="single" w:sz="12" w:space="0" w:color="auto"/>
+              <w:right w:val="single" w:sz="12" w:space="0" w:color="auto"/>
+            </w:tcBorders>
+          </w:tcPr>
+          <w:p>
+            <w:pPr>
+              <w:rPr>
+                <w:rFonts w:asciiTheme="majorBidi" w:hAnsiTheme="majorBidi" w:cstheme="majorBidi"/>
+                <w:rtl/>
+              </w:rPr>
+            </w:pPr>
+            <w:r>
+              <w:rPr>
+                <w:rFonts w:asciiTheme="majorBidi" w:hAnsiTheme="majorBidi" w:cstheme="majorBidi"/>
+              </w:rPr>
+              <w:t>31.0</w:t>
+            </w:r>
+          </w:p>
+        </w:tc>
+        <w:tc>
+          <w:tcPr>
+            <w:tcW w:w="1503" w:type="dxa"/>
+            <w:tcBorders>
+              <w:top w:val="single" w:sz="12" w:space="0" w:color="auto"/>
+              <w:left w:val="single" w:sz="12" w:space="0" w:color="auto"/>
+              <w:bottom w:val="single" w:sz="12" w:space="0" w:color="auto"/>
+              <w:right w:val="single" w:sz="12" w:space="0" w:color="auto"/>
+            </w:tcBorders>
+          </w:tcPr>
+          <w:p>
+            <w:pPr>
+              <w:rPr>
+                <w:rFonts w:asciiTheme="majorBidi" w:hAnsiTheme="majorBidi" w:cstheme="majorBidi"/>
+                <w:rtl/>
+              </w:rPr>
+            </w:pPr>
+            <w:r>
+              <w:rPr>
+                <w:rFonts w:asciiTheme="majorBidi" w:hAnsiTheme="majorBidi" w:cstheme="majorBidi"/>
+              </w:rPr>
+              <w:t>59037.0</w:t>
+            </w:r>
+          </w:p>
+        </w:tc>
+        <w:tc>
+          <w:tcPr>
+            <w:tcW w:w="1503" w:type="dxa"/>
+            <w:tcBorders>
+              <w:top w:val="single" w:sz="12" w:space="0" w:color="auto"/>
+              <w:left w:val="single" w:sz="12" w:space="0" w:color="auto"/>
+              <w:bottom w:val="single" w:sz="12" w:space="0" w:color="auto"/>
+              <w:right w:val="single" w:sz="12" w:space="0" w:color="auto"/>
+            </w:tcBorders>
+          </w:tcPr>
+          <w:p>
+            <w:pPr>
+              <w:rPr>
+                <w:rFonts w:asciiTheme="majorBidi" w:hAnsiTheme="majorBidi" w:cstheme="majorBidi"/>
+                <w:rtl/>
+              </w:rPr>
+            </w:pPr>
+            <w:r>
+              <w:rPr>
+                <w:rFonts w:asciiTheme="majorBidi" w:hAnsiTheme="majorBidi" w:cstheme="majorBidi"/>
+              </w:rPr>
+              <w:t>59037.0</w:t>
+            </w:r>
+          </w:p>
+        </w:tc>
+        <w:tc>
+          <w:tcPr>
+            <w:tcW w:w="1503" w:type="dxa"/>
+            <w:tcBorders>
+              <w:top w:val="single" w:sz="12" w:space="0" w:color="auto"/>
+              <w:left w:val="single" w:sz="12" w:space="0" w:color="auto"/>
+              <w:bottom w:val="single" w:sz="12" w:space="0" w:color="auto"/>
+              <w:right w:val="single" w:sz="12" w:space="0" w:color="auto"/>
+            </w:tcBorders>
+          </w:tcPr>
+          <w:p>
+            <w:pPr>
+              <w:rPr>
+                <w:rFonts w:asciiTheme="majorBidi" w:hAnsiTheme="majorBidi" w:cstheme="majorBidi"/>
+                <w:rtl/>
+              </w:rPr>
+            </w:pPr>
+            <w:r>
+              <w:rPr>
+                <w:rFonts w:asciiTheme="majorBidi" w:hAnsiTheme="majorBidi" w:cstheme="majorBidi"/>
+              </w:rPr>
+              <w:t>31.0</w:t>
+            </w:r>
           </w:p>
         </w:tc>
       </w:tr>
@@ -2827,6 +3921,12 @@
         <w:tc>
           <w:tcPr>
             <w:tcW w:w="1502" w:type="dxa"/>
+            <w:tcBorders>
+              <w:top w:val="single" w:sz="12" w:space="0" w:color="auto"/>
+              <w:left w:val="single" w:sz="12" w:space="0" w:color="auto"/>
+              <w:bottom w:val="single" w:sz="12" w:space="0" w:color="auto"/>
+              <w:right w:val="single" w:sz="12" w:space="0" w:color="auto"/>
+            </w:tcBorders>
           </w:tcPr>
           <w:p>
             <w:pPr>
@@ -2847,66 +3947,126 @@
         <w:tc>
           <w:tcPr>
             <w:tcW w:w="1502" w:type="dxa"/>
-          </w:tcPr>
-          <w:p>
-            <w:pPr>
-              <w:rPr>
-                <w:rFonts w:asciiTheme="majorBidi" w:hAnsiTheme="majorBidi" w:cstheme="majorBidi"/>
-                <w:rtl/>
-              </w:rPr>
-            </w:pPr>
-          </w:p>
-        </w:tc>
-        <w:tc>
-          <w:tcPr>
-            <w:tcW w:w="1503" w:type="dxa"/>
-          </w:tcPr>
-          <w:p>
-            <w:pPr>
-              <w:rPr>
-                <w:rFonts w:asciiTheme="majorBidi" w:hAnsiTheme="majorBidi" w:cstheme="majorBidi"/>
-                <w:rtl/>
-              </w:rPr>
-            </w:pPr>
-          </w:p>
-        </w:tc>
-        <w:tc>
-          <w:tcPr>
-            <w:tcW w:w="1503" w:type="dxa"/>
-          </w:tcPr>
-          <w:p>
-            <w:pPr>
-              <w:rPr>
-                <w:rFonts w:asciiTheme="majorBidi" w:hAnsiTheme="majorBidi" w:cstheme="majorBidi"/>
-                <w:rtl/>
-              </w:rPr>
-            </w:pPr>
-          </w:p>
-        </w:tc>
-        <w:tc>
-          <w:tcPr>
-            <w:tcW w:w="1503" w:type="dxa"/>
-          </w:tcPr>
-          <w:p>
-            <w:pPr>
-              <w:rPr>
-                <w:rFonts w:asciiTheme="majorBidi" w:hAnsiTheme="majorBidi" w:cstheme="majorBidi"/>
-                <w:rtl/>
-              </w:rPr>
-            </w:pPr>
-          </w:p>
-        </w:tc>
-        <w:tc>
-          <w:tcPr>
-            <w:tcW w:w="1503" w:type="dxa"/>
-          </w:tcPr>
-          <w:p>
-            <w:pPr>
-              <w:rPr>
-                <w:rFonts w:asciiTheme="majorBidi" w:hAnsiTheme="majorBidi" w:cstheme="majorBidi"/>
-                <w:rtl/>
-              </w:rPr>
-            </w:pPr>
+            <w:tcBorders>
+              <w:top w:val="single" w:sz="12" w:space="0" w:color="auto"/>
+              <w:left w:val="single" w:sz="12" w:space="0" w:color="auto"/>
+              <w:bottom w:val="single" w:sz="12" w:space="0" w:color="auto"/>
+              <w:right w:val="single" w:sz="12" w:space="0" w:color="auto"/>
+            </w:tcBorders>
+          </w:tcPr>
+          <w:p>
+            <w:pPr>
+              <w:rPr>
+                <w:rFonts w:asciiTheme="majorBidi" w:hAnsiTheme="majorBidi" w:cstheme="majorBidi"/>
+                <w:rtl/>
+              </w:rPr>
+            </w:pPr>
+            <w:r>
+              <w:rPr>
+                <w:rFonts w:asciiTheme="majorBidi" w:hAnsiTheme="majorBidi" w:cstheme="majorBidi"/>
+              </w:rPr>
+              <w:t>42.55</w:t>
+            </w:r>
+          </w:p>
+        </w:tc>
+        <w:tc>
+          <w:tcPr>
+            <w:tcW w:w="1503" w:type="dxa"/>
+            <w:tcBorders>
+              <w:top w:val="single" w:sz="12" w:space="0" w:color="auto"/>
+              <w:left w:val="single" w:sz="12" w:space="0" w:color="auto"/>
+              <w:bottom w:val="single" w:sz="12" w:space="0" w:color="auto"/>
+              <w:right w:val="single" w:sz="12" w:space="0" w:color="auto"/>
+            </w:tcBorders>
+          </w:tcPr>
+          <w:p>
+            <w:pPr>
+              <w:rPr>
+                <w:rFonts w:asciiTheme="majorBidi" w:hAnsiTheme="majorBidi" w:cstheme="majorBidi"/>
+                <w:rtl/>
+              </w:rPr>
+            </w:pPr>
+            <w:r>
+              <w:rPr>
+                <w:rFonts w:asciiTheme="majorBidi" w:hAnsiTheme="majorBidi" w:cstheme="majorBidi"/>
+              </w:rPr>
+              <w:t>31.0</w:t>
+            </w:r>
+          </w:p>
+        </w:tc>
+        <w:tc>
+          <w:tcPr>
+            <w:tcW w:w="1503" w:type="dxa"/>
+            <w:tcBorders>
+              <w:top w:val="single" w:sz="12" w:space="0" w:color="auto"/>
+              <w:left w:val="single" w:sz="12" w:space="0" w:color="auto"/>
+              <w:bottom w:val="single" w:sz="12" w:space="0" w:color="auto"/>
+              <w:right w:val="single" w:sz="12" w:space="0" w:color="auto"/>
+            </w:tcBorders>
+          </w:tcPr>
+          <w:p>
+            <w:pPr>
+              <w:rPr>
+                <w:rFonts w:asciiTheme="majorBidi" w:hAnsiTheme="majorBidi" w:cstheme="majorBidi"/>
+                <w:rtl/>
+              </w:rPr>
+            </w:pPr>
+            <w:r>
+              <w:rPr>
+                <w:rFonts w:asciiTheme="majorBidi" w:hAnsiTheme="majorBidi" w:cstheme="majorBidi"/>
+              </w:rPr>
+              <w:t>177133.0</w:t>
+            </w:r>
+          </w:p>
+        </w:tc>
+        <w:tc>
+          <w:tcPr>
+            <w:tcW w:w="1503" w:type="dxa"/>
+            <w:tcBorders>
+              <w:top w:val="single" w:sz="12" w:space="0" w:color="auto"/>
+              <w:left w:val="single" w:sz="12" w:space="0" w:color="auto"/>
+              <w:bottom w:val="single" w:sz="12" w:space="0" w:color="auto"/>
+              <w:right w:val="single" w:sz="12" w:space="0" w:color="auto"/>
+            </w:tcBorders>
+          </w:tcPr>
+          <w:p>
+            <w:pPr>
+              <w:rPr>
+                <w:rFonts w:asciiTheme="majorBidi" w:hAnsiTheme="majorBidi" w:cstheme="majorBidi"/>
+                <w:rtl/>
+              </w:rPr>
+            </w:pPr>
+            <w:r>
+              <w:rPr>
+                <w:rFonts w:asciiTheme="majorBidi" w:hAnsiTheme="majorBidi" w:cstheme="majorBidi"/>
+              </w:rPr>
+              <w:t>177132.95</w:t>
+            </w:r>
+          </w:p>
+        </w:tc>
+        <w:tc>
+          <w:tcPr>
+            <w:tcW w:w="1503" w:type="dxa"/>
+            <w:tcBorders>
+              <w:top w:val="single" w:sz="12" w:space="0" w:color="auto"/>
+              <w:left w:val="single" w:sz="12" w:space="0" w:color="auto"/>
+              <w:bottom w:val="single" w:sz="12" w:space="0" w:color="auto"/>
+              <w:right w:val="single" w:sz="12" w:space="0" w:color="auto"/>
+            </w:tcBorders>
+          </w:tcPr>
+          <w:p>
+            <w:pPr>
+              <w:rPr>
+                <w:rFonts w:asciiTheme="majorBidi" w:hAnsiTheme="majorBidi" w:cstheme="majorBidi"/>
+                <w:rtl/>
+              </w:rPr>
+            </w:pPr>
+            <w:r>
+              <w:rPr>
+                <w:rFonts w:asciiTheme="majorBidi" w:hAnsiTheme="majorBidi" w:cstheme="majorBidi"/>
+              </w:rPr>
+              <w:t>30.95</w:t>
+            </w:r>
           </w:p>
         </w:tc>
       </w:tr>
@@ -2914,6 +4074,12 @@
         <w:tc>
           <w:tcPr>
             <w:tcW w:w="1502" w:type="dxa"/>
+            <w:tcBorders>
+              <w:top w:val="single" w:sz="12" w:space="0" w:color="auto"/>
+              <w:left w:val="single" w:sz="12" w:space="0" w:color="auto"/>
+              <w:bottom w:val="single" w:sz="12" w:space="0" w:color="auto"/>
+              <w:right w:val="single" w:sz="12" w:space="0" w:color="auto"/>
+            </w:tcBorders>
           </w:tcPr>
           <w:p>
             <w:pPr>
@@ -2934,70 +4100,204 @@
         <w:tc>
           <w:tcPr>
             <w:tcW w:w="1502" w:type="dxa"/>
-          </w:tcPr>
-          <w:p>
-            <w:pPr>
-              <w:rPr>
-                <w:rFonts w:asciiTheme="majorBidi" w:hAnsiTheme="majorBidi" w:cstheme="majorBidi"/>
-                <w:rtl/>
-              </w:rPr>
-            </w:pPr>
-          </w:p>
-        </w:tc>
-        <w:tc>
-          <w:tcPr>
-            <w:tcW w:w="1503" w:type="dxa"/>
-          </w:tcPr>
-          <w:p>
-            <w:pPr>
-              <w:rPr>
-                <w:rFonts w:asciiTheme="majorBidi" w:hAnsiTheme="majorBidi" w:cstheme="majorBidi"/>
-                <w:rtl/>
-              </w:rPr>
-            </w:pPr>
-          </w:p>
-        </w:tc>
-        <w:tc>
-          <w:tcPr>
-            <w:tcW w:w="1503" w:type="dxa"/>
-          </w:tcPr>
-          <w:p>
-            <w:pPr>
-              <w:rPr>
-                <w:rFonts w:asciiTheme="majorBidi" w:hAnsiTheme="majorBidi" w:cstheme="majorBidi"/>
-                <w:rtl/>
-              </w:rPr>
-            </w:pPr>
-          </w:p>
-        </w:tc>
-        <w:tc>
-          <w:tcPr>
-            <w:tcW w:w="1503" w:type="dxa"/>
-          </w:tcPr>
-          <w:p>
-            <w:pPr>
-              <w:rPr>
-                <w:rFonts w:asciiTheme="majorBidi" w:hAnsiTheme="majorBidi" w:cstheme="majorBidi"/>
-                <w:rtl/>
-              </w:rPr>
-            </w:pPr>
-          </w:p>
-        </w:tc>
-        <w:tc>
-          <w:tcPr>
-            <w:tcW w:w="1503" w:type="dxa"/>
-          </w:tcPr>
-          <w:p>
-            <w:pPr>
-              <w:rPr>
-                <w:rFonts w:asciiTheme="majorBidi" w:hAnsiTheme="majorBidi" w:cstheme="majorBidi"/>
-                <w:rtl/>
-              </w:rPr>
-            </w:pPr>
+            <w:tcBorders>
+              <w:top w:val="single" w:sz="12" w:space="0" w:color="auto"/>
+              <w:left w:val="single" w:sz="12" w:space="0" w:color="auto"/>
+              <w:bottom w:val="single" w:sz="12" w:space="0" w:color="auto"/>
+              <w:right w:val="single" w:sz="12" w:space="0" w:color="auto"/>
+            </w:tcBorders>
+          </w:tcPr>
+          <w:p>
+            <w:pPr>
+              <w:rPr>
+                <w:rFonts w:asciiTheme="majorBidi" w:hAnsiTheme="majorBidi" w:cstheme="majorBidi"/>
+                <w:rtl/>
+              </w:rPr>
+            </w:pPr>
+            <w:r>
+              <w:rPr>
+                <w:rFonts w:asciiTheme="majorBidi" w:hAnsiTheme="majorBidi" w:cs="Times New Roman"/>
+                <w:rtl/>
+              </w:rPr>
+              <w:t>142.25</w:t>
+            </w:r>
+          </w:p>
+        </w:tc>
+        <w:tc>
+          <w:tcPr>
+            <w:tcW w:w="1503" w:type="dxa"/>
+            <w:tcBorders>
+              <w:top w:val="single" w:sz="12" w:space="0" w:color="auto"/>
+              <w:left w:val="single" w:sz="12" w:space="0" w:color="auto"/>
+              <w:bottom w:val="single" w:sz="12" w:space="0" w:color="auto"/>
+              <w:right w:val="single" w:sz="12" w:space="0" w:color="auto"/>
+            </w:tcBorders>
+          </w:tcPr>
+          <w:p>
+            <w:pPr>
+              <w:rPr>
+                <w:rFonts w:asciiTheme="majorBidi" w:hAnsiTheme="majorBidi" w:cstheme="majorBidi"/>
+                <w:rtl/>
+              </w:rPr>
+            </w:pPr>
+            <w:r>
+              <w:rPr>
+                <w:rFonts w:asciiTheme="majorBidi" w:hAnsiTheme="majorBidi" w:cstheme="majorBidi"/>
+              </w:rPr>
+              <w:t>31.0</w:t>
+            </w:r>
+          </w:p>
+        </w:tc>
+        <w:tc>
+          <w:tcPr>
+            <w:tcW w:w="1503" w:type="dxa"/>
+            <w:tcBorders>
+              <w:top w:val="single" w:sz="12" w:space="0" w:color="auto"/>
+              <w:left w:val="single" w:sz="12" w:space="0" w:color="auto"/>
+              <w:bottom w:val="single" w:sz="12" w:space="0" w:color="auto"/>
+              <w:right w:val="single" w:sz="12" w:space="0" w:color="auto"/>
+            </w:tcBorders>
+          </w:tcPr>
+          <w:p>
+            <w:pPr>
+              <w:rPr>
+                <w:rFonts w:asciiTheme="majorBidi" w:hAnsiTheme="majorBidi" w:cstheme="majorBidi"/>
+                <w:rtl/>
+              </w:rPr>
+            </w:pPr>
+            <w:r>
+              <w:rPr>
+                <w:rFonts w:asciiTheme="majorBidi" w:hAnsiTheme="majorBidi" w:cstheme="majorBidi"/>
+              </w:rPr>
+              <w:t>531427.0</w:t>
+            </w:r>
+          </w:p>
+        </w:tc>
+        <w:tc>
+          <w:tcPr>
+            <w:tcW w:w="1503" w:type="dxa"/>
+            <w:tcBorders>
+              <w:top w:val="single" w:sz="12" w:space="0" w:color="auto"/>
+              <w:left w:val="single" w:sz="12" w:space="0" w:color="auto"/>
+              <w:bottom w:val="single" w:sz="12" w:space="0" w:color="auto"/>
+              <w:right w:val="single" w:sz="12" w:space="0" w:color="auto"/>
+            </w:tcBorders>
+          </w:tcPr>
+          <w:p>
+            <w:pPr>
+              <w:rPr>
+                <w:rFonts w:asciiTheme="majorBidi" w:hAnsiTheme="majorBidi" w:cstheme="majorBidi"/>
+                <w:rtl/>
+              </w:rPr>
+            </w:pPr>
+            <w:r>
+              <w:rPr>
+                <w:rFonts w:asciiTheme="majorBidi" w:hAnsiTheme="majorBidi" w:cstheme="majorBidi"/>
+              </w:rPr>
+              <w:t>531426.95</w:t>
+            </w:r>
+          </w:p>
+        </w:tc>
+        <w:tc>
+          <w:tcPr>
+            <w:tcW w:w="1503" w:type="dxa"/>
+            <w:tcBorders>
+              <w:top w:val="single" w:sz="12" w:space="0" w:color="auto"/>
+              <w:left w:val="single" w:sz="12" w:space="0" w:color="auto"/>
+              <w:bottom w:val="single" w:sz="12" w:space="0" w:color="auto"/>
+              <w:right w:val="single" w:sz="12" w:space="0" w:color="auto"/>
+            </w:tcBorders>
+          </w:tcPr>
+          <w:p>
+            <w:pPr>
+              <w:rPr>
+                <w:rFonts w:asciiTheme="majorBidi" w:hAnsiTheme="majorBidi" w:cstheme="majorBidi"/>
+                <w:rtl/>
+              </w:rPr>
+            </w:pPr>
+            <w:r>
+              <w:rPr>
+                <w:rFonts w:asciiTheme="majorBidi" w:hAnsiTheme="majorBidi" w:cstheme="majorBidi"/>
+              </w:rPr>
+              <w:t>30.95</w:t>
+            </w:r>
           </w:p>
         </w:tc>
       </w:tr>
     </w:tbl>
+    <w:p>
+      <w:pPr>
+        <w:rPr>
+          <w:rFonts w:asciiTheme="majorBidi" w:hAnsiTheme="majorBidi" w:cstheme="majorBidi"/>
+        </w:rPr>
+      </w:pPr>
+    </w:p>
+    <w:p>
+      <w:pPr>
+        <w:rPr>
+          <w:rFonts w:asciiTheme="majorBidi" w:hAnsiTheme="majorBidi" w:cstheme="majorBidi"/>
+          <w:rtl/>
+        </w:rPr>
+      </w:pPr>
+    </w:p>
+    <w:p>
+      <w:pPr>
+        <w:rPr>
+          <w:rFonts w:asciiTheme="majorBidi" w:hAnsiTheme="majorBidi" w:cstheme="majorBidi"/>
+          <w:rtl/>
+        </w:rPr>
+      </w:pPr>
+    </w:p>
+    <w:p>
+      <w:pPr>
+        <w:rPr>
+          <w:rFonts w:asciiTheme="majorBidi" w:hAnsiTheme="majorBidi" w:cstheme="majorBidi"/>
+          <w:rtl/>
+        </w:rPr>
+      </w:pPr>
+    </w:p>
+    <w:p>
+      <w:pPr>
+        <w:rPr>
+          <w:rFonts w:asciiTheme="majorBidi" w:hAnsiTheme="majorBidi" w:cstheme="majorBidi"/>
+          <w:rtl/>
+        </w:rPr>
+      </w:pPr>
+    </w:p>
+    <w:p>
+      <w:pPr>
+        <w:rPr>
+          <w:rFonts w:asciiTheme="majorBidi" w:hAnsiTheme="majorBidi" w:cstheme="majorBidi"/>
+          <w:rtl/>
+        </w:rPr>
+      </w:pPr>
+    </w:p>
+    <w:p>
+      <w:pPr>
+        <w:rPr>
+          <w:rFonts w:asciiTheme="majorBidi" w:hAnsiTheme="majorBidi" w:cstheme="majorBidi"/>
+        </w:rPr>
+      </w:pPr>
+    </w:p>
+    <w:p>
+      <w:pPr>
+        <w:rPr>
+          <w:rFonts w:asciiTheme="majorBidi" w:hAnsiTheme="majorBidi" w:cstheme="majorBidi"/>
+        </w:rPr>
+      </w:pPr>
+      <w:r>
+        <w:rPr>
+          <w:rFonts w:asciiTheme="majorBidi" w:hAnsiTheme="majorBidi" w:cstheme="majorBidi"/>
+        </w:rPr>
+        <w:t>l</w:t>
+      </w:r>
+      <w:r>
+        <w:rPr>
+          <w:rFonts w:asciiTheme="majorBidi" w:hAnsiTheme="majorBidi" w:cstheme="majorBidi"/>
+        </w:rPr>
+        <w:t>inks = size + cuts - trees</w:t>
+      </w:r>
+    </w:p>
     <w:p>
       <w:pPr>
         <w:rPr>

--- a/FibonacciHeap_inbalb4_shwartzman1.docx
+++ b/FibonacciHeap_inbalb4_shwartzman1.docx
@@ -123,7 +123,7 @@
                     <pic:cNvPicPr/>
                   </pic:nvPicPr>
                   <pic:blipFill>
-                    <a:blip r:embed="rId4">
+                    <a:blip r:embed="rId5">
                       <a:extLst>
                         <a:ext uri="{28A0092B-C50C-407E-A947-70E740481C1C}">
                           <a14:useLocalDpi xmlns:a14="http://schemas.microsoft.com/office/drawing/2010/main" val="0"/>
@@ -457,7 +457,7 @@
                     <pic:cNvPicPr/>
                   </pic:nvPicPr>
                   <pic:blipFill>
-                    <a:blip r:embed="rId5">
+                    <a:blip r:embed="rId6">
                       <a:extLst>
                         <a:ext uri="{28A0092B-C50C-407E-A947-70E740481C1C}">
                           <a14:useLocalDpi xmlns:a14="http://schemas.microsoft.com/office/drawing/2010/main" val="0"/>
@@ -751,7 +751,7 @@
                     <pic:cNvPicPr/>
                   </pic:nvPicPr>
                   <pic:blipFill>
-                    <a:blip r:embed="rId6">
+                    <a:blip r:embed="rId7">
                       <a:extLst>
                         <a:ext uri="{28A0092B-C50C-407E-A947-70E740481C1C}">
                           <a14:useLocalDpi xmlns:a14="http://schemas.microsoft.com/office/drawing/2010/main" val="0"/>
@@ -2083,7 +2083,21 @@
           <w:rFonts w:asciiTheme="majorBidi" w:hAnsiTheme="majorBidi" w:cstheme="majorBidi" w:hint="cs"/>
           <w:rtl/>
         </w:rPr>
-        <w:t xml:space="preserve"> את המינימום פעם אחת ובמהלך פעולה זו מתבצע </w:t>
+        <w:t xml:space="preserve"> את המינימום פעם אחת ובמהלך פעולה זו מתבצע</w:t>
+      </w:r>
+      <w:r>
+        <w:rPr>
+          <w:rFonts w:asciiTheme="majorBidi" w:hAnsiTheme="majorBidi" w:cstheme="majorBidi" w:hint="cs"/>
+          <w:rtl/>
+        </w:rPr>
+        <w:t>ת הפעולה</w:t>
+      </w:r>
+      <w:r>
+        <w:rPr>
+          <w:rFonts w:asciiTheme="majorBidi" w:hAnsiTheme="majorBidi" w:cstheme="majorBidi" w:hint="cs"/>
+          <w:rtl/>
+        </w:rPr>
+        <w:t xml:space="preserve"> </w:t>
       </w:r>
       <w:r>
         <w:rPr>
@@ -3254,16 +3268,1536 @@
       <w:pPr>
         <w:rPr>
           <w:rFonts w:asciiTheme="majorBidi" w:hAnsiTheme="majorBidi" w:cstheme="majorBidi"/>
-          <w:rtl/>
-        </w:rPr>
-      </w:pPr>
-    </w:p>
-    <w:p>
-      <w:pPr>
+        </w:rPr>
+      </w:pPr>
+    </w:p>
+    <w:p>
+      <w:pPr>
+        <w:rPr>
+          <w:rFonts w:asciiTheme="majorBidi" w:eastAsiaTheme="minorEastAsia" w:hAnsiTheme="majorBidi" w:cstheme="majorBidi"/>
+        </w:rPr>
+      </w:pPr>
+      <w:r>
+        <w:rPr>
+          <w:rFonts w:asciiTheme="majorBidi" w:hAnsiTheme="majorBidi" w:cstheme="majorBidi" w:hint="cs"/>
+          <w:rtl/>
+        </w:rPr>
+        <w:t xml:space="preserve">מבצעים </w:t>
+      </w:r>
+      <w:r>
         <w:rPr>
           <w:rFonts w:asciiTheme="majorBidi" w:hAnsiTheme="majorBidi" w:cstheme="majorBidi"/>
-        </w:rPr>
-      </w:pPr>
+          <w:lang w:val="es-ES"/>
+        </w:rPr>
+        <w:t>n</w:t>
+      </w:r>
+      <w:r>
+        <w:rPr>
+          <w:rFonts w:asciiTheme="majorBidi" w:hAnsiTheme="majorBidi" w:cstheme="majorBidi" w:hint="cs"/>
+          <w:rtl/>
+          <w:lang w:val="es-ES"/>
+        </w:rPr>
+        <w:t xml:space="preserve"> פעולות הכנסה, כל אחת בסיבוכיות </w:t>
+      </w:r>
+      <w:r>
+        <w:rPr>
+          <w:rFonts w:asciiTheme="majorBidi" w:hAnsiTheme="majorBidi" w:cstheme="majorBidi"/>
+        </w:rPr>
+        <w:t>O(1)</w:t>
+      </w:r>
+      <w:r>
+        <w:rPr>
+          <w:rFonts w:asciiTheme="majorBidi" w:hAnsiTheme="majorBidi" w:cstheme="majorBidi" w:hint="cs"/>
+          <w:rtl/>
+        </w:rPr>
+        <w:t xml:space="preserve">, שבסופן מתקבלת ערימה עם </w:t>
+      </w:r>
+      <w:r>
+        <w:rPr>
+          <w:rFonts w:asciiTheme="majorBidi" w:hAnsiTheme="majorBidi" w:cstheme="majorBidi"/>
+        </w:rPr>
+        <w:t>n</w:t>
+      </w:r>
+      <w:r>
+        <w:rPr>
+          <w:rFonts w:asciiTheme="majorBidi" w:hAnsiTheme="majorBidi" w:cstheme="majorBidi" w:hint="cs"/>
+          <w:rtl/>
+        </w:rPr>
+        <w:t xml:space="preserve"> עצים בדרגה 0.</w:t>
+      </w:r>
+      <w:r>
+        <w:rPr>
+          <w:rFonts w:asciiTheme="majorBidi" w:hAnsiTheme="majorBidi" w:cstheme="majorBidi" w:hint="cs"/>
+          <w:rtl/>
+        </w:rPr>
+        <w:t xml:space="preserve"> לאחר מכן מוחקים את המינימום  </w:t>
+      </w:r>
+      <m:oMath>
+        <m:f>
+          <m:fPr>
+            <m:ctrlPr>
+              <w:rPr>
+                <w:rFonts w:ascii="Cambria Math" w:hAnsi="Cambria Math" w:cstheme="majorBidi"/>
+                <w:i/>
+              </w:rPr>
+            </m:ctrlPr>
+          </m:fPr>
+          <m:num>
+            <m:r>
+              <w:rPr>
+                <w:rFonts w:ascii="Cambria Math" w:hAnsi="Cambria Math" w:cstheme="majorBidi"/>
+              </w:rPr>
+              <m:t>n</m:t>
+            </m:r>
+          </m:num>
+          <m:den>
+            <m:r>
+              <w:rPr>
+                <w:rFonts w:ascii="Cambria Math" w:hAnsi="Cambria Math" w:cstheme="majorBidi"/>
+              </w:rPr>
+              <m:t>2</m:t>
+            </m:r>
+          </m:den>
+        </m:f>
+      </m:oMath>
+      <w:r>
+        <w:rPr>
+          <w:rFonts w:asciiTheme="majorBidi" w:hAnsiTheme="majorBidi" w:cstheme="majorBidi" w:hint="cs"/>
+          <w:rtl/>
+        </w:rPr>
+        <w:t xml:space="preserve">  פעמים. המחיקה הראשונה מתבצעת בסיבוכיות </w:t>
+      </w:r>
+      <w:r>
+        <w:rPr>
+          <w:rFonts w:asciiTheme="majorBidi" w:hAnsiTheme="majorBidi" w:cstheme="majorBidi"/>
+        </w:rPr>
+        <w:t>O(n)</w:t>
+      </w:r>
+      <w:r>
+        <w:rPr>
+          <w:rFonts w:asciiTheme="majorBidi" w:hAnsiTheme="majorBidi" w:cstheme="majorBidi" w:hint="cs"/>
+          <w:rtl/>
+        </w:rPr>
+        <w:t xml:space="preserve"> (כמתואר עבור הניסוי הראשון). בסוף המחיקה, נקבל ערימה ובה </w:t>
+      </w:r>
+      <w:r>
+        <w:rPr>
+          <w:rFonts w:asciiTheme="majorBidi" w:hAnsiTheme="majorBidi" w:cstheme="majorBidi"/>
+        </w:rPr>
+        <w:t>O(log n)</w:t>
+      </w:r>
+      <w:r>
+        <w:rPr>
+          <w:rFonts w:asciiTheme="majorBidi" w:hAnsiTheme="majorBidi" w:cstheme="majorBidi" w:hint="cs"/>
+          <w:rtl/>
+        </w:rPr>
+        <w:t xml:space="preserve"> עצים. לאחר מכן, עבור ערימה בעלת </w:t>
+      </w:r>
+      <w:r>
+        <w:rPr>
+          <w:rFonts w:asciiTheme="majorBidi" w:hAnsiTheme="majorBidi" w:cstheme="majorBidi"/>
+        </w:rPr>
+        <w:t>m</w:t>
+      </w:r>
+      <w:r>
+        <w:rPr>
+          <w:rFonts w:asciiTheme="majorBidi" w:hAnsiTheme="majorBidi" w:cstheme="majorBidi" w:hint="cs"/>
+          <w:rtl/>
+        </w:rPr>
+        <w:t xml:space="preserve"> איברים, נקבל לכל מחיקה סיבוכיות </w:t>
+      </w:r>
+      <w:r>
+        <w:rPr>
+          <w:rFonts w:asciiTheme="majorBidi" w:hAnsiTheme="majorBidi" w:cstheme="majorBidi"/>
+        </w:rPr>
+        <w:t>O(log m)</w:t>
+      </w:r>
+      <w:r>
+        <w:rPr>
+          <w:rFonts w:asciiTheme="majorBidi" w:hAnsiTheme="majorBidi" w:cstheme="majorBidi" w:hint="cs"/>
+          <w:rtl/>
+        </w:rPr>
+        <w:t>. כלומר, הסיבוכיות הכוללת המתקבלת היא</w:t>
+      </w:r>
+      <w:r>
+        <w:rPr>
+          <w:rFonts w:asciiTheme="majorBidi" w:hAnsiTheme="majorBidi" w:cstheme="majorBidi"/>
+          <w:rtl/>
+        </w:rPr>
+        <w:br/>
+      </w:r>
+      <m:oMathPara>
+        <m:oMath>
+          <m:r>
+            <w:rPr>
+              <w:rFonts w:ascii="Cambria Math" w:eastAsiaTheme="minorEastAsia" w:hAnsi="Cambria Math" w:cstheme="majorBidi"/>
+            </w:rPr>
+            <m:t>O</m:t>
+          </m:r>
+          <m:d>
+            <m:dPr>
+              <m:ctrlPr>
+                <w:rPr>
+                  <w:rFonts w:ascii="Cambria Math" w:eastAsiaTheme="minorEastAsia" w:hAnsi="Cambria Math" w:cstheme="majorBidi"/>
+                  <w:i/>
+                </w:rPr>
+              </m:ctrlPr>
+            </m:dPr>
+            <m:e>
+              <m:r>
+                <w:rPr>
+                  <w:rFonts w:ascii="Cambria Math" w:eastAsiaTheme="minorEastAsia" w:hAnsi="Cambria Math" w:cstheme="majorBidi"/>
+                </w:rPr>
+                <m:t>n</m:t>
+              </m:r>
+            </m:e>
+          </m:d>
+          <m:r>
+            <w:rPr>
+              <w:rFonts w:ascii="Cambria Math" w:eastAsiaTheme="minorEastAsia" w:hAnsi="Cambria Math" w:cstheme="majorBidi"/>
+            </w:rPr>
+            <m:t>+</m:t>
+          </m:r>
+          <m:nary>
+            <m:naryPr>
+              <m:chr m:val="∑"/>
+              <m:limLoc m:val="undOvr"/>
+              <m:ctrlPr>
+                <w:rPr>
+                  <w:rFonts w:ascii="Cambria Math" w:eastAsiaTheme="minorEastAsia" w:hAnsi="Cambria Math" w:cstheme="majorBidi"/>
+                  <w:i/>
+                </w:rPr>
+              </m:ctrlPr>
+            </m:naryPr>
+            <m:sub>
+              <m:r>
+                <w:rPr>
+                  <w:rFonts w:ascii="Cambria Math" w:eastAsiaTheme="minorEastAsia" w:hAnsi="Cambria Math" w:cstheme="majorBidi"/>
+                </w:rPr>
+                <m:t>i=</m:t>
+              </m:r>
+              <m:d>
+                <m:dPr>
+                  <m:begChr m:val="⌊"/>
+                  <m:endChr m:val="⌋"/>
+                  <m:ctrlPr>
+                    <w:rPr>
+                      <w:rFonts w:ascii="Cambria Math" w:eastAsiaTheme="minorEastAsia" w:hAnsi="Cambria Math" w:cstheme="majorBidi"/>
+                      <w:i/>
+                    </w:rPr>
+                  </m:ctrlPr>
+                </m:dPr>
+                <m:e>
+                  <m:f>
+                    <m:fPr>
+                      <m:ctrlPr>
+                        <w:rPr>
+                          <w:rFonts w:ascii="Cambria Math" w:eastAsiaTheme="minorEastAsia" w:hAnsi="Cambria Math" w:cstheme="majorBidi"/>
+                          <w:i/>
+                        </w:rPr>
+                      </m:ctrlPr>
+                    </m:fPr>
+                    <m:num>
+                      <m:r>
+                        <w:rPr>
+                          <w:rFonts w:ascii="Cambria Math" w:eastAsiaTheme="minorEastAsia" w:hAnsi="Cambria Math" w:cstheme="majorBidi"/>
+                        </w:rPr>
+                        <m:t>n</m:t>
+                      </m:r>
+                    </m:num>
+                    <m:den>
+                      <m:r>
+                        <w:rPr>
+                          <w:rFonts w:ascii="Cambria Math" w:eastAsiaTheme="minorEastAsia" w:hAnsi="Cambria Math" w:cstheme="majorBidi"/>
+                        </w:rPr>
+                        <m:t>2</m:t>
+                      </m:r>
+                    </m:den>
+                  </m:f>
+                </m:e>
+              </m:d>
+            </m:sub>
+            <m:sup>
+              <m:r>
+                <w:rPr>
+                  <w:rFonts w:ascii="Cambria Math" w:eastAsiaTheme="minorEastAsia" w:hAnsi="Cambria Math" w:cstheme="majorBidi"/>
+                </w:rPr>
+                <m:t>n-1</m:t>
+              </m:r>
+            </m:sup>
+            <m:e>
+              <m:func>
+                <m:funcPr>
+                  <m:ctrlPr>
+                    <w:rPr>
+                      <w:rFonts w:ascii="Cambria Math" w:eastAsiaTheme="minorEastAsia" w:hAnsi="Cambria Math" w:cstheme="majorBidi"/>
+                      <w:i/>
+                    </w:rPr>
+                  </m:ctrlPr>
+                </m:funcPr>
+                <m:fName>
+                  <m:r>
+                    <m:rPr>
+                      <m:sty m:val="p"/>
+                    </m:rPr>
+                    <w:rPr>
+                      <w:rFonts w:ascii="Cambria Math" w:eastAsiaTheme="minorEastAsia" w:hAnsi="Cambria Math" w:cstheme="majorBidi"/>
+                    </w:rPr>
+                    <m:t>log</m:t>
+                  </m:r>
+                </m:fName>
+                <m:e>
+                  <m:d>
+                    <m:dPr>
+                      <m:ctrlPr>
+                        <w:rPr>
+                          <w:rFonts w:ascii="Cambria Math" w:eastAsiaTheme="minorEastAsia" w:hAnsi="Cambria Math" w:cstheme="majorBidi"/>
+                          <w:i/>
+                        </w:rPr>
+                      </m:ctrlPr>
+                    </m:dPr>
+                    <m:e>
+                      <m:r>
+                        <w:rPr>
+                          <w:rFonts w:ascii="Cambria Math" w:eastAsiaTheme="minorEastAsia" w:hAnsi="Cambria Math" w:cstheme="majorBidi"/>
+                        </w:rPr>
+                        <m:t>i</m:t>
+                      </m:r>
+                    </m:e>
+                  </m:d>
+                </m:e>
+              </m:func>
+            </m:e>
+          </m:nary>
+          <m:r>
+            <w:rPr>
+              <w:rFonts w:ascii="Cambria Math" w:eastAsiaTheme="minorEastAsia" w:hAnsi="Cambria Math" w:cstheme="majorBidi"/>
+            </w:rPr>
+            <m:t>=O</m:t>
+          </m:r>
+          <m:d>
+            <m:dPr>
+              <m:ctrlPr>
+                <w:rPr>
+                  <w:rFonts w:ascii="Cambria Math" w:eastAsiaTheme="minorEastAsia" w:hAnsi="Cambria Math" w:cstheme="majorBidi"/>
+                  <w:i/>
+                </w:rPr>
+              </m:ctrlPr>
+            </m:dPr>
+            <m:e>
+              <m:r>
+                <w:rPr>
+                  <w:rFonts w:ascii="Cambria Math" w:eastAsiaTheme="minorEastAsia" w:hAnsi="Cambria Math" w:cstheme="majorBidi"/>
+                </w:rPr>
+                <m:t>n</m:t>
+              </m:r>
+            </m:e>
+          </m:d>
+          <m:r>
+            <w:rPr>
+              <w:rFonts w:ascii="Cambria Math" w:eastAsiaTheme="minorEastAsia" w:hAnsi="Cambria Math" w:cstheme="majorBidi"/>
+            </w:rPr>
+            <m:t>+</m:t>
+          </m:r>
+          <m:d>
+            <m:dPr>
+              <m:ctrlPr>
+                <w:rPr>
+                  <w:rFonts w:ascii="Cambria Math" w:eastAsiaTheme="minorEastAsia" w:hAnsi="Cambria Math" w:cstheme="majorBidi"/>
+                  <w:i/>
+                </w:rPr>
+              </m:ctrlPr>
+            </m:dPr>
+            <m:e>
+              <m:func>
+                <m:funcPr>
+                  <m:ctrlPr>
+                    <w:rPr>
+                      <w:rFonts w:ascii="Cambria Math" w:eastAsiaTheme="minorEastAsia" w:hAnsi="Cambria Math" w:cstheme="majorBidi"/>
+                      <w:i/>
+                    </w:rPr>
+                  </m:ctrlPr>
+                </m:funcPr>
+                <m:fName>
+                  <m:r>
+                    <m:rPr>
+                      <m:sty m:val="p"/>
+                    </m:rPr>
+                    <w:rPr>
+                      <w:rFonts w:ascii="Cambria Math" w:eastAsiaTheme="minorEastAsia" w:hAnsi="Cambria Math" w:cstheme="majorBidi"/>
+                    </w:rPr>
+                    <m:t>log</m:t>
+                  </m:r>
+                </m:fName>
+                <m:e>
+                  <m:d>
+                    <m:dPr>
+                      <m:ctrlPr>
+                        <w:rPr>
+                          <w:rFonts w:ascii="Cambria Math" w:eastAsiaTheme="minorEastAsia" w:hAnsi="Cambria Math" w:cstheme="majorBidi"/>
+                          <w:i/>
+                        </w:rPr>
+                      </m:ctrlPr>
+                    </m:dPr>
+                    <m:e>
+                      <m:d>
+                        <m:dPr>
+                          <m:begChr m:val="⌊"/>
+                          <m:endChr m:val="⌋"/>
+                          <m:ctrlPr>
+                            <w:rPr>
+                              <w:rFonts w:ascii="Cambria Math" w:eastAsiaTheme="minorEastAsia" w:hAnsi="Cambria Math" w:cstheme="majorBidi"/>
+                              <w:i/>
+                            </w:rPr>
+                          </m:ctrlPr>
+                        </m:dPr>
+                        <m:e>
+                          <m:f>
+                            <m:fPr>
+                              <m:ctrlPr>
+                                <w:rPr>
+                                  <w:rFonts w:ascii="Cambria Math" w:eastAsiaTheme="minorEastAsia" w:hAnsi="Cambria Math" w:cstheme="majorBidi"/>
+                                  <w:i/>
+                                </w:rPr>
+                              </m:ctrlPr>
+                            </m:fPr>
+                            <m:num>
+                              <m:r>
+                                <w:rPr>
+                                  <w:rFonts w:ascii="Cambria Math" w:eastAsiaTheme="minorEastAsia" w:hAnsi="Cambria Math" w:cstheme="majorBidi"/>
+                                </w:rPr>
+                                <m:t>n</m:t>
+                              </m:r>
+                            </m:num>
+                            <m:den>
+                              <m:r>
+                                <w:rPr>
+                                  <w:rFonts w:ascii="Cambria Math" w:eastAsiaTheme="minorEastAsia" w:hAnsi="Cambria Math" w:cstheme="majorBidi"/>
+                                </w:rPr>
+                                <m:t>2</m:t>
+                              </m:r>
+                            </m:den>
+                          </m:f>
+                        </m:e>
+                      </m:d>
+                    </m:e>
+                  </m:d>
+                  <m:r>
+                    <w:rPr>
+                      <w:rFonts w:ascii="Cambria Math" w:eastAsiaTheme="minorEastAsia" w:hAnsi="Cambria Math" w:cstheme="majorBidi"/>
+                    </w:rPr>
+                    <m:t>+</m:t>
+                  </m:r>
+                  <m:r>
+                    <m:rPr>
+                      <m:sty m:val="p"/>
+                    </m:rPr>
+                    <w:rPr>
+                      <w:rFonts w:ascii="Cambria Math" w:eastAsiaTheme="minorEastAsia" w:hAnsi="Cambria Math" w:cstheme="majorBidi"/>
+                    </w:rPr>
+                    <m:t>log⁡</m:t>
+                  </m:r>
+                  <m:r>
+                    <w:rPr>
+                      <w:rFonts w:ascii="Cambria Math" w:eastAsiaTheme="minorEastAsia" w:hAnsi="Cambria Math" w:cstheme="majorBidi"/>
+                    </w:rPr>
+                    <m:t>(</m:t>
+                  </m:r>
+                </m:e>
+              </m:func>
+              <m:d>
+                <m:dPr>
+                  <m:begChr m:val="⌊"/>
+                  <m:endChr m:val="⌋"/>
+                  <m:ctrlPr>
+                    <w:rPr>
+                      <w:rFonts w:ascii="Cambria Math" w:eastAsiaTheme="minorEastAsia" w:hAnsi="Cambria Math" w:cstheme="majorBidi"/>
+                      <w:i/>
+                    </w:rPr>
+                  </m:ctrlPr>
+                </m:dPr>
+                <m:e>
+                  <m:f>
+                    <m:fPr>
+                      <m:ctrlPr>
+                        <w:rPr>
+                          <w:rFonts w:ascii="Cambria Math" w:eastAsiaTheme="minorEastAsia" w:hAnsi="Cambria Math" w:cstheme="majorBidi"/>
+                          <w:i/>
+                        </w:rPr>
+                      </m:ctrlPr>
+                    </m:fPr>
+                    <m:num>
+                      <m:r>
+                        <w:rPr>
+                          <w:rFonts w:ascii="Cambria Math" w:eastAsiaTheme="minorEastAsia" w:hAnsi="Cambria Math" w:cstheme="majorBidi"/>
+                        </w:rPr>
+                        <m:t>n</m:t>
+                      </m:r>
+                    </m:num>
+                    <m:den>
+                      <m:r>
+                        <w:rPr>
+                          <w:rFonts w:ascii="Cambria Math" w:eastAsiaTheme="minorEastAsia" w:hAnsi="Cambria Math" w:cstheme="majorBidi"/>
+                        </w:rPr>
+                        <m:t>2</m:t>
+                      </m:r>
+                    </m:den>
+                  </m:f>
+                </m:e>
+              </m:d>
+              <m:r>
+                <w:rPr>
+                  <w:rFonts w:ascii="Cambria Math" w:eastAsiaTheme="minorEastAsia" w:hAnsi="Cambria Math" w:cstheme="majorBidi"/>
+                </w:rPr>
+                <m:t>+1)+…+</m:t>
+              </m:r>
+              <m:r>
+                <m:rPr>
+                  <m:sty m:val="p"/>
+                </m:rPr>
+                <w:rPr>
+                  <w:rFonts w:ascii="Cambria Math" w:eastAsiaTheme="minorEastAsia" w:hAnsi="Cambria Math" w:cstheme="majorBidi"/>
+                </w:rPr>
+                <m:t>log⁡</m:t>
+              </m:r>
+              <m:r>
+                <w:rPr>
+                  <w:rFonts w:ascii="Cambria Math" w:eastAsiaTheme="minorEastAsia" w:hAnsi="Cambria Math" w:cstheme="majorBidi"/>
+                </w:rPr>
+                <m:t>(n-1)</m:t>
+              </m:r>
+            </m:e>
+          </m:d>
+          <m:r>
+            <w:rPr>
+              <w:rFonts w:ascii="Cambria Math" w:eastAsiaTheme="minorEastAsia" w:hAnsi="Cambria Math" w:cstheme="majorBidi"/>
+            </w:rPr>
+            <m:t xml:space="preserve">≤ </m:t>
+          </m:r>
+          <m:r>
+            <w:rPr>
+              <w:rFonts w:ascii="Cambria Math" w:eastAsiaTheme="minorEastAsia" w:hAnsi="Cambria Math" w:cstheme="majorBidi"/>
+            </w:rPr>
+            <w:br/>
+          </m:r>
+        </m:oMath>
+        <m:oMath>
+          <m:r>
+            <w:rPr>
+              <w:rFonts w:ascii="Cambria Math" w:eastAsiaTheme="minorEastAsia" w:hAnsi="Cambria Math" w:cstheme="majorBidi"/>
+            </w:rPr>
+            <m:t xml:space="preserve">     ≤O</m:t>
+          </m:r>
+          <m:d>
+            <m:dPr>
+              <m:ctrlPr>
+                <w:rPr>
+                  <w:rFonts w:ascii="Cambria Math" w:eastAsiaTheme="minorEastAsia" w:hAnsi="Cambria Math" w:cstheme="majorBidi"/>
+                  <w:i/>
+                </w:rPr>
+              </m:ctrlPr>
+            </m:dPr>
+            <m:e>
+              <m:r>
+                <w:rPr>
+                  <w:rFonts w:ascii="Cambria Math" w:eastAsiaTheme="minorEastAsia" w:hAnsi="Cambria Math" w:cstheme="majorBidi"/>
+                </w:rPr>
+                <m:t>n</m:t>
+              </m:r>
+            </m:e>
+          </m:d>
+          <m:r>
+            <w:rPr>
+              <w:rFonts w:ascii="Cambria Math" w:eastAsiaTheme="minorEastAsia" w:hAnsi="Cambria Math" w:cstheme="majorBidi"/>
+            </w:rPr>
+            <m:t>+O</m:t>
+          </m:r>
+          <m:d>
+            <m:dPr>
+              <m:ctrlPr>
+                <w:rPr>
+                  <w:rFonts w:ascii="Cambria Math" w:eastAsiaTheme="minorEastAsia" w:hAnsi="Cambria Math" w:cstheme="majorBidi"/>
+                  <w:i/>
+                </w:rPr>
+              </m:ctrlPr>
+            </m:dPr>
+            <m:e>
+              <m:f>
+                <m:fPr>
+                  <m:ctrlPr>
+                    <w:rPr>
+                      <w:rFonts w:ascii="Cambria Math" w:eastAsiaTheme="minorEastAsia" w:hAnsi="Cambria Math" w:cstheme="majorBidi"/>
+                      <w:i/>
+                    </w:rPr>
+                  </m:ctrlPr>
+                </m:fPr>
+                <m:num>
+                  <m:r>
+                    <w:rPr>
+                      <w:rFonts w:ascii="Cambria Math" w:eastAsiaTheme="minorEastAsia" w:hAnsi="Cambria Math" w:cstheme="majorBidi"/>
+                    </w:rPr>
+                    <m:t>n</m:t>
+                  </m:r>
+                </m:num>
+                <m:den>
+                  <m:r>
+                    <w:rPr>
+                      <w:rFonts w:ascii="Cambria Math" w:eastAsiaTheme="minorEastAsia" w:hAnsi="Cambria Math" w:cstheme="majorBidi"/>
+                    </w:rPr>
+                    <m:t>2</m:t>
+                  </m:r>
+                </m:den>
+              </m:f>
+            </m:e>
+          </m:d>
+          <m:func>
+            <m:funcPr>
+              <m:ctrlPr>
+                <w:rPr>
+                  <w:rFonts w:ascii="Cambria Math" w:eastAsiaTheme="minorEastAsia" w:hAnsi="Cambria Math" w:cstheme="majorBidi"/>
+                  <w:i/>
+                </w:rPr>
+              </m:ctrlPr>
+            </m:funcPr>
+            <m:fName>
+              <m:r>
+                <m:rPr>
+                  <m:sty m:val="p"/>
+                </m:rPr>
+                <w:rPr>
+                  <w:rFonts w:ascii="Cambria Math" w:eastAsiaTheme="minorEastAsia" w:hAnsi="Cambria Math" w:cstheme="majorBidi"/>
+                </w:rPr>
+                <m:t>log</m:t>
+              </m:r>
+            </m:fName>
+            <m:e>
+              <m:d>
+                <m:dPr>
+                  <m:ctrlPr>
+                    <w:rPr>
+                      <w:rFonts w:ascii="Cambria Math" w:eastAsiaTheme="minorEastAsia" w:hAnsi="Cambria Math" w:cstheme="majorBidi"/>
+                      <w:i/>
+                    </w:rPr>
+                  </m:ctrlPr>
+                </m:dPr>
+                <m:e>
+                  <m:r>
+                    <w:rPr>
+                      <w:rFonts w:ascii="Cambria Math" w:eastAsiaTheme="minorEastAsia" w:hAnsi="Cambria Math" w:cstheme="majorBidi"/>
+                    </w:rPr>
+                    <m:t>n-1</m:t>
+                  </m:r>
+                </m:e>
+              </m:d>
+            </m:e>
+          </m:func>
+          <m:r>
+            <w:rPr>
+              <w:rFonts w:ascii="Cambria Math" w:eastAsiaTheme="minorEastAsia" w:hAnsi="Cambria Math" w:cstheme="majorBidi"/>
+            </w:rPr>
+            <m:t>=O</m:t>
+          </m:r>
+          <m:d>
+            <m:dPr>
+              <m:ctrlPr>
+                <w:rPr>
+                  <w:rFonts w:ascii="Cambria Math" w:eastAsiaTheme="minorEastAsia" w:hAnsi="Cambria Math" w:cstheme="majorBidi"/>
+                  <w:i/>
+                </w:rPr>
+              </m:ctrlPr>
+            </m:dPr>
+            <m:e>
+              <m:r>
+                <w:rPr>
+                  <w:rFonts w:ascii="Cambria Math" w:eastAsiaTheme="minorEastAsia" w:hAnsi="Cambria Math" w:cstheme="majorBidi"/>
+                </w:rPr>
+                <m:t>n</m:t>
+              </m:r>
+            </m:e>
+          </m:d>
+          <m:r>
+            <w:rPr>
+              <w:rFonts w:ascii="Cambria Math" w:eastAsiaTheme="minorEastAsia" w:hAnsi="Cambria Math" w:cstheme="majorBidi"/>
+            </w:rPr>
+            <m:t>+O</m:t>
+          </m:r>
+          <m:d>
+            <m:dPr>
+              <m:ctrlPr>
+                <w:rPr>
+                  <w:rFonts w:ascii="Cambria Math" w:eastAsiaTheme="minorEastAsia" w:hAnsi="Cambria Math" w:cstheme="majorBidi"/>
+                  <w:i/>
+                </w:rPr>
+              </m:ctrlPr>
+            </m:dPr>
+            <m:e>
+              <m:r>
+                <w:rPr>
+                  <w:rFonts w:ascii="Cambria Math" w:eastAsiaTheme="minorEastAsia" w:hAnsi="Cambria Math" w:cstheme="majorBidi"/>
+                </w:rPr>
+                <m:t>n</m:t>
+              </m:r>
+            </m:e>
+          </m:d>
+          <m:r>
+            <w:rPr>
+              <w:rFonts w:ascii="Cambria Math" w:eastAsiaTheme="minorEastAsia" w:hAnsi="Cambria Math" w:cstheme="majorBidi"/>
+            </w:rPr>
+            <m:t xml:space="preserve"> O(</m:t>
+          </m:r>
+          <m:func>
+            <m:funcPr>
+              <m:ctrlPr>
+                <w:rPr>
+                  <w:rFonts w:ascii="Cambria Math" w:eastAsiaTheme="minorEastAsia" w:hAnsi="Cambria Math" w:cstheme="majorBidi"/>
+                  <w:i/>
+                </w:rPr>
+              </m:ctrlPr>
+            </m:funcPr>
+            <m:fName>
+              <m:r>
+                <m:rPr>
+                  <m:sty m:val="p"/>
+                </m:rPr>
+                <w:rPr>
+                  <w:rFonts w:ascii="Cambria Math" w:eastAsiaTheme="minorEastAsia" w:hAnsi="Cambria Math" w:cstheme="majorBidi"/>
+                </w:rPr>
+                <m:t>log</m:t>
+              </m:r>
+            </m:fName>
+            <m:e>
+              <m:r>
+                <w:rPr>
+                  <w:rFonts w:ascii="Cambria Math" w:eastAsiaTheme="minorEastAsia" w:hAnsi="Cambria Math" w:cstheme="majorBidi"/>
+                </w:rPr>
+                <m:t>n)</m:t>
+              </m:r>
+            </m:e>
+          </m:func>
+          <m:r>
+            <w:rPr>
+              <w:rFonts w:ascii="Cambria Math" w:eastAsiaTheme="minorEastAsia" w:hAnsi="Cambria Math" w:cstheme="majorBidi"/>
+            </w:rPr>
+            <m:t>=O(n</m:t>
+          </m:r>
+          <m:func>
+            <m:funcPr>
+              <m:ctrlPr>
+                <w:rPr>
+                  <w:rFonts w:ascii="Cambria Math" w:eastAsiaTheme="minorEastAsia" w:hAnsi="Cambria Math" w:cstheme="majorBidi"/>
+                  <w:i/>
+                </w:rPr>
+              </m:ctrlPr>
+            </m:funcPr>
+            <m:fName>
+              <m:r>
+                <m:rPr>
+                  <m:sty m:val="p"/>
+                </m:rPr>
+                <w:rPr>
+                  <w:rFonts w:ascii="Cambria Math" w:eastAsiaTheme="minorEastAsia" w:hAnsi="Cambria Math" w:cstheme="majorBidi"/>
+                </w:rPr>
+                <m:t>log</m:t>
+              </m:r>
+            </m:fName>
+            <m:e>
+              <m:r>
+                <w:rPr>
+                  <w:rFonts w:ascii="Cambria Math" w:eastAsiaTheme="minorEastAsia" w:hAnsi="Cambria Math" w:cstheme="majorBidi"/>
+                </w:rPr>
+                <m:t>n</m:t>
+              </m:r>
+            </m:e>
+          </m:func>
+          <m:r>
+            <w:rPr>
+              <w:rFonts w:ascii="Cambria Math" w:eastAsiaTheme="minorEastAsia" w:hAnsi="Cambria Math" w:cstheme="majorBidi"/>
+            </w:rPr>
+            <m:t>)</m:t>
+          </m:r>
+        </m:oMath>
+      </m:oMathPara>
+    </w:p>
+    <w:p>
+      <w:pPr>
+        <w:rPr>
+          <w:rFonts w:asciiTheme="majorBidi" w:eastAsiaTheme="minorEastAsia" w:hAnsiTheme="majorBidi" w:cstheme="majorBidi"/>
+        </w:rPr>
+      </w:pPr>
+      <m:oMathPara>
+        <m:oMath>
+          <m:r>
+            <w:rPr>
+              <w:rFonts w:ascii="Cambria Math" w:eastAsiaTheme="minorEastAsia" w:hAnsi="Cambria Math" w:cstheme="majorBidi"/>
+            </w:rPr>
+            <m:t>O</m:t>
+          </m:r>
+          <m:d>
+            <m:dPr>
+              <m:ctrlPr>
+                <w:rPr>
+                  <w:rFonts w:ascii="Cambria Math" w:eastAsiaTheme="minorEastAsia" w:hAnsi="Cambria Math" w:cstheme="majorBidi"/>
+                  <w:i/>
+                </w:rPr>
+              </m:ctrlPr>
+            </m:dPr>
+            <m:e>
+              <m:r>
+                <w:rPr>
+                  <w:rFonts w:ascii="Cambria Math" w:eastAsiaTheme="minorEastAsia" w:hAnsi="Cambria Math" w:cstheme="majorBidi"/>
+                </w:rPr>
+                <m:t>n</m:t>
+              </m:r>
+            </m:e>
+          </m:d>
+          <m:r>
+            <w:rPr>
+              <w:rFonts w:ascii="Cambria Math" w:eastAsiaTheme="minorEastAsia" w:hAnsi="Cambria Math" w:cstheme="majorBidi"/>
+            </w:rPr>
+            <m:t>+</m:t>
+          </m:r>
+          <m:nary>
+            <m:naryPr>
+              <m:chr m:val="∑"/>
+              <m:limLoc m:val="undOvr"/>
+              <m:ctrlPr>
+                <w:rPr>
+                  <w:rFonts w:ascii="Cambria Math" w:eastAsiaTheme="minorEastAsia" w:hAnsi="Cambria Math" w:cstheme="majorBidi"/>
+                  <w:i/>
+                </w:rPr>
+              </m:ctrlPr>
+            </m:naryPr>
+            <m:sub>
+              <m:r>
+                <w:rPr>
+                  <w:rFonts w:ascii="Cambria Math" w:eastAsiaTheme="minorEastAsia" w:hAnsi="Cambria Math" w:cstheme="majorBidi"/>
+                </w:rPr>
+                <m:t>i=</m:t>
+              </m:r>
+              <m:d>
+                <m:dPr>
+                  <m:begChr m:val="⌊"/>
+                  <m:endChr m:val="⌋"/>
+                  <m:ctrlPr>
+                    <w:rPr>
+                      <w:rFonts w:ascii="Cambria Math" w:eastAsiaTheme="minorEastAsia" w:hAnsi="Cambria Math" w:cstheme="majorBidi"/>
+                      <w:i/>
+                    </w:rPr>
+                  </m:ctrlPr>
+                </m:dPr>
+                <m:e>
+                  <m:f>
+                    <m:fPr>
+                      <m:ctrlPr>
+                        <w:rPr>
+                          <w:rFonts w:ascii="Cambria Math" w:eastAsiaTheme="minorEastAsia" w:hAnsi="Cambria Math" w:cstheme="majorBidi"/>
+                          <w:i/>
+                        </w:rPr>
+                      </m:ctrlPr>
+                    </m:fPr>
+                    <m:num>
+                      <m:r>
+                        <w:rPr>
+                          <w:rFonts w:ascii="Cambria Math" w:eastAsiaTheme="minorEastAsia" w:hAnsi="Cambria Math" w:cstheme="majorBidi"/>
+                        </w:rPr>
+                        <m:t>n</m:t>
+                      </m:r>
+                    </m:num>
+                    <m:den>
+                      <m:r>
+                        <w:rPr>
+                          <w:rFonts w:ascii="Cambria Math" w:eastAsiaTheme="minorEastAsia" w:hAnsi="Cambria Math" w:cstheme="majorBidi"/>
+                        </w:rPr>
+                        <m:t>2</m:t>
+                      </m:r>
+                    </m:den>
+                  </m:f>
+                </m:e>
+              </m:d>
+            </m:sub>
+            <m:sup>
+              <m:r>
+                <w:rPr>
+                  <w:rFonts w:ascii="Cambria Math" w:eastAsiaTheme="minorEastAsia" w:hAnsi="Cambria Math" w:cstheme="majorBidi"/>
+                </w:rPr>
+                <m:t>n-1</m:t>
+              </m:r>
+            </m:sup>
+            <m:e>
+              <m:func>
+                <m:funcPr>
+                  <m:ctrlPr>
+                    <w:rPr>
+                      <w:rFonts w:ascii="Cambria Math" w:eastAsiaTheme="minorEastAsia" w:hAnsi="Cambria Math" w:cstheme="majorBidi"/>
+                      <w:i/>
+                    </w:rPr>
+                  </m:ctrlPr>
+                </m:funcPr>
+                <m:fName>
+                  <m:r>
+                    <m:rPr>
+                      <m:sty m:val="p"/>
+                    </m:rPr>
+                    <w:rPr>
+                      <w:rFonts w:ascii="Cambria Math" w:eastAsiaTheme="minorEastAsia" w:hAnsi="Cambria Math" w:cstheme="majorBidi"/>
+                    </w:rPr>
+                    <m:t>log</m:t>
+                  </m:r>
+                </m:fName>
+                <m:e>
+                  <m:d>
+                    <m:dPr>
+                      <m:ctrlPr>
+                        <w:rPr>
+                          <w:rFonts w:ascii="Cambria Math" w:eastAsiaTheme="minorEastAsia" w:hAnsi="Cambria Math" w:cstheme="majorBidi"/>
+                          <w:i/>
+                        </w:rPr>
+                      </m:ctrlPr>
+                    </m:dPr>
+                    <m:e>
+                      <m:r>
+                        <w:rPr>
+                          <w:rFonts w:ascii="Cambria Math" w:eastAsiaTheme="minorEastAsia" w:hAnsi="Cambria Math" w:cstheme="majorBidi"/>
+                        </w:rPr>
+                        <m:t>i</m:t>
+                      </m:r>
+                    </m:e>
+                  </m:d>
+                </m:e>
+              </m:func>
+            </m:e>
+          </m:nary>
+          <m:r>
+            <w:rPr>
+              <w:rFonts w:ascii="Cambria Math" w:eastAsiaTheme="minorEastAsia" w:hAnsi="Cambria Math" w:cstheme="majorBidi"/>
+            </w:rPr>
+            <m:t>=O</m:t>
+          </m:r>
+          <m:d>
+            <m:dPr>
+              <m:ctrlPr>
+                <w:rPr>
+                  <w:rFonts w:ascii="Cambria Math" w:eastAsiaTheme="minorEastAsia" w:hAnsi="Cambria Math" w:cstheme="majorBidi"/>
+                  <w:i/>
+                </w:rPr>
+              </m:ctrlPr>
+            </m:dPr>
+            <m:e>
+              <m:r>
+                <w:rPr>
+                  <w:rFonts w:ascii="Cambria Math" w:eastAsiaTheme="minorEastAsia" w:hAnsi="Cambria Math" w:cstheme="majorBidi"/>
+                </w:rPr>
+                <m:t>n</m:t>
+              </m:r>
+            </m:e>
+          </m:d>
+          <m:r>
+            <w:rPr>
+              <w:rFonts w:ascii="Cambria Math" w:eastAsiaTheme="minorEastAsia" w:hAnsi="Cambria Math" w:cstheme="majorBidi"/>
+            </w:rPr>
+            <m:t>+</m:t>
+          </m:r>
+          <m:d>
+            <m:dPr>
+              <m:ctrlPr>
+                <w:rPr>
+                  <w:rFonts w:ascii="Cambria Math" w:eastAsiaTheme="minorEastAsia" w:hAnsi="Cambria Math" w:cstheme="majorBidi"/>
+                  <w:i/>
+                </w:rPr>
+              </m:ctrlPr>
+            </m:dPr>
+            <m:e>
+              <m:func>
+                <m:funcPr>
+                  <m:ctrlPr>
+                    <w:rPr>
+                      <w:rFonts w:ascii="Cambria Math" w:eastAsiaTheme="minorEastAsia" w:hAnsi="Cambria Math" w:cstheme="majorBidi"/>
+                      <w:i/>
+                    </w:rPr>
+                  </m:ctrlPr>
+                </m:funcPr>
+                <m:fName>
+                  <m:r>
+                    <m:rPr>
+                      <m:sty m:val="p"/>
+                    </m:rPr>
+                    <w:rPr>
+                      <w:rFonts w:ascii="Cambria Math" w:eastAsiaTheme="minorEastAsia" w:hAnsi="Cambria Math" w:cstheme="majorBidi"/>
+                    </w:rPr>
+                    <m:t>log</m:t>
+                  </m:r>
+                </m:fName>
+                <m:e>
+                  <m:d>
+                    <m:dPr>
+                      <m:ctrlPr>
+                        <w:rPr>
+                          <w:rFonts w:ascii="Cambria Math" w:eastAsiaTheme="minorEastAsia" w:hAnsi="Cambria Math" w:cstheme="majorBidi"/>
+                          <w:i/>
+                        </w:rPr>
+                      </m:ctrlPr>
+                    </m:dPr>
+                    <m:e>
+                      <m:d>
+                        <m:dPr>
+                          <m:begChr m:val="⌊"/>
+                          <m:endChr m:val="⌋"/>
+                          <m:ctrlPr>
+                            <w:rPr>
+                              <w:rFonts w:ascii="Cambria Math" w:eastAsiaTheme="minorEastAsia" w:hAnsi="Cambria Math" w:cstheme="majorBidi"/>
+                              <w:i/>
+                            </w:rPr>
+                          </m:ctrlPr>
+                        </m:dPr>
+                        <m:e>
+                          <m:f>
+                            <m:fPr>
+                              <m:ctrlPr>
+                                <w:rPr>
+                                  <w:rFonts w:ascii="Cambria Math" w:eastAsiaTheme="minorEastAsia" w:hAnsi="Cambria Math" w:cstheme="majorBidi"/>
+                                  <w:i/>
+                                </w:rPr>
+                              </m:ctrlPr>
+                            </m:fPr>
+                            <m:num>
+                              <m:r>
+                                <w:rPr>
+                                  <w:rFonts w:ascii="Cambria Math" w:eastAsiaTheme="minorEastAsia" w:hAnsi="Cambria Math" w:cstheme="majorBidi"/>
+                                </w:rPr>
+                                <m:t>n</m:t>
+                              </m:r>
+                            </m:num>
+                            <m:den>
+                              <m:r>
+                                <w:rPr>
+                                  <w:rFonts w:ascii="Cambria Math" w:eastAsiaTheme="minorEastAsia" w:hAnsi="Cambria Math" w:cstheme="majorBidi"/>
+                                </w:rPr>
+                                <m:t>2</m:t>
+                              </m:r>
+                            </m:den>
+                          </m:f>
+                        </m:e>
+                      </m:d>
+                    </m:e>
+                  </m:d>
+                  <m:r>
+                    <w:rPr>
+                      <w:rFonts w:ascii="Cambria Math" w:eastAsiaTheme="minorEastAsia" w:hAnsi="Cambria Math" w:cstheme="majorBidi"/>
+                    </w:rPr>
+                    <m:t>+</m:t>
+                  </m:r>
+                  <m:r>
+                    <m:rPr>
+                      <m:sty m:val="p"/>
+                    </m:rPr>
+                    <w:rPr>
+                      <w:rFonts w:ascii="Cambria Math" w:eastAsiaTheme="minorEastAsia" w:hAnsi="Cambria Math" w:cstheme="majorBidi"/>
+                    </w:rPr>
+                    <m:t>log⁡</m:t>
+                  </m:r>
+                  <m:r>
+                    <w:rPr>
+                      <w:rFonts w:ascii="Cambria Math" w:eastAsiaTheme="minorEastAsia" w:hAnsi="Cambria Math" w:cstheme="majorBidi"/>
+                    </w:rPr>
+                    <m:t>(</m:t>
+                  </m:r>
+                </m:e>
+              </m:func>
+              <m:d>
+                <m:dPr>
+                  <m:begChr m:val="⌊"/>
+                  <m:endChr m:val="⌋"/>
+                  <m:ctrlPr>
+                    <w:rPr>
+                      <w:rFonts w:ascii="Cambria Math" w:eastAsiaTheme="minorEastAsia" w:hAnsi="Cambria Math" w:cstheme="majorBidi"/>
+                      <w:i/>
+                    </w:rPr>
+                  </m:ctrlPr>
+                </m:dPr>
+                <m:e>
+                  <m:f>
+                    <m:fPr>
+                      <m:ctrlPr>
+                        <w:rPr>
+                          <w:rFonts w:ascii="Cambria Math" w:eastAsiaTheme="minorEastAsia" w:hAnsi="Cambria Math" w:cstheme="majorBidi"/>
+                          <w:i/>
+                        </w:rPr>
+                      </m:ctrlPr>
+                    </m:fPr>
+                    <m:num>
+                      <m:r>
+                        <w:rPr>
+                          <w:rFonts w:ascii="Cambria Math" w:eastAsiaTheme="minorEastAsia" w:hAnsi="Cambria Math" w:cstheme="majorBidi"/>
+                        </w:rPr>
+                        <m:t>n</m:t>
+                      </m:r>
+                    </m:num>
+                    <m:den>
+                      <m:r>
+                        <w:rPr>
+                          <w:rFonts w:ascii="Cambria Math" w:eastAsiaTheme="minorEastAsia" w:hAnsi="Cambria Math" w:cstheme="majorBidi"/>
+                        </w:rPr>
+                        <m:t>2</m:t>
+                      </m:r>
+                    </m:den>
+                  </m:f>
+                </m:e>
+              </m:d>
+              <m:r>
+                <w:rPr>
+                  <w:rFonts w:ascii="Cambria Math" w:eastAsiaTheme="minorEastAsia" w:hAnsi="Cambria Math" w:cstheme="majorBidi"/>
+                </w:rPr>
+                <m:t>+1)+…+</m:t>
+              </m:r>
+              <m:r>
+                <m:rPr>
+                  <m:sty m:val="p"/>
+                </m:rPr>
+                <w:rPr>
+                  <w:rFonts w:ascii="Cambria Math" w:eastAsiaTheme="minorEastAsia" w:hAnsi="Cambria Math" w:cstheme="majorBidi"/>
+                </w:rPr>
+                <m:t>log⁡</m:t>
+              </m:r>
+              <m:r>
+                <w:rPr>
+                  <w:rFonts w:ascii="Cambria Math" w:eastAsiaTheme="minorEastAsia" w:hAnsi="Cambria Math" w:cstheme="majorBidi"/>
+                </w:rPr>
+                <m:t>(n-1)</m:t>
+              </m:r>
+            </m:e>
+          </m:d>
+          <m:r>
+            <w:rPr>
+              <w:rFonts w:ascii="Cambria Math" w:eastAsiaTheme="minorEastAsia" w:hAnsi="Cambria Math" w:cstheme="majorBidi"/>
+            </w:rPr>
+            <m:t>≥</m:t>
+          </m:r>
+          <m:r>
+            <w:rPr>
+              <w:rFonts w:ascii="Cambria Math" w:eastAsiaTheme="minorEastAsia" w:hAnsi="Cambria Math" w:cstheme="majorBidi"/>
+            </w:rPr>
+            <w:br/>
+          </m:r>
+        </m:oMath>
+        <m:oMath>
+          <m:r>
+            <w:rPr>
+              <w:rFonts w:ascii="Cambria Math" w:eastAsiaTheme="minorEastAsia" w:hAnsi="Cambria Math" w:cstheme="majorBidi"/>
+            </w:rPr>
+            <m:t xml:space="preserve">     ≥O</m:t>
+          </m:r>
+          <m:d>
+            <m:dPr>
+              <m:ctrlPr>
+                <w:rPr>
+                  <w:rFonts w:ascii="Cambria Math" w:eastAsiaTheme="minorEastAsia" w:hAnsi="Cambria Math" w:cstheme="majorBidi"/>
+                  <w:i/>
+                </w:rPr>
+              </m:ctrlPr>
+            </m:dPr>
+            <m:e>
+              <m:r>
+                <w:rPr>
+                  <w:rFonts w:ascii="Cambria Math" w:eastAsiaTheme="minorEastAsia" w:hAnsi="Cambria Math" w:cstheme="majorBidi"/>
+                </w:rPr>
+                <m:t>n</m:t>
+              </m:r>
+            </m:e>
+          </m:d>
+          <m:r>
+            <w:rPr>
+              <w:rFonts w:ascii="Cambria Math" w:eastAsiaTheme="minorEastAsia" w:hAnsi="Cambria Math" w:cstheme="majorBidi"/>
+            </w:rPr>
+            <m:t>+O</m:t>
+          </m:r>
+          <m:d>
+            <m:dPr>
+              <m:ctrlPr>
+                <w:rPr>
+                  <w:rFonts w:ascii="Cambria Math" w:eastAsiaTheme="minorEastAsia" w:hAnsi="Cambria Math" w:cstheme="majorBidi"/>
+                  <w:i/>
+                </w:rPr>
+              </m:ctrlPr>
+            </m:dPr>
+            <m:e>
+              <m:f>
+                <m:fPr>
+                  <m:ctrlPr>
+                    <w:rPr>
+                      <w:rFonts w:ascii="Cambria Math" w:eastAsiaTheme="minorEastAsia" w:hAnsi="Cambria Math" w:cstheme="majorBidi"/>
+                      <w:i/>
+                    </w:rPr>
+                  </m:ctrlPr>
+                </m:fPr>
+                <m:num>
+                  <m:r>
+                    <w:rPr>
+                      <w:rFonts w:ascii="Cambria Math" w:eastAsiaTheme="minorEastAsia" w:hAnsi="Cambria Math" w:cstheme="majorBidi"/>
+                    </w:rPr>
+                    <m:t>n</m:t>
+                  </m:r>
+                </m:num>
+                <m:den>
+                  <m:r>
+                    <w:rPr>
+                      <w:rFonts w:ascii="Cambria Math" w:eastAsiaTheme="minorEastAsia" w:hAnsi="Cambria Math" w:cstheme="majorBidi"/>
+                    </w:rPr>
+                    <m:t>2</m:t>
+                  </m:r>
+                </m:den>
+              </m:f>
+            </m:e>
+          </m:d>
+          <m:func>
+            <m:funcPr>
+              <m:ctrlPr>
+                <w:rPr>
+                  <w:rFonts w:ascii="Cambria Math" w:eastAsiaTheme="minorEastAsia" w:hAnsi="Cambria Math" w:cstheme="majorBidi"/>
+                  <w:i/>
+                </w:rPr>
+              </m:ctrlPr>
+            </m:funcPr>
+            <m:fName>
+              <m:r>
+                <m:rPr>
+                  <m:sty m:val="p"/>
+                </m:rPr>
+                <w:rPr>
+                  <w:rFonts w:ascii="Cambria Math" w:eastAsiaTheme="minorEastAsia" w:hAnsi="Cambria Math" w:cstheme="majorBidi"/>
+                </w:rPr>
+                <m:t>log</m:t>
+              </m:r>
+            </m:fName>
+            <m:e>
+              <m:d>
+                <m:dPr>
+                  <m:ctrlPr>
+                    <w:rPr>
+                      <w:rFonts w:ascii="Cambria Math" w:eastAsiaTheme="minorEastAsia" w:hAnsi="Cambria Math" w:cstheme="majorBidi"/>
+                      <w:i/>
+                    </w:rPr>
+                  </m:ctrlPr>
+                </m:dPr>
+                <m:e>
+                  <m:d>
+                    <m:dPr>
+                      <m:begChr m:val="⌊"/>
+                      <m:endChr m:val="⌋"/>
+                      <m:ctrlPr>
+                        <w:rPr>
+                          <w:rFonts w:ascii="Cambria Math" w:eastAsiaTheme="minorEastAsia" w:hAnsi="Cambria Math" w:cstheme="majorBidi"/>
+                          <w:i/>
+                        </w:rPr>
+                      </m:ctrlPr>
+                    </m:dPr>
+                    <m:e>
+                      <m:f>
+                        <m:fPr>
+                          <m:ctrlPr>
+                            <w:rPr>
+                              <w:rFonts w:ascii="Cambria Math" w:eastAsiaTheme="minorEastAsia" w:hAnsi="Cambria Math" w:cstheme="majorBidi"/>
+                              <w:i/>
+                            </w:rPr>
+                          </m:ctrlPr>
+                        </m:fPr>
+                        <m:num>
+                          <m:r>
+                            <w:rPr>
+                              <w:rFonts w:ascii="Cambria Math" w:eastAsiaTheme="minorEastAsia" w:hAnsi="Cambria Math" w:cstheme="majorBidi"/>
+                            </w:rPr>
+                            <m:t>n</m:t>
+                          </m:r>
+                        </m:num>
+                        <m:den>
+                          <m:r>
+                            <w:rPr>
+                              <w:rFonts w:ascii="Cambria Math" w:eastAsiaTheme="minorEastAsia" w:hAnsi="Cambria Math" w:cstheme="majorBidi"/>
+                            </w:rPr>
+                            <m:t>2</m:t>
+                          </m:r>
+                        </m:den>
+                      </m:f>
+                    </m:e>
+                  </m:d>
+                </m:e>
+              </m:d>
+            </m:e>
+          </m:func>
+          <m:r>
+            <w:rPr>
+              <w:rFonts w:ascii="Cambria Math" w:eastAsiaTheme="minorEastAsia" w:hAnsi="Cambria Math" w:cstheme="majorBidi"/>
+            </w:rPr>
+            <m:t>=O</m:t>
+          </m:r>
+          <m:d>
+            <m:dPr>
+              <m:ctrlPr>
+                <w:rPr>
+                  <w:rFonts w:ascii="Cambria Math" w:eastAsiaTheme="minorEastAsia" w:hAnsi="Cambria Math" w:cstheme="majorBidi"/>
+                  <w:i/>
+                </w:rPr>
+              </m:ctrlPr>
+            </m:dPr>
+            <m:e>
+              <m:r>
+                <w:rPr>
+                  <w:rFonts w:ascii="Cambria Math" w:eastAsiaTheme="minorEastAsia" w:hAnsi="Cambria Math" w:cstheme="majorBidi"/>
+                </w:rPr>
+                <m:t>n</m:t>
+              </m:r>
+            </m:e>
+          </m:d>
+          <m:r>
+            <w:rPr>
+              <w:rFonts w:ascii="Cambria Math" w:eastAsiaTheme="minorEastAsia" w:hAnsi="Cambria Math" w:cstheme="majorBidi"/>
+            </w:rPr>
+            <m:t>+O</m:t>
+          </m:r>
+          <m:d>
+            <m:dPr>
+              <m:ctrlPr>
+                <w:rPr>
+                  <w:rFonts w:ascii="Cambria Math" w:eastAsiaTheme="minorEastAsia" w:hAnsi="Cambria Math" w:cstheme="majorBidi"/>
+                  <w:i/>
+                </w:rPr>
+              </m:ctrlPr>
+            </m:dPr>
+            <m:e>
+              <m:r>
+                <w:rPr>
+                  <w:rFonts w:ascii="Cambria Math" w:eastAsiaTheme="minorEastAsia" w:hAnsi="Cambria Math" w:cstheme="majorBidi"/>
+                </w:rPr>
+                <m:t>n</m:t>
+              </m:r>
+            </m:e>
+          </m:d>
+          <m:r>
+            <w:rPr>
+              <w:rFonts w:ascii="Cambria Math" w:eastAsiaTheme="minorEastAsia" w:hAnsi="Cambria Math" w:cstheme="majorBidi"/>
+            </w:rPr>
+            <m:t>O(</m:t>
+          </m:r>
+          <m:func>
+            <m:funcPr>
+              <m:ctrlPr>
+                <w:rPr>
+                  <w:rFonts w:ascii="Cambria Math" w:eastAsiaTheme="minorEastAsia" w:hAnsi="Cambria Math" w:cstheme="majorBidi"/>
+                  <w:i/>
+                </w:rPr>
+              </m:ctrlPr>
+            </m:funcPr>
+            <m:fName>
+              <m:r>
+                <m:rPr>
+                  <m:sty m:val="p"/>
+                </m:rPr>
+                <w:rPr>
+                  <w:rFonts w:ascii="Cambria Math" w:eastAsiaTheme="minorEastAsia" w:hAnsi="Cambria Math" w:cstheme="majorBidi"/>
+                </w:rPr>
+                <m:t>log</m:t>
+              </m:r>
+            </m:fName>
+            <m:e>
+              <m:r>
+                <w:rPr>
+                  <w:rFonts w:ascii="Cambria Math" w:eastAsiaTheme="minorEastAsia" w:hAnsi="Cambria Math" w:cstheme="majorBidi"/>
+                </w:rPr>
+                <m:t>n)</m:t>
+              </m:r>
+            </m:e>
+          </m:func>
+          <m:r>
+            <w:rPr>
+              <w:rFonts w:ascii="Cambria Math" w:eastAsiaTheme="minorEastAsia" w:hAnsi="Cambria Math" w:cstheme="majorBidi"/>
+            </w:rPr>
+            <m:t>=O(n</m:t>
+          </m:r>
+          <m:func>
+            <m:funcPr>
+              <m:ctrlPr>
+                <w:rPr>
+                  <w:rFonts w:ascii="Cambria Math" w:eastAsiaTheme="minorEastAsia" w:hAnsi="Cambria Math" w:cstheme="majorBidi"/>
+                  <w:i/>
+                </w:rPr>
+              </m:ctrlPr>
+            </m:funcPr>
+            <m:fName>
+              <m:r>
+                <m:rPr>
+                  <m:sty m:val="p"/>
+                </m:rPr>
+                <w:rPr>
+                  <w:rFonts w:ascii="Cambria Math" w:eastAsiaTheme="minorEastAsia" w:hAnsi="Cambria Math" w:cstheme="majorBidi"/>
+                </w:rPr>
+                <m:t>log</m:t>
+              </m:r>
+            </m:fName>
+            <m:e>
+              <m:r>
+                <w:rPr>
+                  <w:rFonts w:ascii="Cambria Math" w:eastAsiaTheme="minorEastAsia" w:hAnsi="Cambria Math" w:cstheme="majorBidi"/>
+                </w:rPr>
+                <m:t>n)</m:t>
+              </m:r>
+            </m:e>
+          </m:func>
+        </m:oMath>
+      </m:oMathPara>
+    </w:p>
+    <w:p>
+      <w:pPr>
+        <w:rPr>
+          <w:rFonts w:asciiTheme="majorBidi" w:eastAsiaTheme="minorEastAsia" w:hAnsiTheme="majorBidi" w:cstheme="majorBidi" w:hint="cs"/>
+          <w:rtl/>
+        </w:rPr>
+      </w:pPr>
+      <w:r>
+        <w:rPr>
+          <w:rFonts w:asciiTheme="majorBidi" w:eastAsiaTheme="minorEastAsia" w:hAnsiTheme="majorBidi" w:cstheme="majorBidi" w:hint="cs"/>
+          <w:rtl/>
+        </w:rPr>
+        <w:t xml:space="preserve">כלומר, הסיבוכיות היא </w:t>
+      </w:r>
+      <m:oMath>
+        <m:r>
+          <m:rPr>
+            <m:sty m:val="p"/>
+          </m:rPr>
+          <w:rPr>
+            <w:rFonts w:ascii="Cambria Math" w:eastAsiaTheme="minorEastAsia" w:hAnsi="Cambria Math" w:cstheme="majorBidi"/>
+          </w:rPr>
+          <m:t>Θ</m:t>
+        </m:r>
+        <m:r>
+          <w:rPr>
+            <w:rFonts w:ascii="Cambria Math" w:eastAsiaTheme="minorEastAsia" w:hAnsi="Cambria Math" w:cstheme="majorBidi"/>
+          </w:rPr>
+          <m:t>(n</m:t>
+        </m:r>
+        <m:func>
+          <m:funcPr>
+            <m:ctrlPr>
+              <w:rPr>
+                <w:rFonts w:ascii="Cambria Math" w:eastAsiaTheme="minorEastAsia" w:hAnsi="Cambria Math" w:cstheme="majorBidi"/>
+                <w:i/>
+              </w:rPr>
+            </m:ctrlPr>
+          </m:funcPr>
+          <m:fName>
+            <m:r>
+              <m:rPr>
+                <m:sty m:val="p"/>
+              </m:rPr>
+              <w:rPr>
+                <w:rFonts w:ascii="Cambria Math" w:eastAsiaTheme="minorEastAsia" w:hAnsi="Cambria Math" w:cstheme="majorBidi"/>
+              </w:rPr>
+              <m:t>log</m:t>
+            </m:r>
+          </m:fName>
+          <m:e>
+            <m:r>
+              <w:rPr>
+                <w:rFonts w:ascii="Cambria Math" w:eastAsiaTheme="minorEastAsia" w:hAnsi="Cambria Math" w:cstheme="majorBidi"/>
+              </w:rPr>
+              <m:t>n)</m:t>
+            </m:r>
+          </m:e>
+        </m:func>
+      </m:oMath>
+      <w:r>
+        <w:rPr>
+          <w:rFonts w:asciiTheme="majorBidi" w:eastAsiaTheme="minorEastAsia" w:hAnsiTheme="majorBidi" w:cstheme="majorBidi" w:hint="cs"/>
+          <w:rtl/>
+        </w:rPr>
+        <w:t>.</w:t>
+      </w:r>
+    </w:p>
+    <w:p>
+      <w:pPr>
+        <w:rPr>
+          <w:rFonts w:asciiTheme="majorBidi" w:eastAsiaTheme="minorEastAsia" w:hAnsiTheme="majorBidi" w:cstheme="majorBidi"/>
+          <w:rtl/>
+        </w:rPr>
+      </w:pPr>
+    </w:p>
+    <w:p>
+      <w:pPr>
+        <w:rPr>
+          <w:rFonts w:asciiTheme="majorBidi" w:eastAsiaTheme="minorEastAsia" w:hAnsiTheme="majorBidi" w:cstheme="majorBidi"/>
+          <w:rtl/>
+        </w:rPr>
+      </w:pPr>
+    </w:p>
+    <w:p>
+      <w:pPr>
+        <w:rPr>
+          <w:rFonts w:asciiTheme="majorBidi" w:eastAsiaTheme="minorEastAsia" w:hAnsiTheme="majorBidi" w:cstheme="majorBidi"/>
+          <w:rtl/>
+        </w:rPr>
+      </w:pPr>
+    </w:p>
+    <w:p>
+      <w:pPr>
+        <w:rPr>
+          <w:rFonts w:asciiTheme="majorBidi" w:eastAsiaTheme="minorEastAsia" w:hAnsiTheme="majorBidi" w:cstheme="majorBidi"/>
+          <w:rtl/>
+        </w:rPr>
+      </w:pPr>
+      <w:r>
+        <w:rPr>
+          <w:rFonts w:asciiTheme="majorBidi" w:eastAsiaTheme="minorEastAsia" w:hAnsiTheme="majorBidi" w:cstheme="majorBidi" w:hint="cs"/>
+          <w:rtl/>
+        </w:rPr>
+        <w:t xml:space="preserve">סדר ההכנסה משפיע על מדידות מספר החיבורים ומספר החיתוכים, וכתוצאה מכך גם על זמן הריצה. נשים לב, כי אם המינימום בערימה הוא שורש של עץ מדרגה גבוהה, אז נבצע חיתוכים למספר בנים רב של המינימום. כתוצאה מכך, נקבל כי מספר העצים לאחר מחיקת המינימום גדל </w:t>
+      </w:r>
+      <w:r>
+        <w:rPr>
+          <w:rFonts w:asciiTheme="majorBidi" w:eastAsiaTheme="minorEastAsia" w:hAnsiTheme="majorBidi" w:cstheme="majorBidi" w:hint="cs"/>
+          <w:rtl/>
+        </w:rPr>
+        <w:t xml:space="preserve">כתלות במספר הבנים. ככל שמספר העצים רב יותר, מספר החיבורים שייתבצעו בזמן </w:t>
+      </w:r>
+      <w:r>
+        <w:rPr>
+          <w:rFonts w:asciiTheme="majorBidi" w:eastAsiaTheme="minorEastAsia" w:hAnsiTheme="majorBidi" w:cstheme="majorBidi"/>
+        </w:rPr>
+        <w:t>successive linking</w:t>
+      </w:r>
+      <w:r>
+        <w:rPr>
+          <w:rFonts w:asciiTheme="majorBidi" w:eastAsiaTheme="minorEastAsia" w:hAnsiTheme="majorBidi" w:cstheme="majorBidi" w:hint="cs"/>
+          <w:rtl/>
+        </w:rPr>
+        <w:t xml:space="preserve"> גדל. בנוסף, ככל שנבצע יותר חיבורים ויותר חיתוכים נקבל כי זמן הריצה ארוך יותר.</w:t>
+      </w:r>
+    </w:p>
+    <w:p>
+      <w:pPr>
+        <w:rPr>
+          <w:rFonts w:asciiTheme="majorBidi" w:eastAsiaTheme="minorEastAsia" w:hAnsiTheme="majorBidi" w:cstheme="majorBidi" w:hint="cs"/>
+          <w:rtl/>
+        </w:rPr>
+      </w:pPr>
+      <w:r>
+        <w:rPr>
+          <w:rFonts w:asciiTheme="majorBidi" w:eastAsiaTheme="minorEastAsia" w:hAnsiTheme="majorBidi" w:cstheme="majorBidi" w:hint="cs"/>
+          <w:rtl/>
+        </w:rPr>
+        <w:t xml:space="preserve">אופן המימוש משפיע על סדר העצים והצמתים בערימה לאחר </w:t>
+      </w:r>
+      <w:r>
+        <w:rPr>
+          <w:rFonts w:asciiTheme="majorBidi" w:eastAsiaTheme="minorEastAsia" w:hAnsiTheme="majorBidi" w:cstheme="majorBidi"/>
+        </w:rPr>
+        <w:t>successive linking</w:t>
+      </w:r>
+      <w:r>
+        <w:rPr>
+          <w:rFonts w:asciiTheme="majorBidi" w:eastAsiaTheme="minorEastAsia" w:hAnsiTheme="majorBidi" w:cstheme="majorBidi" w:hint="cs"/>
+          <w:rtl/>
+        </w:rPr>
+        <w:t xml:space="preserve">, אך אם נקבל שהמינימום הוא שורש של עץ מדרגה גבוהה מספר רב של פעמים בזמן הניסוי, מספר החיבורים והחיתוכים יגדל בהתאם וכך זמן הריצה. </w:t>
+      </w:r>
     </w:p>
     <w:p>
       <w:pPr>
@@ -4235,73 +5769,1135 @@
     <w:p>
       <w:pPr>
         <w:rPr>
+          <w:rFonts w:asciiTheme="majorBidi" w:eastAsiaTheme="minorEastAsia" w:hAnsiTheme="majorBidi" w:cstheme="majorBidi"/>
+          <w:rtl/>
+        </w:rPr>
+      </w:pPr>
+      <w:r>
+        <w:rPr>
+          <w:rFonts w:asciiTheme="majorBidi" w:hAnsiTheme="majorBidi" w:cstheme="majorBidi" w:hint="cs"/>
+          <w:rtl/>
+        </w:rPr>
+        <w:t xml:space="preserve">מבצעים </w:t>
+      </w:r>
+      <w:r>
+        <w:rPr>
           <w:rFonts w:asciiTheme="majorBidi" w:hAnsiTheme="majorBidi" w:cstheme="majorBidi"/>
-          <w:rtl/>
-        </w:rPr>
-      </w:pPr>
-    </w:p>
-    <w:p>
-      <w:pPr>
+          <w:lang w:val="es-ES"/>
+        </w:rPr>
+        <w:t>n</w:t>
+      </w:r>
+      <w:r>
+        <w:rPr>
+          <w:rFonts w:asciiTheme="majorBidi" w:hAnsiTheme="majorBidi" w:cstheme="majorBidi" w:hint="cs"/>
+          <w:rtl/>
+          <w:lang w:val="es-ES"/>
+        </w:rPr>
+        <w:t xml:space="preserve"> פעולות הכנסה, כל אחת בסיבוכיות </w:t>
+      </w:r>
+      <w:r>
         <w:rPr>
           <w:rFonts w:asciiTheme="majorBidi" w:hAnsiTheme="majorBidi" w:cstheme="majorBidi"/>
-          <w:rtl/>
-        </w:rPr>
-      </w:pPr>
-    </w:p>
-    <w:p>
-      <w:pPr>
+        </w:rPr>
+        <w:t>O(1)</w:t>
+      </w:r>
+      <w:r>
+        <w:rPr>
+          <w:rFonts w:asciiTheme="majorBidi" w:hAnsiTheme="majorBidi" w:cstheme="majorBidi" w:hint="cs"/>
+          <w:rtl/>
+        </w:rPr>
+        <w:t xml:space="preserve">, שבסופן מתקבלת ערימה עם </w:t>
+      </w:r>
+      <w:r>
         <w:rPr>
           <w:rFonts w:asciiTheme="majorBidi" w:hAnsiTheme="majorBidi" w:cstheme="majorBidi"/>
-          <w:rtl/>
-        </w:rPr>
-      </w:pPr>
-    </w:p>
-    <w:p>
-      <w:pPr>
+        </w:rPr>
+        <w:t>n</w:t>
+      </w:r>
+      <w:r>
+        <w:rPr>
+          <w:rFonts w:asciiTheme="majorBidi" w:hAnsiTheme="majorBidi" w:cstheme="majorBidi" w:hint="cs"/>
+          <w:rtl/>
+        </w:rPr>
+        <w:t xml:space="preserve"> עצים בדרגה 0</w:t>
+      </w:r>
+      <w:r>
+        <w:rPr>
+          <w:rFonts w:asciiTheme="majorBidi" w:hAnsiTheme="majorBidi" w:cstheme="majorBidi" w:hint="cs"/>
+          <w:rtl/>
+        </w:rPr>
+        <w:t xml:space="preserve">. </w:t>
+      </w:r>
+      <w:r>
+        <w:rPr>
+          <w:rFonts w:asciiTheme="majorBidi" w:hAnsiTheme="majorBidi" w:cstheme="majorBidi" w:hint="cs"/>
+          <w:rtl/>
+        </w:rPr>
+        <w:t xml:space="preserve">לאחר מכן, מוחקים  את המינימום פעם אחת ובמהלך פעולה זו מתבצעת הפעולה </w:t>
+      </w:r>
+      <w:r>
         <w:rPr>
           <w:rFonts w:asciiTheme="majorBidi" w:hAnsiTheme="majorBidi" w:cstheme="majorBidi"/>
-          <w:rtl/>
-        </w:rPr>
-      </w:pPr>
-    </w:p>
-    <w:p>
-      <w:pPr>
+        </w:rPr>
+        <w:t>successive linking</w:t>
+      </w:r>
+      <w:r>
+        <w:rPr>
+          <w:rFonts w:asciiTheme="majorBidi" w:hAnsiTheme="majorBidi" w:cstheme="majorBidi" w:hint="cs"/>
+          <w:rtl/>
+        </w:rPr>
+        <w:t xml:space="preserve"> בסיבוכיות </w:t>
+      </w:r>
+      <w:r>
         <w:rPr>
           <w:rFonts w:asciiTheme="majorBidi" w:hAnsiTheme="majorBidi" w:cstheme="majorBidi"/>
-          <w:rtl/>
-        </w:rPr>
-      </w:pPr>
-    </w:p>
-    <w:p>
-      <w:pPr>
+        </w:rPr>
+        <w:t>O(n)</w:t>
+      </w:r>
+      <w:r>
+        <w:rPr>
+          <w:rFonts w:asciiTheme="majorBidi" w:hAnsiTheme="majorBidi" w:cstheme="majorBidi" w:hint="cs"/>
+          <w:rtl/>
+        </w:rPr>
+        <w:t>. בנוסף, מבצעים</w:t>
+      </w:r>
+      <w:r>
         <w:rPr>
           <w:rFonts w:asciiTheme="majorBidi" w:hAnsiTheme="majorBidi" w:cstheme="majorBidi"/>
         </w:rPr>
-      </w:pPr>
-    </w:p>
-    <w:p>
-      <w:pPr>
+        <w:t xml:space="preserve">    </w:t>
+      </w:r>
+      <w:r>
+        <w:rPr>
+          <w:rFonts w:asciiTheme="majorBidi" w:hAnsiTheme="majorBidi" w:cstheme="majorBidi" w:hint="cs"/>
+          <w:rtl/>
+        </w:rPr>
+        <w:t xml:space="preserve"> </w:t>
+      </w:r>
+      <m:oMath>
+        <m:r>
+          <w:rPr>
+            <w:rFonts w:ascii="Cambria Math" w:hAnsi="Cambria Math" w:cstheme="majorBidi"/>
+          </w:rPr>
+          <m:t>n-(</m:t>
+        </m:r>
+        <m:sSup>
+          <m:sSupPr>
+            <m:ctrlPr>
+              <w:rPr>
+                <w:rFonts w:ascii="Cambria Math" w:hAnsi="Cambria Math" w:cstheme="majorBidi"/>
+                <w:i/>
+              </w:rPr>
+            </m:ctrlPr>
+          </m:sSupPr>
+          <m:e>
+            <m:r>
+              <w:rPr>
+                <w:rFonts w:ascii="Cambria Math" w:hAnsi="Cambria Math" w:cstheme="majorBidi"/>
+              </w:rPr>
+              <m:t>2</m:t>
+            </m:r>
+          </m:e>
+          <m:sup>
+            <m:r>
+              <w:rPr>
+                <w:rFonts w:ascii="Cambria Math" w:hAnsi="Cambria Math" w:cstheme="majorBidi"/>
+              </w:rPr>
+              <m:t>5</m:t>
+            </m:r>
+          </m:sup>
+        </m:sSup>
+        <m:r>
+          <w:rPr>
+            <w:rFonts w:ascii="Cambria Math" w:hAnsi="Cambria Math" w:cstheme="majorBidi"/>
+          </w:rPr>
+          <m:t>-1)</m:t>
+        </m:r>
+      </m:oMath>
+      <w:r>
+        <w:rPr>
+          <w:rFonts w:asciiTheme="majorBidi" w:eastAsiaTheme="minorEastAsia" w:hAnsiTheme="majorBidi" w:cstheme="majorBidi" w:hint="cs"/>
+          <w:rtl/>
+        </w:rPr>
+        <w:t xml:space="preserve"> מחיקות של המקסימום בערימה (גישה למקסימום מתבצעת בעזרת מערך של הצמתים בערימה ולכן עולה </w:t>
+      </w:r>
+      <w:r>
+        <w:rPr>
+          <w:rFonts w:asciiTheme="majorBidi" w:eastAsiaTheme="minorEastAsia" w:hAnsiTheme="majorBidi" w:cstheme="majorBidi"/>
+        </w:rPr>
+        <w:t>O(1)</w:t>
+      </w:r>
+      <w:r>
+        <w:rPr>
+          <w:rFonts w:asciiTheme="majorBidi" w:eastAsiaTheme="minorEastAsia" w:hAnsiTheme="majorBidi" w:cstheme="majorBidi" w:hint="cs"/>
+          <w:rtl/>
+        </w:rPr>
+        <w:t xml:space="preserve">). בפעולת המחיקה, מורידים את ערכו של המפתח של המקסימום ל </w:t>
+      </w:r>
+      <w:r>
+        <w:rPr>
+          <w:rFonts w:asciiTheme="majorBidi" w:eastAsiaTheme="minorEastAsia" w:hAnsiTheme="majorBidi" w:cstheme="majorBidi"/>
+          <w:rtl/>
+        </w:rPr>
+        <w:t>–</w:t>
+      </w:r>
+      <w:r>
+        <w:rPr>
+          <w:rFonts w:asciiTheme="majorBidi" w:eastAsiaTheme="minorEastAsia" w:hAnsiTheme="majorBidi" w:cstheme="majorBidi" w:hint="cs"/>
+          <w:rtl/>
+        </w:rPr>
+        <w:t xml:space="preserve"> 0 באמצעות </w:t>
+      </w:r>
+      <w:r>
+        <w:rPr>
+          <w:rFonts w:asciiTheme="majorBidi" w:eastAsiaTheme="minorEastAsia" w:hAnsiTheme="majorBidi" w:cstheme="majorBidi"/>
+        </w:rPr>
+        <w:t>decrease key</w:t>
+      </w:r>
+      <w:r>
+        <w:rPr>
+          <w:rFonts w:asciiTheme="majorBidi" w:eastAsiaTheme="minorEastAsia" w:hAnsiTheme="majorBidi" w:cstheme="majorBidi" w:hint="cs"/>
+          <w:rtl/>
+        </w:rPr>
+        <w:t xml:space="preserve"> בסיבוכיות</w:t>
+      </w:r>
+      <w:r>
+        <w:rPr>
+          <w:rFonts w:asciiTheme="majorBidi" w:eastAsiaTheme="minorEastAsia" w:hAnsiTheme="majorBidi" w:cstheme="majorBidi"/>
+        </w:rPr>
+        <w:t>O(1) amortized</w:t>
+      </w:r>
+      <w:r>
+        <w:rPr>
+          <w:rFonts w:asciiTheme="majorBidi" w:eastAsiaTheme="minorEastAsia" w:hAnsiTheme="majorBidi" w:cstheme="majorBidi" w:hint="cs"/>
+          <w:rtl/>
+        </w:rPr>
+        <w:t>. במהלך הפעולה מנתקים את המקסימום מההורה שלו ובמידה וההורה מסומן ממשיכים במעלה העץ ומפעילים את פעולת החיתוך רקורסיבית.</w:t>
+      </w:r>
+    </w:p>
+    <w:p>
+      <w:pPr>
+        <w:rPr>
+          <w:rFonts w:asciiTheme="majorBidi" w:eastAsiaTheme="minorEastAsia" w:hAnsiTheme="majorBidi" w:cstheme="majorBidi"/>
+        </w:rPr>
+      </w:pPr>
+      <w:r>
+        <w:rPr>
+          <w:rFonts w:asciiTheme="majorBidi" w:eastAsiaTheme="minorEastAsia" w:hAnsiTheme="majorBidi" w:cstheme="majorBidi" w:hint="cs"/>
+          <w:rtl/>
+        </w:rPr>
+        <w:t xml:space="preserve">המקסימום בערימה הוא בהכרח עלה, ולכן אין צורך לבצע פעולת </w:t>
+      </w:r>
+      <w:r>
+        <w:rPr>
+          <w:rFonts w:asciiTheme="majorBidi" w:eastAsiaTheme="minorEastAsia" w:hAnsiTheme="majorBidi" w:cstheme="majorBidi"/>
+        </w:rPr>
+        <w:t>meld</w:t>
+      </w:r>
+      <w:r>
+        <w:rPr>
+          <w:rFonts w:asciiTheme="majorBidi" w:eastAsiaTheme="minorEastAsia" w:hAnsiTheme="majorBidi" w:cstheme="majorBidi" w:hint="cs"/>
+          <w:rtl/>
+        </w:rPr>
+        <w:t xml:space="preserve"> על מנת להוסיף את בניו לערימה לאחר המחיקה.</w:t>
+      </w:r>
+      <w:r>
+        <w:rPr>
+          <w:rFonts w:asciiTheme="majorBidi" w:eastAsiaTheme="minorEastAsia" w:hAnsiTheme="majorBidi" w:cstheme="majorBidi" w:hint="cs"/>
+          <w:rtl/>
+        </w:rPr>
+        <w:t xml:space="preserve"> בנוסף, בעת המחיקה של צומת שאינו המינימום לא מבצעים </w:t>
+      </w:r>
+      <w:r>
+        <w:rPr>
+          <w:rFonts w:asciiTheme="majorBidi" w:eastAsiaTheme="minorEastAsia" w:hAnsiTheme="majorBidi" w:cstheme="majorBidi"/>
+        </w:rPr>
+        <w:t>successive linking</w:t>
+      </w:r>
+      <w:r>
+        <w:rPr>
+          <w:rFonts w:asciiTheme="majorBidi" w:eastAsiaTheme="minorEastAsia" w:hAnsiTheme="majorBidi" w:cstheme="majorBidi" w:hint="cs"/>
+          <w:rtl/>
+        </w:rPr>
+        <w:t xml:space="preserve">. לכן, הסיבוכיות הכוללת ניתנת לחישוב על ידי חיבור  </w:t>
+      </w:r>
+      <m:oMath>
+        <m:r>
+          <w:rPr>
+            <w:rFonts w:ascii="Cambria Math" w:hAnsi="Cambria Math" w:cstheme="majorBidi"/>
+          </w:rPr>
+          <m:t>n-(</m:t>
+        </m:r>
+        <m:sSup>
+          <m:sSupPr>
+            <m:ctrlPr>
+              <w:rPr>
+                <w:rFonts w:ascii="Cambria Math" w:hAnsi="Cambria Math" w:cstheme="majorBidi"/>
+                <w:i/>
+              </w:rPr>
+            </m:ctrlPr>
+          </m:sSupPr>
+          <m:e>
+            <m:r>
+              <w:rPr>
+                <w:rFonts w:ascii="Cambria Math" w:hAnsi="Cambria Math" w:cstheme="majorBidi"/>
+              </w:rPr>
+              <m:t>2</m:t>
+            </m:r>
+          </m:e>
+          <m:sup>
+            <m:r>
+              <w:rPr>
+                <w:rFonts w:ascii="Cambria Math" w:hAnsi="Cambria Math" w:cstheme="majorBidi"/>
+              </w:rPr>
+              <m:t>5</m:t>
+            </m:r>
+          </m:sup>
+        </m:sSup>
+        <m:r>
+          <w:rPr>
+            <w:rFonts w:ascii="Cambria Math" w:hAnsi="Cambria Math" w:cstheme="majorBidi"/>
+          </w:rPr>
+          <m:t>-1)</m:t>
+        </m:r>
+      </m:oMath>
+      <w:r>
+        <w:rPr>
+          <w:rFonts w:asciiTheme="majorBidi" w:eastAsiaTheme="minorEastAsia" w:hAnsiTheme="majorBidi" w:cstheme="majorBidi" w:hint="cs"/>
+          <w:rtl/>
+        </w:rPr>
+        <w:t xml:space="preserve"> פעולות </w:t>
+      </w:r>
+      <w:r>
+        <w:rPr>
+          <w:rFonts w:asciiTheme="majorBidi" w:eastAsiaTheme="minorEastAsia" w:hAnsiTheme="majorBidi" w:cstheme="majorBidi"/>
+        </w:rPr>
+        <w:t>decrease key</w:t>
+      </w:r>
+      <w:r>
+        <w:rPr>
+          <w:rFonts w:asciiTheme="majorBidi" w:eastAsiaTheme="minorEastAsia" w:hAnsiTheme="majorBidi" w:cstheme="majorBidi" w:hint="cs"/>
+          <w:rtl/>
+        </w:rPr>
+        <w:t xml:space="preserve"> בסיבוכיות </w:t>
+      </w:r>
+      <w:r>
+        <w:rPr>
+          <w:rFonts w:asciiTheme="majorBidi" w:eastAsiaTheme="minorEastAsia" w:hAnsiTheme="majorBidi" w:cstheme="majorBidi"/>
+        </w:rPr>
+        <w:t>O(1) amortized</w:t>
+      </w:r>
+      <w:r>
+        <w:rPr>
+          <w:rFonts w:asciiTheme="majorBidi" w:eastAsiaTheme="minorEastAsia" w:hAnsiTheme="majorBidi" w:cstheme="majorBidi" w:hint="cs"/>
+          <w:rtl/>
+        </w:rPr>
+        <w:t xml:space="preserve">, </w:t>
+      </w:r>
+      <w:r>
+        <w:rPr>
+          <w:rFonts w:asciiTheme="majorBidi" w:eastAsiaTheme="minorEastAsia" w:hAnsiTheme="majorBidi" w:cstheme="majorBidi"/>
+        </w:rPr>
+        <w:t>n</w:t>
+      </w:r>
+      <w:r>
+        <w:rPr>
+          <w:rFonts w:asciiTheme="majorBidi" w:eastAsiaTheme="minorEastAsia" w:hAnsiTheme="majorBidi" w:cstheme="majorBidi" w:hint="cs"/>
+          <w:rtl/>
+        </w:rPr>
+        <w:t xml:space="preserve"> פעולות הכנסה בסיבוכיות </w:t>
+      </w:r>
+      <w:r>
+        <w:rPr>
+          <w:rFonts w:asciiTheme="majorBidi" w:eastAsiaTheme="minorEastAsia" w:hAnsiTheme="majorBidi" w:cstheme="majorBidi"/>
+        </w:rPr>
+        <w:t>O(1)</w:t>
+      </w:r>
+      <w:r>
+        <w:rPr>
+          <w:rFonts w:asciiTheme="majorBidi" w:eastAsiaTheme="minorEastAsia" w:hAnsiTheme="majorBidi" w:cstheme="majorBidi" w:hint="cs"/>
+          <w:rtl/>
+        </w:rPr>
+        <w:t xml:space="preserve"> כל אחת ומחיקת מינימום אחת בסיבוכיות </w:t>
+      </w:r>
+      <w:r>
+        <w:rPr>
+          <w:rFonts w:asciiTheme="majorBidi" w:eastAsiaTheme="minorEastAsia" w:hAnsiTheme="majorBidi" w:cstheme="majorBidi"/>
+        </w:rPr>
+        <w:t>O(n)</w:t>
+      </w:r>
+      <w:r>
+        <w:rPr>
+          <w:rFonts w:asciiTheme="majorBidi" w:eastAsiaTheme="minorEastAsia" w:hAnsiTheme="majorBidi" w:cstheme="majorBidi" w:hint="cs"/>
+          <w:rtl/>
+        </w:rPr>
+        <w:t>. נקבל סך הכל</w:t>
+      </w:r>
+      <w:r>
+        <w:rPr>
+          <w:rFonts w:asciiTheme="majorBidi" w:eastAsiaTheme="minorEastAsia" w:hAnsiTheme="majorBidi" w:cstheme="majorBidi"/>
+          <w:rtl/>
+        </w:rPr>
+        <w:br/>
+      </w:r>
+      <m:oMathPara>
+        <m:oMath>
+          <m:r>
+            <w:rPr>
+              <w:rFonts w:ascii="Cambria Math" w:eastAsiaTheme="minorEastAsia" w:hAnsi="Cambria Math" w:cstheme="majorBidi"/>
+            </w:rPr>
+            <m:t>(n-</m:t>
+          </m:r>
+          <m:d>
+            <m:dPr>
+              <m:ctrlPr>
+                <w:rPr>
+                  <w:rFonts w:ascii="Cambria Math" w:eastAsiaTheme="minorEastAsia" w:hAnsi="Cambria Math" w:cstheme="majorBidi"/>
+                  <w:i/>
+                </w:rPr>
+              </m:ctrlPr>
+            </m:dPr>
+            <m:e>
+              <m:sSup>
+                <m:sSupPr>
+                  <m:ctrlPr>
+                    <w:rPr>
+                      <w:rFonts w:ascii="Cambria Math" w:eastAsiaTheme="minorEastAsia" w:hAnsi="Cambria Math" w:cstheme="majorBidi"/>
+                      <w:i/>
+                    </w:rPr>
+                  </m:ctrlPr>
+                </m:sSupPr>
+                <m:e>
+                  <m:r>
+                    <w:rPr>
+                      <w:rFonts w:ascii="Cambria Math" w:eastAsiaTheme="minorEastAsia" w:hAnsi="Cambria Math" w:cstheme="majorBidi"/>
+                    </w:rPr>
+                    <m:t>2</m:t>
+                  </m:r>
+                </m:e>
+                <m:sup>
+                  <m:r>
+                    <w:rPr>
+                      <w:rFonts w:ascii="Cambria Math" w:eastAsiaTheme="minorEastAsia" w:hAnsi="Cambria Math" w:cstheme="majorBidi"/>
+                    </w:rPr>
+                    <m:t>5</m:t>
+                  </m:r>
+                </m:sup>
+              </m:sSup>
+              <m:r>
+                <w:rPr>
+                  <w:rFonts w:ascii="Cambria Math" w:eastAsiaTheme="minorEastAsia" w:hAnsi="Cambria Math" w:cstheme="majorBidi"/>
+                </w:rPr>
+                <m:t>-1</m:t>
+              </m:r>
+            </m:e>
+          </m:d>
+          <m:r>
+            <w:rPr>
+              <w:rFonts w:ascii="Cambria Math" w:eastAsiaTheme="minorEastAsia" w:hAnsi="Cambria Math" w:cstheme="majorBidi"/>
+            </w:rPr>
+            <m:t>)∙O</m:t>
+          </m:r>
+          <m:d>
+            <m:dPr>
+              <m:ctrlPr>
+                <w:rPr>
+                  <w:rFonts w:ascii="Cambria Math" w:eastAsiaTheme="minorEastAsia" w:hAnsi="Cambria Math" w:cstheme="majorBidi"/>
+                  <w:i/>
+                </w:rPr>
+              </m:ctrlPr>
+            </m:dPr>
+            <m:e>
+              <m:r>
+                <w:rPr>
+                  <w:rFonts w:ascii="Cambria Math" w:eastAsiaTheme="minorEastAsia" w:hAnsi="Cambria Math" w:cstheme="majorBidi"/>
+                </w:rPr>
+                <m:t>1</m:t>
+              </m:r>
+            </m:e>
+          </m:d>
+          <m:r>
+            <w:rPr>
+              <w:rFonts w:ascii="Cambria Math" w:eastAsiaTheme="minorEastAsia" w:hAnsi="Cambria Math" w:cstheme="majorBidi"/>
+            </w:rPr>
+            <m:t xml:space="preserve"> amort. + n ∙O</m:t>
+          </m:r>
+          <m:d>
+            <m:dPr>
+              <m:ctrlPr>
+                <w:rPr>
+                  <w:rFonts w:ascii="Cambria Math" w:eastAsiaTheme="minorEastAsia" w:hAnsi="Cambria Math" w:cstheme="majorBidi"/>
+                  <w:i/>
+                </w:rPr>
+              </m:ctrlPr>
+            </m:dPr>
+            <m:e>
+              <m:r>
+                <w:rPr>
+                  <w:rFonts w:ascii="Cambria Math" w:eastAsiaTheme="minorEastAsia" w:hAnsi="Cambria Math" w:cstheme="majorBidi"/>
+                </w:rPr>
+                <m:t>1</m:t>
+              </m:r>
+            </m:e>
+          </m:d>
+          <m:r>
+            <w:rPr>
+              <w:rFonts w:ascii="Cambria Math" w:eastAsiaTheme="minorEastAsia" w:hAnsi="Cambria Math" w:cstheme="majorBidi"/>
+            </w:rPr>
+            <m:t>+O</m:t>
+          </m:r>
+          <m:d>
+            <m:dPr>
+              <m:ctrlPr>
+                <w:rPr>
+                  <w:rFonts w:ascii="Cambria Math" w:eastAsiaTheme="minorEastAsia" w:hAnsi="Cambria Math" w:cstheme="majorBidi"/>
+                  <w:i/>
+                </w:rPr>
+              </m:ctrlPr>
+            </m:dPr>
+            <m:e>
+              <m:r>
+                <w:rPr>
+                  <w:rFonts w:ascii="Cambria Math" w:eastAsiaTheme="minorEastAsia" w:hAnsi="Cambria Math" w:cstheme="majorBidi"/>
+                </w:rPr>
+                <m:t>n</m:t>
+              </m:r>
+            </m:e>
+          </m:d>
+          <m:r>
+            <w:rPr>
+              <w:rFonts w:ascii="Cambria Math" w:eastAsiaTheme="minorEastAsia" w:hAnsi="Cambria Math" w:cstheme="majorBidi"/>
+            </w:rPr>
+            <m:t>=O</m:t>
+          </m:r>
+          <m:d>
+            <m:dPr>
+              <m:ctrlPr>
+                <w:rPr>
+                  <w:rFonts w:ascii="Cambria Math" w:eastAsiaTheme="minorEastAsia" w:hAnsi="Cambria Math" w:cstheme="majorBidi"/>
+                  <w:i/>
+                </w:rPr>
+              </m:ctrlPr>
+            </m:dPr>
+            <m:e>
+              <m:r>
+                <w:rPr>
+                  <w:rFonts w:ascii="Cambria Math" w:eastAsiaTheme="minorEastAsia" w:hAnsi="Cambria Math" w:cstheme="majorBidi"/>
+                </w:rPr>
+                <m:t>n</m:t>
+              </m:r>
+            </m:e>
+          </m:d>
+          <m:r>
+            <w:rPr>
+              <w:rFonts w:ascii="Cambria Math" w:eastAsiaTheme="minorEastAsia" w:hAnsi="Cambria Math" w:cstheme="majorBidi"/>
+            </w:rPr>
+            <m:t>+O</m:t>
+          </m:r>
+          <m:d>
+            <m:dPr>
+              <m:ctrlPr>
+                <w:rPr>
+                  <w:rFonts w:ascii="Cambria Math" w:eastAsiaTheme="minorEastAsia" w:hAnsi="Cambria Math" w:cstheme="majorBidi"/>
+                  <w:i/>
+                </w:rPr>
+              </m:ctrlPr>
+            </m:dPr>
+            <m:e>
+              <m:r>
+                <w:rPr>
+                  <w:rFonts w:ascii="Cambria Math" w:eastAsiaTheme="minorEastAsia" w:hAnsi="Cambria Math" w:cstheme="majorBidi"/>
+                </w:rPr>
+                <m:t>n</m:t>
+              </m:r>
+            </m:e>
+          </m:d>
+          <m:r>
+            <w:rPr>
+              <w:rFonts w:ascii="Cambria Math" w:eastAsiaTheme="minorEastAsia" w:hAnsi="Cambria Math" w:cstheme="majorBidi"/>
+            </w:rPr>
+            <m:t>+O</m:t>
+          </m:r>
+          <m:d>
+            <m:dPr>
+              <m:ctrlPr>
+                <w:rPr>
+                  <w:rFonts w:ascii="Cambria Math" w:eastAsiaTheme="minorEastAsia" w:hAnsi="Cambria Math" w:cstheme="majorBidi"/>
+                  <w:i/>
+                </w:rPr>
+              </m:ctrlPr>
+            </m:dPr>
+            <m:e>
+              <m:r>
+                <w:rPr>
+                  <w:rFonts w:ascii="Cambria Math" w:eastAsiaTheme="minorEastAsia" w:hAnsi="Cambria Math" w:cstheme="majorBidi"/>
+                </w:rPr>
+                <m:t>n</m:t>
+              </m:r>
+            </m:e>
+          </m:d>
+          <m:r>
+            <w:rPr>
+              <w:rFonts w:ascii="Cambria Math" w:eastAsiaTheme="minorEastAsia" w:hAnsi="Cambria Math" w:cstheme="majorBidi"/>
+            </w:rPr>
+            <m:t>=O(n)</m:t>
+          </m:r>
+        </m:oMath>
+      </m:oMathPara>
+    </w:p>
+    <w:p>
+      <w:pPr>
+        <w:rPr>
+          <w:rFonts w:asciiTheme="majorBidi" w:eastAsiaTheme="minorEastAsia" w:hAnsiTheme="majorBidi" w:cstheme="majorBidi"/>
+          <w:rtl/>
+        </w:rPr>
+      </w:pPr>
+      <w:r>
+        <w:rPr>
+          <w:rFonts w:asciiTheme="majorBidi" w:eastAsiaTheme="minorEastAsia" w:hAnsiTheme="majorBidi" w:cstheme="majorBidi" w:hint="cs"/>
+          <w:rtl/>
+        </w:rPr>
+        <w:t xml:space="preserve">סדר ההכנסה משפיע על מספר החיתוכים ועל מספר העצים בסיום הניסוי. מספר החיבורים לא משתנה משום שמבצעים </w:t>
+      </w:r>
+      <w:r>
+        <w:rPr>
+          <w:rFonts w:asciiTheme="majorBidi" w:eastAsiaTheme="minorEastAsia" w:hAnsiTheme="majorBidi" w:cstheme="majorBidi"/>
+        </w:rPr>
+        <w:t>successive linking</w:t>
+      </w:r>
+      <w:r>
+        <w:rPr>
+          <w:rFonts w:asciiTheme="majorBidi" w:eastAsiaTheme="minorEastAsia" w:hAnsiTheme="majorBidi" w:cstheme="majorBidi" w:hint="cs"/>
+          <w:rtl/>
+        </w:rPr>
+        <w:t xml:space="preserve"> פעם אחת בלבד במחיקת המינימום ותמיד על </w:t>
+      </w:r>
+      <w:r>
         <w:rPr>
           <w:rFonts w:asciiTheme="majorBidi" w:hAnsiTheme="majorBidi" w:cstheme="majorBidi"/>
         </w:rPr>
-      </w:pPr>
-      <w:r>
+        <w:t>n – 1</w:t>
+      </w:r>
+      <w:r>
+        <w:rPr>
+          <w:rFonts w:asciiTheme="majorBidi" w:eastAsiaTheme="minorEastAsia" w:hAnsiTheme="majorBidi" w:cstheme="majorBidi" w:hint="cs"/>
+          <w:rtl/>
+        </w:rPr>
+        <w:t xml:space="preserve"> עצים מדרגה 0. </w:t>
+      </w:r>
+    </w:p>
+    <w:p>
+      <w:pPr>
+        <w:rPr>
+          <w:rFonts w:asciiTheme="majorBidi" w:eastAsiaTheme="minorEastAsia" w:hAnsiTheme="majorBidi" w:cstheme="majorBidi" w:hint="cs"/>
+          <w:rtl/>
+        </w:rPr>
+      </w:pPr>
+      <w:r>
+        <w:rPr>
+          <w:rFonts w:asciiTheme="majorBidi" w:eastAsiaTheme="minorEastAsia" w:hAnsiTheme="majorBidi" w:cstheme="majorBidi" w:hint="cs"/>
+          <w:rtl/>
+        </w:rPr>
+        <w:t xml:space="preserve">נשים לב כי בסיום תמיד יישארו הצמתים בעלי המפתחות בטווח 2 </w:t>
+      </w:r>
+      <w:r>
+        <w:rPr>
+          <w:rFonts w:asciiTheme="majorBidi" w:eastAsiaTheme="minorEastAsia" w:hAnsiTheme="majorBidi" w:cstheme="majorBidi"/>
+          <w:rtl/>
+        </w:rPr>
+        <w:t>–</w:t>
+      </w:r>
+      <w:r>
+        <w:rPr>
+          <w:rFonts w:asciiTheme="majorBidi" w:eastAsiaTheme="minorEastAsia" w:hAnsiTheme="majorBidi" w:cstheme="majorBidi" w:hint="cs"/>
+          <w:rtl/>
+        </w:rPr>
+        <w:t xml:space="preserve"> 32 </w:t>
+      </w:r>
+      <w:r>
+        <w:rPr>
+          <w:rFonts w:asciiTheme="majorBidi" w:eastAsiaTheme="minorEastAsia" w:hAnsiTheme="majorBidi" w:cstheme="majorBidi" w:hint="cs"/>
+          <w:rtl/>
+        </w:rPr>
+        <w:t xml:space="preserve">ומכיוון שלא מבצעים </w:t>
+      </w:r>
+      <w:r>
+        <w:rPr>
+          <w:rFonts w:asciiTheme="majorBidi" w:eastAsiaTheme="minorEastAsia" w:hAnsiTheme="majorBidi" w:cstheme="majorBidi"/>
+        </w:rPr>
+        <w:t>successive linking</w:t>
+      </w:r>
+      <w:r>
+        <w:rPr>
+          <w:rFonts w:asciiTheme="majorBidi" w:eastAsiaTheme="minorEastAsia" w:hAnsiTheme="majorBidi" w:cstheme="majorBidi" w:hint="cs"/>
+          <w:rtl/>
+        </w:rPr>
+        <w:t xml:space="preserve"> במחיקת המקסימום, מצב הצמתים לאחר מחיקת המינימום וביצוע </w:t>
+      </w:r>
+      <w:r>
+        <w:rPr>
+          <w:rFonts w:asciiTheme="majorBidi" w:eastAsiaTheme="minorEastAsia" w:hAnsiTheme="majorBidi" w:cstheme="majorBidi"/>
+        </w:rPr>
+        <w:t>successive linking</w:t>
+      </w:r>
+      <w:r>
+        <w:rPr>
+          <w:rFonts w:asciiTheme="majorBidi" w:eastAsiaTheme="minorEastAsia" w:hAnsiTheme="majorBidi" w:cstheme="majorBidi" w:hint="cs"/>
+          <w:rtl/>
+        </w:rPr>
+        <w:t xml:space="preserve"> נשאר דומה</w:t>
+      </w:r>
+      <w:r>
+        <w:rPr>
+          <w:rFonts w:asciiTheme="majorBidi" w:eastAsiaTheme="minorEastAsia" w:hAnsiTheme="majorBidi" w:cstheme="majorBidi" w:hint="cs"/>
+          <w:rtl/>
+        </w:rPr>
+        <w:t xml:space="preserve">. </w:t>
+      </w:r>
+      <w:r>
+        <w:rPr>
+          <w:rFonts w:asciiTheme="majorBidi" w:eastAsiaTheme="minorEastAsia" w:hAnsiTheme="majorBidi" w:cstheme="majorBidi" w:hint="cs"/>
+          <w:rtl/>
+        </w:rPr>
+        <w:t>כלומר, סיכוי גבוה ששני צמתים באותו עץ יישארו באותו עץ וששני צמתים בעצים שונים יישארו בעצים שונים.</w:t>
+      </w:r>
+      <w:r>
+        <w:rPr>
+          <w:rFonts w:asciiTheme="majorBidi" w:eastAsiaTheme="minorEastAsia" w:hAnsiTheme="majorBidi" w:cstheme="majorBidi" w:hint="cs"/>
+          <w:rtl/>
+        </w:rPr>
+        <w:t xml:space="preserve"> בפרט, מכיוון שכמות הצמתים והצמתים שנשארים הם מינימליים (כלומר ברמה גבוהה בערימה) הסיכוי שאחד הצמתים האלו יהיה מסומן</w:t>
+      </w:r>
+      <w:r>
+        <w:rPr>
+          <w:rFonts w:asciiTheme="majorBidi" w:eastAsiaTheme="minorEastAsia" w:hAnsiTheme="majorBidi" w:cstheme="majorBidi" w:hint="cs"/>
+          <w:rtl/>
+        </w:rPr>
+        <w:t xml:space="preserve"> ויחתך</w:t>
+      </w:r>
+      <w:r>
+        <w:rPr>
+          <w:rFonts w:asciiTheme="majorBidi" w:eastAsiaTheme="minorEastAsia" w:hAnsiTheme="majorBidi" w:cstheme="majorBidi" w:hint="cs"/>
+          <w:rtl/>
+        </w:rPr>
+        <w:t xml:space="preserve"> מהעץ</w:t>
+      </w:r>
+      <w:r>
+        <w:rPr>
+          <w:rFonts w:asciiTheme="majorBidi" w:eastAsiaTheme="minorEastAsia" w:hAnsiTheme="majorBidi" w:cstheme="majorBidi" w:hint="cs"/>
+          <w:rtl/>
+        </w:rPr>
+        <w:t xml:space="preserve"> נמוך.</w:t>
+      </w:r>
+      <w:r>
+        <w:rPr>
+          <w:rFonts w:asciiTheme="majorBidi" w:eastAsiaTheme="minorEastAsia" w:hAnsiTheme="majorBidi" w:cstheme="majorBidi" w:hint="cs"/>
+          <w:rtl/>
+        </w:rPr>
+        <w:t xml:space="preserve"> מספר העצים מושפע ממצב הצמתים לאחר </w:t>
+      </w:r>
+      <w:r>
+        <w:rPr>
+          <w:rFonts w:asciiTheme="majorBidi" w:eastAsiaTheme="minorEastAsia" w:hAnsiTheme="majorBidi" w:cstheme="majorBidi"/>
+        </w:rPr>
+        <w:t>successive linking</w:t>
+      </w:r>
+      <w:r>
+        <w:rPr>
+          <w:rFonts w:asciiTheme="majorBidi" w:eastAsiaTheme="minorEastAsia" w:hAnsiTheme="majorBidi" w:cstheme="majorBidi" w:hint="cs"/>
+          <w:rtl/>
+        </w:rPr>
+        <w:t xml:space="preserve"> ולכן עלול להשתנות כתלות בסדר ההכנסה ובמימוש.</w:t>
+      </w:r>
+    </w:p>
+    <w:p>
+      <w:pPr>
+        <w:rPr>
+          <w:rFonts w:asciiTheme="majorBidi" w:eastAsiaTheme="minorEastAsia" w:hAnsiTheme="majorBidi" w:cstheme="majorBidi" w:hint="cs"/>
+          <w:rtl/>
+        </w:rPr>
+      </w:pPr>
+      <w:r>
+        <w:rPr>
+          <w:rFonts w:asciiTheme="majorBidi" w:eastAsiaTheme="minorEastAsia" w:hAnsiTheme="majorBidi" w:cstheme="majorBidi" w:hint="cs"/>
+          <w:rtl/>
+        </w:rPr>
+        <w:t xml:space="preserve">מכיוון שמקסימום עלה, מספר החיתוכים מושפע אך ורק מפעולת </w:t>
+      </w:r>
+      <w:r>
+        <w:rPr>
+          <w:rFonts w:asciiTheme="majorBidi" w:eastAsiaTheme="minorEastAsia" w:hAnsiTheme="majorBidi" w:cstheme="majorBidi"/>
+        </w:rPr>
+        <w:t>cascading cut</w:t>
+      </w:r>
+      <w:r>
+        <w:rPr>
+          <w:rFonts w:asciiTheme="majorBidi" w:eastAsiaTheme="minorEastAsia" w:hAnsiTheme="majorBidi" w:cstheme="majorBidi" w:hint="cs"/>
+          <w:rtl/>
+        </w:rPr>
+        <w:t xml:space="preserve"> ותלוי במספר הצמתים המסומנים בעץ שבו נמצא המקסימום. ככל שיש יותר צמתים מסומנים, ייתבצעו יותר חיתוכים</w:t>
+      </w:r>
+      <w:r>
+        <w:rPr>
+          <w:rFonts w:asciiTheme="majorBidi" w:eastAsiaTheme="minorEastAsia" w:hAnsiTheme="majorBidi" w:cstheme="majorBidi" w:hint="cs"/>
+          <w:rtl/>
+        </w:rPr>
+        <w:t xml:space="preserve"> כיוון שנעלה בעץ לכל צומת מסומן</w:t>
+      </w:r>
+      <w:r>
+        <w:rPr>
+          <w:rFonts w:asciiTheme="majorBidi" w:eastAsiaTheme="minorEastAsia" w:hAnsiTheme="majorBidi" w:cstheme="majorBidi" w:hint="cs"/>
+          <w:rtl/>
+        </w:rPr>
+        <w:t>.</w:t>
+      </w:r>
+    </w:p>
+    <w:p>
+      <w:pPr>
         <w:rPr>
           <w:rFonts w:asciiTheme="majorBidi" w:hAnsiTheme="majorBidi" w:cstheme="majorBidi"/>
-        </w:rPr>
-        <w:t>l</w:t>
-      </w:r>
-      <w:r>
+          <w:rtl/>
+        </w:rPr>
+      </w:pPr>
+    </w:p>
+    <w:p>
+      <w:pPr>
         <w:rPr>
           <w:rFonts w:asciiTheme="majorBidi" w:hAnsiTheme="majorBidi" w:cstheme="majorBidi"/>
-        </w:rPr>
-        <w:t>inks = size + cuts - trees</w:t>
-      </w:r>
+          <w:rtl/>
+        </w:rPr>
+      </w:pPr>
     </w:p>
     <w:p>
       <w:pPr>
         <w:rPr>
           <w:rFonts w:asciiTheme="majorBidi" w:hAnsiTheme="majorBidi" w:cstheme="majorBidi"/>
+          <w:rtl/>
+        </w:rPr>
+      </w:pPr>
+    </w:p>
+    <w:p>
+      <w:pPr>
+        <w:rPr>
+          <w:rFonts w:asciiTheme="majorBidi" w:hAnsiTheme="majorBidi" w:cstheme="majorBidi"/>
+          <w:rtl/>
+        </w:rPr>
+      </w:pPr>
+    </w:p>
+    <w:p>
+      <w:pPr>
+        <w:rPr>
+          <w:rFonts w:asciiTheme="majorBidi" w:hAnsiTheme="majorBidi" w:cstheme="majorBidi"/>
+          <w:rtl/>
+        </w:rPr>
+      </w:pPr>
+    </w:p>
+    <w:p>
+      <w:pPr>
+        <w:rPr>
+          <w:rFonts w:asciiTheme="majorBidi" w:hAnsiTheme="majorBidi" w:cstheme="majorBidi"/>
+          <w:rtl/>
+        </w:rPr>
+      </w:pPr>
+    </w:p>
+    <w:p>
+      <w:pPr>
+        <w:rPr>
+          <w:rFonts w:asciiTheme="majorBidi" w:hAnsiTheme="majorBidi" w:cstheme="majorBidi"/>
+          <w:rtl/>
+        </w:rPr>
+      </w:pPr>
+    </w:p>
+    <w:p>
+      <w:pPr>
+        <w:rPr>
+          <w:rFonts w:asciiTheme="majorBidi" w:hAnsiTheme="majorBidi" w:cstheme="majorBidi"/>
+          <w:rtl/>
+        </w:rPr>
+      </w:pPr>
+      <w:r>
+        <w:rPr>
+          <w:rFonts w:asciiTheme="majorBidi" w:hAnsiTheme="majorBidi" w:cstheme="majorBidi" w:hint="cs"/>
+          <w:rtl/>
+        </w:rPr>
+        <w:t>נסמן</w:t>
+      </w:r>
+      <w:r>
+        <w:rPr>
+          <w:rFonts w:asciiTheme="majorBidi" w:hAnsiTheme="majorBidi" w:cstheme="majorBidi" w:hint="cs"/>
+          <w:rtl/>
+        </w:rPr>
+        <w:t>:</w:t>
+      </w:r>
+    </w:p>
+    <w:p>
+      <w:pPr>
+        <w:rPr>
+          <w:rFonts w:asciiTheme="majorBidi" w:hAnsiTheme="majorBidi" w:cstheme="majorBidi"/>
+        </w:rPr>
+      </w:pPr>
+      <w:r>
+        <w:rPr>
+          <w:rFonts w:asciiTheme="majorBidi" w:hAnsiTheme="majorBidi" w:cstheme="majorBidi"/>
+        </w:rPr>
+        <w:t>links</w:t>
+      </w:r>
+      <w:r>
+        <w:rPr>
+          <w:rFonts w:asciiTheme="majorBidi" w:hAnsiTheme="majorBidi" w:cstheme="majorBidi" w:hint="cs"/>
+          <w:rtl/>
+        </w:rPr>
+        <w:t xml:space="preserve"> </w:t>
+      </w:r>
+      <w:r>
+        <w:rPr>
+          <w:rFonts w:asciiTheme="majorBidi" w:hAnsiTheme="majorBidi" w:cstheme="majorBidi"/>
+          <w:rtl/>
+        </w:rPr>
+        <w:t>–</w:t>
+      </w:r>
+      <w:r>
+        <w:rPr>
+          <w:rFonts w:asciiTheme="majorBidi" w:hAnsiTheme="majorBidi" w:cstheme="majorBidi" w:hint="cs"/>
+          <w:rtl/>
+        </w:rPr>
+        <w:t xml:space="preserve"> מספר החיבורים הכולל</w:t>
+      </w:r>
+    </w:p>
+    <w:p>
+      <w:pPr>
+        <w:rPr>
+          <w:rFonts w:asciiTheme="majorBidi" w:hAnsiTheme="majorBidi" w:cstheme="majorBidi" w:hint="cs"/>
+          <w:rtl/>
+        </w:rPr>
+      </w:pPr>
+      <w:r>
+        <w:rPr>
+          <w:rFonts w:asciiTheme="majorBidi" w:hAnsiTheme="majorBidi" w:cstheme="majorBidi"/>
+        </w:rPr>
+        <w:t>cuts</w:t>
+      </w:r>
+      <w:r>
+        <w:rPr>
+          <w:rFonts w:asciiTheme="majorBidi" w:hAnsiTheme="majorBidi" w:cstheme="majorBidi" w:hint="cs"/>
+          <w:rtl/>
+        </w:rPr>
+        <w:t xml:space="preserve"> </w:t>
+      </w:r>
+      <w:r>
+        <w:rPr>
+          <w:rFonts w:asciiTheme="majorBidi" w:hAnsiTheme="majorBidi" w:cstheme="majorBidi"/>
+          <w:rtl/>
+        </w:rPr>
+        <w:t>–</w:t>
+      </w:r>
+      <w:r>
+        <w:rPr>
+          <w:rFonts w:asciiTheme="majorBidi" w:hAnsiTheme="majorBidi" w:cstheme="majorBidi" w:hint="cs"/>
+          <w:rtl/>
+        </w:rPr>
+        <w:t xml:space="preserve"> מספר החיתוכים הכולל</w:t>
+      </w:r>
+    </w:p>
+    <w:p>
+      <w:pPr>
+        <w:rPr>
+          <w:rFonts w:asciiTheme="majorBidi" w:hAnsiTheme="majorBidi" w:cstheme="majorBidi"/>
+          <w:rtl/>
+        </w:rPr>
+      </w:pPr>
+      <w:r>
+        <w:rPr>
+          <w:rFonts w:asciiTheme="majorBidi" w:hAnsiTheme="majorBidi" w:cstheme="majorBidi"/>
+        </w:rPr>
+        <w:t>size</w:t>
+      </w:r>
+      <w:r>
+        <w:rPr>
+          <w:rFonts w:asciiTheme="majorBidi" w:hAnsiTheme="majorBidi" w:cstheme="majorBidi" w:hint="cs"/>
+          <w:rtl/>
+        </w:rPr>
+        <w:t xml:space="preserve"> </w:t>
+      </w:r>
+      <w:r>
+        <w:rPr>
+          <w:rFonts w:asciiTheme="majorBidi" w:hAnsiTheme="majorBidi" w:cstheme="majorBidi"/>
+          <w:rtl/>
+        </w:rPr>
+        <w:t>–</w:t>
+      </w:r>
+      <w:r>
+        <w:rPr>
+          <w:rFonts w:asciiTheme="majorBidi" w:hAnsiTheme="majorBidi" w:cstheme="majorBidi" w:hint="cs"/>
+          <w:rtl/>
+        </w:rPr>
+        <w:t xml:space="preserve"> גודל הערימה בסיום הניסוי</w:t>
+      </w:r>
+    </w:p>
+    <w:p>
+      <w:pPr>
+        <w:rPr>
+          <w:rFonts w:asciiTheme="majorBidi" w:hAnsiTheme="majorBidi" w:cstheme="majorBidi"/>
+        </w:rPr>
+      </w:pPr>
+      <w:r>
+        <w:rPr>
+          <w:rFonts w:asciiTheme="majorBidi" w:hAnsiTheme="majorBidi" w:cstheme="majorBidi"/>
+        </w:rPr>
+        <w:t>trees</w:t>
+      </w:r>
+      <w:r>
+        <w:rPr>
+          <w:rFonts w:asciiTheme="majorBidi" w:hAnsiTheme="majorBidi" w:cstheme="majorBidi" w:hint="cs"/>
+          <w:rtl/>
+        </w:rPr>
+        <w:t xml:space="preserve"> </w:t>
+      </w:r>
+      <w:r>
+        <w:rPr>
+          <w:rFonts w:asciiTheme="majorBidi" w:hAnsiTheme="majorBidi" w:cstheme="majorBidi"/>
+          <w:rtl/>
+        </w:rPr>
+        <w:t>–</w:t>
+      </w:r>
+      <w:r>
+        <w:rPr>
+          <w:rFonts w:asciiTheme="majorBidi" w:hAnsiTheme="majorBidi" w:cstheme="majorBidi" w:hint="cs"/>
+          <w:rtl/>
+        </w:rPr>
+        <w:t xml:space="preserve"> מספר העצים בערימה בסיום הניסוי</w:t>
+      </w:r>
+    </w:p>
+    <w:p>
+      <w:pPr>
+        <w:rPr>
+          <w:rFonts w:asciiTheme="majorBidi" w:hAnsiTheme="majorBidi" w:cstheme="majorBidi"/>
+        </w:rPr>
+      </w:pPr>
+      <w:r>
+        <w:rPr>
+          <w:rFonts w:asciiTheme="majorBidi" w:hAnsiTheme="majorBidi" w:cstheme="majorBidi" w:hint="cs"/>
+          <w:rtl/>
+        </w:rPr>
+        <w:t xml:space="preserve">נקבל את המשוואה הבאה המתארת את הקשר בין ערכים אלו </w:t>
+      </w:r>
+      <w:r>
+        <w:rPr>
+          <w:rFonts w:asciiTheme="majorBidi" w:hAnsiTheme="majorBidi" w:cstheme="majorBidi"/>
+        </w:rPr>
+        <w:t>trees = size - links + cuts</w:t>
+      </w:r>
+      <w:r>
+        <w:rPr>
+          <w:rFonts w:asciiTheme="majorBidi" w:hAnsiTheme="majorBidi" w:cstheme="majorBidi" w:hint="cs"/>
+          <w:rtl/>
+        </w:rPr>
+        <w:t>.</w:t>
+      </w:r>
+    </w:p>
+    <w:p>
+      <w:pPr>
+        <w:rPr>
+          <w:rFonts w:asciiTheme="majorBidi" w:hAnsiTheme="majorBidi" w:cstheme="majorBidi"/>
+          <w:rtl/>
+        </w:rPr>
+      </w:pPr>
+      <w:r>
+        <w:rPr>
+          <w:rFonts w:asciiTheme="majorBidi" w:hAnsiTheme="majorBidi" w:cstheme="majorBidi" w:hint="cs"/>
+          <w:rtl/>
+        </w:rPr>
+        <w:t>אם לא מבצעים חיתוכים או חיבורים כלל, מספר העצים בערימה שווה לגודל הערימה בסיום (כל העצים נותרים בדרגה 0).</w:t>
+      </w:r>
+    </w:p>
+    <w:p>
+      <w:pPr>
+        <w:rPr>
+          <w:rFonts w:asciiTheme="majorBidi" w:hAnsiTheme="majorBidi" w:cstheme="majorBidi"/>
+        </w:rPr>
+      </w:pPr>
+      <w:r>
+        <w:rPr>
+          <w:rFonts w:asciiTheme="majorBidi" w:hAnsiTheme="majorBidi" w:cstheme="majorBidi" w:hint="cs"/>
+          <w:rtl/>
+        </w:rPr>
+        <w:t xml:space="preserve">מבצעים פעולת חיבור עצים אך ורק בפעולת </w:t>
+      </w:r>
+      <w:r>
+        <w:rPr>
+          <w:rFonts w:asciiTheme="majorBidi" w:hAnsiTheme="majorBidi" w:cstheme="majorBidi"/>
+        </w:rPr>
+        <w:t>successive linking</w:t>
+      </w:r>
+      <w:r>
+        <w:rPr>
+          <w:rFonts w:asciiTheme="majorBidi" w:hAnsiTheme="majorBidi" w:cstheme="majorBidi" w:hint="cs"/>
+          <w:rtl/>
+        </w:rPr>
+        <w:t xml:space="preserve">, פעולת חיתוך מתבצעת במחיקת המינימום או בפעולת </w:t>
+      </w:r>
+      <w:r>
+        <w:rPr>
+          <w:rFonts w:asciiTheme="majorBidi" w:hAnsiTheme="majorBidi" w:cstheme="majorBidi"/>
+        </w:rPr>
+        <w:t>decrease key</w:t>
+      </w:r>
+      <w:r>
+        <w:rPr>
+          <w:rFonts w:asciiTheme="majorBidi" w:hAnsiTheme="majorBidi" w:cstheme="majorBidi" w:hint="cs"/>
+          <w:rtl/>
+        </w:rPr>
+        <w:t xml:space="preserve">. בפעולת חיבור עצים, מספר העצים בערימה יורד ב </w:t>
+      </w:r>
+      <w:r>
+        <w:rPr>
+          <w:rFonts w:asciiTheme="majorBidi" w:hAnsiTheme="majorBidi" w:cstheme="majorBidi"/>
+          <w:rtl/>
+        </w:rPr>
+        <w:t>–</w:t>
+      </w:r>
+      <w:r>
+        <w:rPr>
+          <w:rFonts w:asciiTheme="majorBidi" w:hAnsiTheme="majorBidi" w:cstheme="majorBidi" w:hint="cs"/>
+          <w:rtl/>
+        </w:rPr>
+        <w:t xml:space="preserve"> 1. בפעולת חיתוך בין צמתים מספר העצים בערימה גדל ב </w:t>
+      </w:r>
+      <w:r>
+        <w:rPr>
+          <w:rFonts w:asciiTheme="majorBidi" w:hAnsiTheme="majorBidi" w:cstheme="majorBidi"/>
+          <w:rtl/>
+        </w:rPr>
+        <w:t>–</w:t>
+      </w:r>
+      <w:r>
+        <w:rPr>
+          <w:rFonts w:asciiTheme="majorBidi" w:hAnsiTheme="majorBidi" w:cstheme="majorBidi" w:hint="cs"/>
+          <w:rtl/>
+        </w:rPr>
+        <w:t xml:space="preserve"> 1.</w:t>
+      </w:r>
+    </w:p>
+    <w:p>
+      <w:pPr>
+        <w:rPr>
+          <w:rFonts w:asciiTheme="majorBidi" w:hAnsiTheme="majorBidi" w:cstheme="majorBidi" w:hint="cs"/>
+          <w:rtl/>
+        </w:rPr>
+      </w:pPr>
+      <w:r>
+        <w:rPr>
+          <w:rFonts w:asciiTheme="majorBidi" w:hAnsiTheme="majorBidi" w:cstheme="majorBidi" w:hint="cs"/>
+          <w:rtl/>
+        </w:rPr>
+        <w:t xml:space="preserve">כלומר, נרצה להחסיר מגודל הערימה את מספר החיבורים (כי מספר העצים יורד בפעולת חיבור) ולהוסיף את מספר החיתוכים (כי מספר העצים גדל בפעולת חיתוך). לכן נקבל את המשוואה המתוארת. </w:t>
+      </w:r>
+    </w:p>
+    <w:p>
+      <w:pPr>
+        <w:rPr>
+          <w:rFonts w:asciiTheme="majorBidi" w:hAnsiTheme="majorBidi" w:cstheme="majorBidi" w:hint="cs"/>
+          <w:rtl/>
         </w:rPr>
       </w:pPr>
     </w:p>
@@ -4949,7 +7545,6 @@
   <w:style w:type="character" w:default="1" w:styleId="DefaultParagraphFont">
     <w:name w:val="Default Paragraph Font"/>
     <w:uiPriority w:val="1"/>
-    <w:semiHidden/>
     <w:unhideWhenUsed/>
   </w:style>
   <w:style w:type="table" w:default="1" w:styleId="TableNormal">
@@ -5297,6 +7892,16 @@
       </w:tblBorders>
     </w:tblPr>
   </w:style>
+  <w:style w:type="character" w:styleId="PlaceholderText">
+    <w:name w:val="Placeholder Text"/>
+    <w:basedOn w:val="DefaultParagraphFont"/>
+    <w:uiPriority w:val="99"/>
+    <w:semiHidden/>
+    <w:rsid w:val="000E0A35"/>
+    <w:rPr>
+      <w:color w:val="666666"/>
+    </w:rPr>
+  </w:style>
 </w:styles>
 </file>
 
@@ -5593,4 +8198,16 @@
     </a:ext>
   </a:extLst>
 </a:theme>
+</file>
+
+<file path=customXml/item1.xml><?xml version="1.0" encoding="utf-8"?>
+<b:Sources xmlns:b="http://schemas.openxmlformats.org/officeDocument/2006/bibliography" xmlns="http://schemas.openxmlformats.org/officeDocument/2006/bibliography" SelectedStyle="\APASixthEditionOfficeOnline.xsl" StyleName="APA" Version="6"/>
+</file>
+
+<file path=customXml/itemProps1.xml><?xml version="1.0" encoding="utf-8"?>
+<ds:datastoreItem xmlns:ds="http://schemas.openxmlformats.org/officeDocument/2006/customXml" ds:itemID="{CA4C7CF3-3143-4692-8E8B-7AF085236ACD}">
+  <ds:schemaRefs>
+    <ds:schemaRef ds:uri="http://schemas.openxmlformats.org/officeDocument/2006/bibliography"/>
+  </ds:schemaRefs>
+</ds:datastoreItem>
 </file>
--- a/FibonacciHeap_inbalb4_shwartzman1.docx
+++ b/FibonacciHeap_inbalb4_shwartzman1.docx
@@ -1273,7 +1273,7 @@
               <w:rPr>
                 <w:rFonts w:asciiTheme="majorBidi" w:hAnsiTheme="majorBidi" w:cstheme="majorBidi"/>
               </w:rPr>
-              <w:t>8</w:t>
+              <w:t>75</w:t>
             </w:r>
           </w:p>
         </w:tc>
@@ -1426,7 +1426,7 @@
               <w:rPr>
                 <w:rFonts w:asciiTheme="majorBidi" w:hAnsiTheme="majorBidi" w:cstheme="majorBidi"/>
               </w:rPr>
-              <w:t>1.75</w:t>
+              <w:t>0.95</w:t>
             </w:r>
           </w:p>
         </w:tc>
@@ -1579,13 +1579,7 @@
               <w:rPr>
                 <w:rFonts w:asciiTheme="majorBidi" w:hAnsiTheme="majorBidi" w:cstheme="majorBidi"/>
               </w:rPr>
-              <w:t>3</w:t>
-            </w:r>
-            <w:r>
-              <w:rPr>
-                <w:rFonts w:asciiTheme="majorBidi" w:hAnsiTheme="majorBidi" w:cstheme="majorBidi"/>
-              </w:rPr>
-              <w:t>.25</w:t>
+              <w:t>3.9</w:t>
             </w:r>
           </w:p>
         </w:tc>
@@ -1738,7 +1732,7 @@
               <w:rPr>
                 <w:rFonts w:asciiTheme="majorBidi" w:hAnsiTheme="majorBidi" w:cstheme="majorBidi"/>
               </w:rPr>
-              <w:t>11.55</w:t>
+              <w:t>9.9</w:t>
             </w:r>
           </w:p>
         </w:tc>
@@ -1891,13 +1885,7 @@
               <w:rPr>
                 <w:rFonts w:asciiTheme="majorBidi" w:hAnsiTheme="majorBidi" w:cstheme="majorBidi"/>
               </w:rPr>
-              <w:t>41.</w:t>
-            </w:r>
-            <w:r>
-              <w:rPr>
-                <w:rFonts w:asciiTheme="majorBidi" w:hAnsiTheme="majorBidi" w:cstheme="majorBidi"/>
-              </w:rPr>
-              <w:t>0</w:t>
+              <w:t>39.75</w:t>
             </w:r>
           </w:p>
         </w:tc>
@@ -2256,12 +2244,12 @@
         <w:tblLook w:val="04A0" w:firstRow="1" w:lastRow="0" w:firstColumn="1" w:lastColumn="0" w:noHBand="0" w:noVBand="1"/>
       </w:tblPr>
       <w:tblGrid>
-        <w:gridCol w:w="1496"/>
-        <w:gridCol w:w="1500"/>
+        <w:gridCol w:w="1498"/>
+        <w:gridCol w:w="1499"/>
         <w:gridCol w:w="1500"/>
         <w:gridCol w:w="1501"/>
         <w:gridCol w:w="1501"/>
-        <w:gridCol w:w="1498"/>
+        <w:gridCol w:w="1497"/>
       </w:tblGrid>
       <w:tr>
         <w:tc>
@@ -2475,13 +2463,7 @@
               <w:rPr>
                 <w:rFonts w:asciiTheme="majorBidi" w:hAnsiTheme="majorBidi" w:cstheme="majorBidi"/>
               </w:rPr>
-              <w:t>2</w:t>
-            </w:r>
-            <w:r>
-              <w:rPr>
-                <w:rFonts w:asciiTheme="majorBidi" w:hAnsiTheme="majorBidi" w:cstheme="majorBidi"/>
-              </w:rPr>
-              <w:t>2.15</w:t>
+              <w:t>3.15</w:t>
             </w:r>
           </w:p>
         </w:tc>
@@ -2531,13 +2513,7 @@
               <w:rPr>
                 <w:rFonts w:asciiTheme="majorBidi" w:hAnsiTheme="majorBidi" w:cstheme="majorBidi"/>
               </w:rPr>
-              <w:t>397</w:t>
-            </w:r>
-            <w:r>
-              <w:rPr>
-                <w:rFonts w:asciiTheme="majorBidi" w:hAnsiTheme="majorBidi" w:cstheme="majorBidi"/>
-              </w:rPr>
-              <w:t>86.1</w:t>
+              <w:t>39828.1</w:t>
             </w:r>
           </w:p>
         </w:tc>
@@ -2562,13 +2538,7 @@
               <w:rPr>
                 <w:rFonts w:asciiTheme="majorBidi" w:hAnsiTheme="majorBidi" w:cstheme="majorBidi"/>
               </w:rPr>
-              <w:t>365</w:t>
-            </w:r>
-            <w:r>
-              <w:rPr>
-                <w:rFonts w:asciiTheme="majorBidi" w:hAnsiTheme="majorBidi" w:cstheme="majorBidi"/>
-              </w:rPr>
-              <w:t>11.1</w:t>
+              <w:t>36553.1</w:t>
             </w:r>
           </w:p>
         </w:tc>
@@ -2646,7 +2616,7 @@
               <w:rPr>
                 <w:rFonts w:asciiTheme="majorBidi" w:hAnsiTheme="majorBidi" w:cstheme="majorBidi"/>
               </w:rPr>
-              <w:t>131.45</w:t>
+              <w:t>8.8</w:t>
             </w:r>
           </w:p>
         </w:tc>
@@ -2696,25 +2666,7 @@
               <w:rPr>
                 <w:rFonts w:asciiTheme="majorBidi" w:hAnsiTheme="majorBidi" w:cstheme="majorBidi"/>
               </w:rPr>
-              <w:t>1352</w:t>
-            </w:r>
-            <w:r>
-              <w:rPr>
-                <w:rFonts w:asciiTheme="majorBidi" w:hAnsiTheme="majorBidi" w:cstheme="majorBidi"/>
-              </w:rPr>
-              <w:t>05</w:t>
-            </w:r>
-            <w:r>
-              <w:rPr>
-                <w:rFonts w:asciiTheme="majorBidi" w:hAnsiTheme="majorBidi" w:cstheme="majorBidi"/>
-              </w:rPr>
-              <w:t>.</w:t>
-            </w:r>
-            <w:r>
-              <w:rPr>
-                <w:rFonts w:asciiTheme="majorBidi" w:hAnsiTheme="majorBidi" w:cstheme="majorBidi"/>
-              </w:rPr>
-              <w:t>5</w:t>
+              <w:t>135250.85</w:t>
             </w:r>
           </w:p>
         </w:tc>
@@ -2739,25 +2691,7 @@
               <w:rPr>
                 <w:rFonts w:asciiTheme="majorBidi" w:hAnsiTheme="majorBidi" w:cstheme="majorBidi"/>
               </w:rPr>
-              <w:t>125</w:t>
-            </w:r>
-            <w:r>
-              <w:rPr>
-                <w:rFonts w:asciiTheme="majorBidi" w:hAnsiTheme="majorBidi" w:cstheme="majorBidi"/>
-              </w:rPr>
-              <w:t>371</w:t>
-            </w:r>
-            <w:r>
-              <w:rPr>
-                <w:rFonts w:asciiTheme="majorBidi" w:hAnsiTheme="majorBidi" w:cstheme="majorBidi"/>
-              </w:rPr>
-              <w:t>.</w:t>
-            </w:r>
-            <w:r>
-              <w:rPr>
-                <w:rFonts w:asciiTheme="majorBidi" w:hAnsiTheme="majorBidi" w:cstheme="majorBidi"/>
-              </w:rPr>
-              <w:t>5</w:t>
+              <w:t>125416.85</w:t>
             </w:r>
           </w:p>
         </w:tc>
@@ -2835,7 +2769,7 @@
               <w:rPr>
                 <w:rFonts w:asciiTheme="majorBidi" w:hAnsiTheme="majorBidi" w:cstheme="majorBidi"/>
               </w:rPr>
-              <w:t>1165.35</w:t>
+              <w:t>31.2</w:t>
             </w:r>
           </w:p>
         </w:tc>
@@ -2885,13 +2819,7 @@
               <w:rPr>
                 <w:rFonts w:asciiTheme="majorBidi" w:hAnsiTheme="majorBidi" w:cstheme="majorBidi"/>
               </w:rPr>
-              <w:t>450</w:t>
-            </w:r>
-            <w:r>
-              <w:rPr>
-                <w:rFonts w:asciiTheme="majorBidi" w:hAnsiTheme="majorBidi" w:cstheme="majorBidi"/>
-              </w:rPr>
-              <w:t>834.9</w:t>
+              <w:t>450844.65</w:t>
             </w:r>
           </w:p>
         </w:tc>
@@ -2916,13 +2844,7 @@
               <w:rPr>
                 <w:rFonts w:asciiTheme="majorBidi" w:hAnsiTheme="majorBidi" w:cstheme="majorBidi"/>
               </w:rPr>
-              <w:t>421</w:t>
-            </w:r>
-            <w:r>
-              <w:rPr>
-                <w:rFonts w:asciiTheme="majorBidi" w:hAnsiTheme="majorBidi" w:cstheme="majorBidi"/>
-              </w:rPr>
-              <w:t>318.9</w:t>
+              <w:t>421328.65</w:t>
             </w:r>
           </w:p>
         </w:tc>
@@ -3000,7 +2922,7 @@
               <w:rPr>
                 <w:rFonts w:asciiTheme="majorBidi" w:hAnsiTheme="majorBidi" w:cstheme="majorBidi"/>
               </w:rPr>
-              <w:t>10854.45</w:t>
+              <w:t>95.4</w:t>
             </w:r>
           </w:p>
         </w:tc>
@@ -3050,7 +2972,7 @@
               <w:rPr>
                 <w:rFonts w:asciiTheme="majorBidi" w:hAnsiTheme="majorBidi" w:cstheme="majorBidi"/>
               </w:rPr>
-              <w:t>1498970.6</w:t>
+              <w:t>1498982.55</w:t>
             </w:r>
           </w:p>
         </w:tc>
@@ -3075,7 +2997,7 @@
               <w:rPr>
                 <w:rFonts w:asciiTheme="majorBidi" w:hAnsiTheme="majorBidi" w:cstheme="majorBidi"/>
               </w:rPr>
-              <w:t>1410409.6</w:t>
+              <w:t>1410421.55</w:t>
             </w:r>
           </w:p>
         </w:tc>
@@ -3154,7 +3076,7 @@
                 <w:rFonts w:asciiTheme="majorBidi" w:hAnsiTheme="majorBidi" w:cs="Times New Roman"/>
                 <w:rtl/>
               </w:rPr>
-              <w:t>339443.0</w:t>
+              <w:t>361.65</w:t>
             </w:r>
           </w:p>
         </w:tc>
@@ -3206,7 +3128,7 @@
                 <w:rFonts w:asciiTheme="majorBidi" w:hAnsiTheme="majorBidi" w:cs="Times New Roman"/>
                 <w:rtl/>
               </w:rPr>
-              <w:t>4887961.9</w:t>
+              <w:t>4887989.7</w:t>
             </w:r>
           </w:p>
         </w:tc>
@@ -3232,7 +3154,7 @@
                 <w:rFonts w:asciiTheme="majorBidi" w:hAnsiTheme="majorBidi" w:cs="Times New Roman"/>
                 <w:rtl/>
               </w:rPr>
-              <w:t>4622250.9</w:t>
+              <w:t>4622278.7</w:t>
             </w:r>
           </w:p>
         </w:tc>
@@ -3323,14 +3245,7 @@
           <w:rFonts w:asciiTheme="majorBidi" w:hAnsiTheme="majorBidi" w:cstheme="majorBidi" w:hint="cs"/>
           <w:rtl/>
         </w:rPr>
-        <w:t xml:space="preserve"> עצים בדרגה 0.</w:t>
-      </w:r>
-      <w:r>
-        <w:rPr>
-          <w:rFonts w:asciiTheme="majorBidi" w:hAnsiTheme="majorBidi" w:cstheme="majorBidi" w:hint="cs"/>
-          <w:rtl/>
-        </w:rPr>
-        <w:t xml:space="preserve"> לאחר מכן מוחקים את המינימום  </w:t>
+        <w:t xml:space="preserve"> עצים בדרגה 0. לאחר מכן מוחקים את המינימום  </w:t>
       </w:r>
       <m:oMath>
         <m:f>
@@ -3775,6 +3690,9 @@
             <m:t xml:space="preserve">≤ </m:t>
           </m:r>
           <m:r>
+            <m:rPr>
+              <m:sty m:val="p"/>
+            </m:rPr>
             <w:rPr>
               <w:rFonts w:ascii="Cambria Math" w:eastAsiaTheme="minorEastAsia" w:hAnsi="Cambria Math" w:cstheme="majorBidi"/>
             </w:rPr>
@@ -4373,6 +4291,9 @@
             <m:t>≥</m:t>
           </m:r>
           <m:r>
+            <m:rPr>
+              <m:sty m:val="p"/>
+            </m:rPr>
             <w:rPr>
               <w:rFonts w:ascii="Cambria Math" w:eastAsiaTheme="minorEastAsia" w:hAnsi="Cambria Math" w:cstheme="majorBidi"/>
             </w:rPr>
@@ -4647,7 +4568,7 @@
     <w:p>
       <w:pPr>
         <w:rPr>
-          <w:rFonts w:asciiTheme="majorBidi" w:eastAsiaTheme="minorEastAsia" w:hAnsiTheme="majorBidi" w:cstheme="majorBidi" w:hint="cs"/>
+          <w:rFonts w:asciiTheme="majorBidi" w:eastAsiaTheme="minorEastAsia" w:hAnsiTheme="majorBidi" w:cstheme="majorBidi"/>
           <w:rtl/>
         </w:rPr>
       </w:pPr>
@@ -4774,7 +4695,7 @@
     <w:p>
       <w:pPr>
         <w:rPr>
-          <w:rFonts w:asciiTheme="majorBidi" w:eastAsiaTheme="minorEastAsia" w:hAnsiTheme="majorBidi" w:cstheme="majorBidi" w:hint="cs"/>
+          <w:rFonts w:asciiTheme="majorBidi" w:eastAsiaTheme="minorEastAsia" w:hAnsiTheme="majorBidi" w:cstheme="majorBidi"/>
           <w:rtl/>
         </w:rPr>
       </w:pPr>
@@ -5043,9 +4964,10 @@
             </w:pPr>
             <w:r>
               <w:rPr>
-                <w:rFonts w:asciiTheme="majorBidi" w:hAnsiTheme="majorBidi" w:cstheme="majorBidi"/>
-              </w:rPr>
-              <w:t>2.2</w:t>
+                <w:rFonts w:asciiTheme="majorBidi" w:hAnsiTheme="majorBidi" w:cs="Times New Roman"/>
+                <w:rtl/>
+              </w:rPr>
+              <w:t>0.35</w:t>
             </w:r>
           </w:p>
         </w:tc>
@@ -5122,7 +5044,13 @@
               <w:rPr>
                 <w:rFonts w:asciiTheme="majorBidi" w:hAnsiTheme="majorBidi" w:cstheme="majorBidi"/>
               </w:rPr>
-              <w:t>6549.75</w:t>
+              <w:t>6549.</w:t>
+            </w:r>
+            <w:r>
+              <w:rPr>
+                <w:rFonts w:asciiTheme="majorBidi" w:hAnsiTheme="majorBidi" w:cstheme="majorBidi"/>
+              </w:rPr>
+              <w:t>85</w:t>
             </w:r>
           </w:p>
         </w:tc>
@@ -5146,7 +5074,13 @@
               <w:rPr>
                 <w:rFonts w:asciiTheme="majorBidi" w:hAnsiTheme="majorBidi" w:cstheme="majorBidi"/>
               </w:rPr>
-              <w:t>30.75</w:t>
+              <w:t>30.</w:t>
+            </w:r>
+            <w:r>
+              <w:rPr>
+                <w:rFonts w:asciiTheme="majorBidi" w:hAnsiTheme="majorBidi" w:cstheme="majorBidi"/>
+              </w:rPr>
+              <w:t>85</w:t>
             </w:r>
           </w:p>
         </w:tc>
@@ -5197,7 +5131,7 @@
               <w:rPr>
                 <w:rFonts w:asciiTheme="majorBidi" w:hAnsiTheme="majorBidi" w:cstheme="majorBidi"/>
               </w:rPr>
-              <w:t>4.7</w:t>
+              <w:t>3.15</w:t>
             </w:r>
           </w:p>
         </w:tc>
@@ -5271,6 +5205,12 @@
               </w:rPr>
               <w:t>19673.9</w:t>
             </w:r>
+            <w:r>
+              <w:rPr>
+                <w:rFonts w:asciiTheme="majorBidi" w:hAnsiTheme="majorBidi" w:cstheme="majorBidi"/>
+              </w:rPr>
+              <w:t>5</w:t>
+            </w:r>
           </w:p>
         </w:tc>
         <w:tc>
@@ -5294,6 +5234,12 @@
                 <w:rFonts w:asciiTheme="majorBidi" w:hAnsiTheme="majorBidi" w:cstheme="majorBidi"/>
               </w:rPr>
               <w:t>30.9</w:t>
+            </w:r>
+            <w:r>
+              <w:rPr>
+                <w:rFonts w:asciiTheme="majorBidi" w:hAnsiTheme="majorBidi" w:cstheme="majorBidi"/>
+              </w:rPr>
+              <w:t>5</w:t>
             </w:r>
           </w:p>
         </w:tc>
@@ -5346,7 +5292,7 @@
               <w:rPr>
                 <w:rFonts w:asciiTheme="majorBidi" w:hAnsiTheme="majorBidi" w:cstheme="majorBidi"/>
               </w:rPr>
-              <w:t>11.75</w:t>
+              <w:t>6.2</w:t>
             </w:r>
           </w:p>
         </w:tc>
@@ -5499,7 +5445,7 @@
               <w:rPr>
                 <w:rFonts w:asciiTheme="majorBidi" w:hAnsiTheme="majorBidi" w:cstheme="majorBidi"/>
               </w:rPr>
-              <w:t>42.55</w:t>
+              <w:t>18.9</w:t>
             </w:r>
           </w:p>
         </w:tc>
@@ -5650,10 +5596,9 @@
             </w:pPr>
             <w:r>
               <w:rPr>
-                <w:rFonts w:asciiTheme="majorBidi" w:hAnsiTheme="majorBidi" w:cs="Times New Roman"/>
-                <w:rtl/>
-              </w:rPr>
-              <w:t>142.25</w:t>
+                <w:rFonts w:asciiTheme="majorBidi" w:hAnsiTheme="majorBidi" w:cstheme="majorBidi"/>
+              </w:rPr>
+              <w:t>96.65</w:t>
             </w:r>
           </w:p>
         </w:tc>
@@ -5819,21 +5764,7 @@
           <w:rFonts w:asciiTheme="majorBidi" w:hAnsiTheme="majorBidi" w:cstheme="majorBidi" w:hint="cs"/>
           <w:rtl/>
         </w:rPr>
-        <w:t xml:space="preserve"> עצים בדרגה 0</w:t>
-      </w:r>
-      <w:r>
-        <w:rPr>
-          <w:rFonts w:asciiTheme="majorBidi" w:hAnsiTheme="majorBidi" w:cstheme="majorBidi" w:hint="cs"/>
-          <w:rtl/>
-        </w:rPr>
-        <w:t xml:space="preserve">. </w:t>
-      </w:r>
-      <w:r>
-        <w:rPr>
-          <w:rFonts w:asciiTheme="majorBidi" w:hAnsiTheme="majorBidi" w:cstheme="majorBidi" w:hint="cs"/>
-          <w:rtl/>
-        </w:rPr>
-        <w:t xml:space="preserve">לאחר מכן, מוחקים  את המינימום פעם אחת ובמהלך פעולה זו מתבצעת הפעולה </w:t>
+        <w:t xml:space="preserve"> עצים בדרגה 0. לאחר מכן, מוחקים  את המינימום פעם אחת ובמהלך פעולה זו מתבצעת הפעולה </w:t>
       </w:r>
       <w:r>
         <w:rPr>
@@ -6389,192 +6320,494 @@
     <w:p>
       <w:pPr>
         <w:rPr>
+          <w:rFonts w:asciiTheme="majorBidi" w:eastAsiaTheme="minorEastAsia" w:hAnsiTheme="majorBidi" w:cstheme="majorBidi"/>
+          <w:rtl/>
+        </w:rPr>
+      </w:pPr>
+      <w:r>
+        <w:rPr>
           <w:rFonts w:asciiTheme="majorBidi" w:eastAsiaTheme="minorEastAsia" w:hAnsiTheme="majorBidi" w:cstheme="majorBidi" w:hint="cs"/>
           <w:rtl/>
         </w:rPr>
-      </w:pPr>
+        <w:t xml:space="preserve">נשים לב כי בסיום תמיד יישארו הצמתים בעלי המפתחות בטווח 2 </w:t>
+      </w:r>
+      <w:r>
+        <w:rPr>
+          <w:rFonts w:asciiTheme="majorBidi" w:eastAsiaTheme="minorEastAsia" w:hAnsiTheme="majorBidi" w:cstheme="majorBidi"/>
+          <w:rtl/>
+        </w:rPr>
+        <w:t>–</w:t>
+      </w:r>
       <w:r>
         <w:rPr>
           <w:rFonts w:asciiTheme="majorBidi" w:eastAsiaTheme="minorEastAsia" w:hAnsiTheme="majorBidi" w:cstheme="majorBidi" w:hint="cs"/>
           <w:rtl/>
         </w:rPr>
-        <w:t xml:space="preserve">נשים לב כי בסיום תמיד יישארו הצמתים בעלי המפתחות בטווח 2 </w:t>
+        <w:t xml:space="preserve"> 32 </w:t>
+      </w:r>
+      <w:r>
+        <w:rPr>
+          <w:rFonts w:asciiTheme="majorBidi" w:eastAsiaTheme="minorEastAsia" w:hAnsiTheme="majorBidi" w:cstheme="majorBidi" w:hint="cs"/>
+          <w:rtl/>
+        </w:rPr>
+        <w:t xml:space="preserve">ומכיוון שלא מבצעים </w:t>
       </w:r>
       <w:r>
         <w:rPr>
           <w:rFonts w:asciiTheme="majorBidi" w:eastAsiaTheme="minorEastAsia" w:hAnsiTheme="majorBidi" w:cstheme="majorBidi"/>
+        </w:rPr>
+        <w:t>successive linking</w:t>
+      </w:r>
+      <w:r>
+        <w:rPr>
+          <w:rFonts w:asciiTheme="majorBidi" w:eastAsiaTheme="minorEastAsia" w:hAnsiTheme="majorBidi" w:cstheme="majorBidi" w:hint="cs"/>
+          <w:rtl/>
+        </w:rPr>
+        <w:t xml:space="preserve"> במחיקת המקסימום, מצב הצמתים לאחר מחיקת המינימום וביצוע </w:t>
+      </w:r>
+      <w:r>
+        <w:rPr>
+          <w:rFonts w:asciiTheme="majorBidi" w:eastAsiaTheme="minorEastAsia" w:hAnsiTheme="majorBidi" w:cstheme="majorBidi"/>
+        </w:rPr>
+        <w:t>successive linking</w:t>
+      </w:r>
+      <w:r>
+        <w:rPr>
+          <w:rFonts w:asciiTheme="majorBidi" w:eastAsiaTheme="minorEastAsia" w:hAnsiTheme="majorBidi" w:cstheme="majorBidi" w:hint="cs"/>
+          <w:rtl/>
+        </w:rPr>
+        <w:t xml:space="preserve"> נשאר דומה</w:t>
+      </w:r>
+      <w:r>
+        <w:rPr>
+          <w:rFonts w:asciiTheme="majorBidi" w:eastAsiaTheme="minorEastAsia" w:hAnsiTheme="majorBidi" w:cstheme="majorBidi" w:hint="cs"/>
+          <w:rtl/>
+        </w:rPr>
+        <w:t xml:space="preserve">. </w:t>
+      </w:r>
+      <w:r>
+        <w:rPr>
+          <w:rFonts w:asciiTheme="majorBidi" w:eastAsiaTheme="minorEastAsia" w:hAnsiTheme="majorBidi" w:cstheme="majorBidi" w:hint="cs"/>
+          <w:rtl/>
+        </w:rPr>
+        <w:t>כלומר, סיכוי גבוה ששני צמתים באותו עץ יישארו באותו עץ וששני צמתים בעצים שונים יישארו בעצים שונים.</w:t>
+      </w:r>
+      <w:r>
+        <w:rPr>
+          <w:rFonts w:asciiTheme="majorBidi" w:eastAsiaTheme="minorEastAsia" w:hAnsiTheme="majorBidi" w:cstheme="majorBidi" w:hint="cs"/>
+          <w:rtl/>
+        </w:rPr>
+        <w:t xml:space="preserve"> בפרט, מכיוון שכמות הצמתים והצמתים שנשארים הם מינימליים (כלומר ברמה גבוהה בערימה) הסיכוי שאחד הצמתים האלו יהיה מסומן</w:t>
+      </w:r>
+      <w:r>
+        <w:rPr>
+          <w:rFonts w:asciiTheme="majorBidi" w:eastAsiaTheme="minorEastAsia" w:hAnsiTheme="majorBidi" w:cstheme="majorBidi" w:hint="cs"/>
+          <w:rtl/>
+        </w:rPr>
+        <w:t xml:space="preserve"> ויחתך</w:t>
+      </w:r>
+      <w:r>
+        <w:rPr>
+          <w:rFonts w:asciiTheme="majorBidi" w:eastAsiaTheme="minorEastAsia" w:hAnsiTheme="majorBidi" w:cstheme="majorBidi" w:hint="cs"/>
+          <w:rtl/>
+        </w:rPr>
+        <w:t xml:space="preserve"> מהעץ</w:t>
+      </w:r>
+      <w:r>
+        <w:rPr>
+          <w:rFonts w:asciiTheme="majorBidi" w:eastAsiaTheme="minorEastAsia" w:hAnsiTheme="majorBidi" w:cstheme="majorBidi" w:hint="cs"/>
+          <w:rtl/>
+        </w:rPr>
+        <w:t xml:space="preserve"> נמוך.</w:t>
+      </w:r>
+      <w:r>
+        <w:rPr>
+          <w:rFonts w:asciiTheme="majorBidi" w:eastAsiaTheme="minorEastAsia" w:hAnsiTheme="majorBidi" w:cstheme="majorBidi" w:hint="cs"/>
+          <w:rtl/>
+        </w:rPr>
+        <w:t xml:space="preserve"> מספר העצים מושפע ממצב הצמתים לאחר </w:t>
+      </w:r>
+      <w:r>
+        <w:rPr>
+          <w:rFonts w:asciiTheme="majorBidi" w:eastAsiaTheme="minorEastAsia" w:hAnsiTheme="majorBidi" w:cstheme="majorBidi"/>
+        </w:rPr>
+        <w:t>successive linking</w:t>
+      </w:r>
+      <w:r>
+        <w:rPr>
+          <w:rFonts w:asciiTheme="majorBidi" w:eastAsiaTheme="minorEastAsia" w:hAnsiTheme="majorBidi" w:cstheme="majorBidi" w:hint="cs"/>
+          <w:rtl/>
+        </w:rPr>
+        <w:t xml:space="preserve"> ולכן עלול להשתנות כתלות בסדר ההכנסה ובמימוש.</w:t>
+      </w:r>
+    </w:p>
+    <w:p>
+      <w:pPr>
+        <w:rPr>
+          <w:rFonts w:asciiTheme="majorBidi" w:eastAsiaTheme="minorEastAsia" w:hAnsiTheme="majorBidi" w:cstheme="majorBidi"/>
+          <w:rtl/>
+        </w:rPr>
+      </w:pPr>
+      <w:r>
+        <w:rPr>
+          <w:rFonts w:asciiTheme="majorBidi" w:eastAsiaTheme="minorEastAsia" w:hAnsiTheme="majorBidi" w:cstheme="majorBidi" w:hint="cs"/>
+          <w:rtl/>
+        </w:rPr>
+        <w:t xml:space="preserve">מכיוון שמקסימום עלה, מספר החיתוכים מושפע אך ורק מפעולת </w:t>
+      </w:r>
+      <w:r>
+        <w:rPr>
+          <w:rFonts w:asciiTheme="majorBidi" w:eastAsiaTheme="minorEastAsia" w:hAnsiTheme="majorBidi" w:cstheme="majorBidi"/>
+        </w:rPr>
+        <w:t>cascading cut</w:t>
+      </w:r>
+      <w:r>
+        <w:rPr>
+          <w:rFonts w:asciiTheme="majorBidi" w:eastAsiaTheme="minorEastAsia" w:hAnsiTheme="majorBidi" w:cstheme="majorBidi" w:hint="cs"/>
+          <w:rtl/>
+        </w:rPr>
+        <w:t xml:space="preserve"> ותלוי במספר הצמתים המסומנים בעץ שבו נמצא המקסימום. ככל שיש יותר צמתים מסומנים, ייתבצעו יותר חיתוכים</w:t>
+      </w:r>
+      <w:r>
+        <w:rPr>
+          <w:rFonts w:asciiTheme="majorBidi" w:eastAsiaTheme="minorEastAsia" w:hAnsiTheme="majorBidi" w:cstheme="majorBidi" w:hint="cs"/>
+          <w:rtl/>
+        </w:rPr>
+        <w:t xml:space="preserve"> כיוון שנעלה בעץ לכל צומת מסומן</w:t>
+      </w:r>
+      <w:r>
+        <w:rPr>
+          <w:rFonts w:asciiTheme="majorBidi" w:eastAsiaTheme="minorEastAsia" w:hAnsiTheme="majorBidi" w:cstheme="majorBidi" w:hint="cs"/>
+          <w:rtl/>
+        </w:rPr>
+        <w:t>.</w:t>
+      </w:r>
+    </w:p>
+    <w:p>
+      <w:pPr>
+        <w:rPr>
+          <w:rFonts w:asciiTheme="majorBidi" w:hAnsiTheme="majorBidi" w:cstheme="majorBidi"/>
+          <w:rtl/>
+        </w:rPr>
+      </w:pPr>
+    </w:p>
+    <w:p>
+      <w:pPr>
+        <w:rPr>
+          <w:rFonts w:asciiTheme="majorBidi" w:hAnsiTheme="majorBidi" w:cstheme="majorBidi"/>
+          <w:rtl/>
+        </w:rPr>
+      </w:pPr>
+    </w:p>
+    <w:p>
+      <w:pPr>
+        <w:rPr>
+          <w:rFonts w:asciiTheme="majorBidi" w:hAnsiTheme="majorBidi" w:cstheme="majorBidi"/>
+          <w:rtl/>
+        </w:rPr>
+      </w:pPr>
+    </w:p>
+    <w:p>
+      <w:pPr>
+        <w:rPr>
+          <w:rFonts w:asciiTheme="majorBidi" w:hAnsiTheme="majorBidi" w:cstheme="majorBidi"/>
+          <w:rtl/>
+        </w:rPr>
+      </w:pPr>
+    </w:p>
+    <w:p>
+      <w:pPr>
+        <w:rPr>
+          <w:rFonts w:asciiTheme="majorBidi" w:hAnsiTheme="majorBidi" w:cstheme="majorBidi"/>
+          <w:rtl/>
+        </w:rPr>
+      </w:pPr>
+    </w:p>
+    <w:p>
+      <w:pPr>
+        <w:rPr>
+          <w:rFonts w:asciiTheme="majorBidi" w:hAnsiTheme="majorBidi" w:cstheme="majorBidi"/>
+          <w:rtl/>
+        </w:rPr>
+      </w:pPr>
+    </w:p>
+    <w:p>
+      <w:pPr>
+        <w:rPr>
+          <w:rFonts w:asciiTheme="majorBidi" w:hAnsiTheme="majorBidi" w:cstheme="majorBidi"/>
+          <w:rtl/>
+        </w:rPr>
+      </w:pPr>
+    </w:p>
+    <w:p>
+      <w:pPr>
+        <w:rPr>
+          <w:rFonts w:asciiTheme="majorBidi" w:hAnsiTheme="majorBidi" w:cstheme="majorBidi"/>
+          <w:rtl/>
+        </w:rPr>
+      </w:pPr>
+      <w:r>
+        <w:rPr>
+          <w:rFonts w:asciiTheme="majorBidi" w:hAnsiTheme="majorBidi" w:cstheme="majorBidi" w:hint="cs"/>
+          <w:rtl/>
+        </w:rPr>
+        <w:t>נסמן</w:t>
+      </w:r>
+      <w:r>
+        <w:rPr>
+          <w:rFonts w:asciiTheme="majorBidi" w:hAnsiTheme="majorBidi" w:cstheme="majorBidi" w:hint="cs"/>
+          <w:rtl/>
+        </w:rPr>
+        <w:t>:</w:t>
+      </w:r>
+    </w:p>
+    <w:p>
+      <w:pPr>
+        <w:rPr>
+          <w:rFonts w:asciiTheme="majorBidi" w:hAnsiTheme="majorBidi" w:cstheme="majorBidi"/>
+        </w:rPr>
+      </w:pPr>
+      <w:r>
+        <w:rPr>
+          <w:rFonts w:asciiTheme="majorBidi" w:hAnsiTheme="majorBidi" w:cstheme="majorBidi"/>
+        </w:rPr>
+        <w:t>links</w:t>
+      </w:r>
+      <w:r>
+        <w:rPr>
+          <w:rFonts w:asciiTheme="majorBidi" w:hAnsiTheme="majorBidi" w:cstheme="majorBidi" w:hint="cs"/>
+          <w:rtl/>
+        </w:rPr>
+        <w:t xml:space="preserve"> </w:t>
+      </w:r>
+      <w:r>
+        <w:rPr>
+          <w:rFonts w:asciiTheme="majorBidi" w:hAnsiTheme="majorBidi" w:cstheme="majorBidi"/>
           <w:rtl/>
         </w:rPr>
         <w:t>–</w:t>
       </w:r>
       <w:r>
         <w:rPr>
-          <w:rFonts w:asciiTheme="majorBidi" w:eastAsiaTheme="minorEastAsia" w:hAnsiTheme="majorBidi" w:cstheme="majorBidi" w:hint="cs"/>
-          <w:rtl/>
-        </w:rPr>
-        <w:t xml:space="preserve"> 32 </w:t>
-      </w:r>
-      <w:r>
-        <w:rPr>
-          <w:rFonts w:asciiTheme="majorBidi" w:eastAsiaTheme="minorEastAsia" w:hAnsiTheme="majorBidi" w:cstheme="majorBidi" w:hint="cs"/>
-          <w:rtl/>
-        </w:rPr>
-        <w:t xml:space="preserve">ומכיוון שלא מבצעים </w:t>
-      </w:r>
-      <w:r>
-        <w:rPr>
-          <w:rFonts w:asciiTheme="majorBidi" w:eastAsiaTheme="minorEastAsia" w:hAnsiTheme="majorBidi" w:cstheme="majorBidi"/>
+          <w:rFonts w:asciiTheme="majorBidi" w:hAnsiTheme="majorBidi" w:cstheme="majorBidi" w:hint="cs"/>
+          <w:rtl/>
+        </w:rPr>
+        <w:t xml:space="preserve"> מספר החיבורים הכולל</w:t>
+      </w:r>
+    </w:p>
+    <w:p>
+      <w:pPr>
+        <w:rPr>
+          <w:rFonts w:asciiTheme="majorBidi" w:hAnsiTheme="majorBidi" w:cstheme="majorBidi"/>
+          <w:rtl/>
+        </w:rPr>
+      </w:pPr>
+      <w:r>
+        <w:rPr>
+          <w:rFonts w:asciiTheme="majorBidi" w:hAnsiTheme="majorBidi" w:cstheme="majorBidi"/>
+        </w:rPr>
+        <w:t>cuts</w:t>
+      </w:r>
+      <w:r>
+        <w:rPr>
+          <w:rFonts w:asciiTheme="majorBidi" w:hAnsiTheme="majorBidi" w:cstheme="majorBidi" w:hint="cs"/>
+          <w:rtl/>
+        </w:rPr>
+        <w:t xml:space="preserve"> </w:t>
+      </w:r>
+      <w:r>
+        <w:rPr>
+          <w:rFonts w:asciiTheme="majorBidi" w:hAnsiTheme="majorBidi" w:cstheme="majorBidi"/>
+          <w:rtl/>
+        </w:rPr>
+        <w:t>–</w:t>
+      </w:r>
+      <w:r>
+        <w:rPr>
+          <w:rFonts w:asciiTheme="majorBidi" w:hAnsiTheme="majorBidi" w:cstheme="majorBidi" w:hint="cs"/>
+          <w:rtl/>
+        </w:rPr>
+        <w:t xml:space="preserve"> מספר החיתוכים הכולל</w:t>
+      </w:r>
+    </w:p>
+    <w:p>
+      <w:pPr>
+        <w:rPr>
+          <w:rFonts w:asciiTheme="majorBidi" w:hAnsiTheme="majorBidi" w:cstheme="majorBidi"/>
+          <w:rtl/>
+        </w:rPr>
+      </w:pPr>
+      <w:r>
+        <w:rPr>
+          <w:rFonts w:asciiTheme="majorBidi" w:hAnsiTheme="majorBidi" w:cstheme="majorBidi"/>
+        </w:rPr>
+        <w:t>size</w:t>
+      </w:r>
+      <w:r>
+        <w:rPr>
+          <w:rFonts w:asciiTheme="majorBidi" w:hAnsiTheme="majorBidi" w:cstheme="majorBidi" w:hint="cs"/>
+          <w:rtl/>
+        </w:rPr>
+        <w:t xml:space="preserve"> </w:t>
+      </w:r>
+      <w:r>
+        <w:rPr>
+          <w:rFonts w:asciiTheme="majorBidi" w:hAnsiTheme="majorBidi" w:cstheme="majorBidi"/>
+          <w:rtl/>
+        </w:rPr>
+        <w:t>–</w:t>
+      </w:r>
+      <w:r>
+        <w:rPr>
+          <w:rFonts w:asciiTheme="majorBidi" w:hAnsiTheme="majorBidi" w:cstheme="majorBidi" w:hint="cs"/>
+          <w:rtl/>
+        </w:rPr>
+        <w:t xml:space="preserve"> גודל הערימה בסיום הניסוי</w:t>
+      </w:r>
+    </w:p>
+    <w:p>
+      <w:pPr>
+        <w:rPr>
+          <w:rFonts w:asciiTheme="majorBidi" w:hAnsiTheme="majorBidi" w:cstheme="majorBidi"/>
+        </w:rPr>
+      </w:pPr>
+      <w:r>
+        <w:rPr>
+          <w:rFonts w:asciiTheme="majorBidi" w:hAnsiTheme="majorBidi" w:cstheme="majorBidi"/>
+        </w:rPr>
+        <w:t>trees</w:t>
+      </w:r>
+      <w:r>
+        <w:rPr>
+          <w:rFonts w:asciiTheme="majorBidi" w:hAnsiTheme="majorBidi" w:cstheme="majorBidi" w:hint="cs"/>
+          <w:rtl/>
+        </w:rPr>
+        <w:t xml:space="preserve"> </w:t>
+      </w:r>
+      <w:r>
+        <w:rPr>
+          <w:rFonts w:asciiTheme="majorBidi" w:hAnsiTheme="majorBidi" w:cstheme="majorBidi"/>
+          <w:rtl/>
+        </w:rPr>
+        <w:t>–</w:t>
+      </w:r>
+      <w:r>
+        <w:rPr>
+          <w:rFonts w:asciiTheme="majorBidi" w:hAnsiTheme="majorBidi" w:cstheme="majorBidi" w:hint="cs"/>
+          <w:rtl/>
+        </w:rPr>
+        <w:t xml:space="preserve"> מספר העצים בערימה בסיום הניסוי</w:t>
+      </w:r>
+    </w:p>
+    <w:p>
+      <w:pPr>
+        <w:rPr>
+          <w:rFonts w:asciiTheme="majorBidi" w:hAnsiTheme="majorBidi" w:cstheme="majorBidi"/>
+        </w:rPr>
+      </w:pPr>
+      <w:r>
+        <w:rPr>
+          <w:rFonts w:asciiTheme="majorBidi" w:hAnsiTheme="majorBidi" w:cstheme="majorBidi" w:hint="cs"/>
+          <w:rtl/>
+        </w:rPr>
+        <w:t xml:space="preserve">נקבל את המשוואה הבאה המתארת את הקשר בין ערכים אלו </w:t>
+      </w:r>
+      <w:r>
+        <w:rPr>
+          <w:rFonts w:asciiTheme="majorBidi" w:hAnsiTheme="majorBidi" w:cstheme="majorBidi"/>
+        </w:rPr>
+        <w:t>trees = size - links + cuts</w:t>
+      </w:r>
+      <w:r>
+        <w:rPr>
+          <w:rFonts w:asciiTheme="majorBidi" w:hAnsiTheme="majorBidi" w:cstheme="majorBidi" w:hint="cs"/>
+          <w:rtl/>
+        </w:rPr>
+        <w:t>.</w:t>
+      </w:r>
+    </w:p>
+    <w:p>
+      <w:pPr>
+        <w:rPr>
+          <w:rFonts w:asciiTheme="majorBidi" w:hAnsiTheme="majorBidi" w:cstheme="majorBidi"/>
+          <w:rtl/>
+        </w:rPr>
+      </w:pPr>
+      <w:r>
+        <w:rPr>
+          <w:rFonts w:asciiTheme="majorBidi" w:hAnsiTheme="majorBidi" w:cstheme="majorBidi" w:hint="cs"/>
+          <w:rtl/>
+        </w:rPr>
+        <w:t>אם לא מבצעים חיתוכים או חיבורים כלל, מספר העצים בערימה שווה לגודל הערימה בסיום (כל העצים נותרים בדרגה 0).</w:t>
+      </w:r>
+    </w:p>
+    <w:p>
+      <w:pPr>
+        <w:rPr>
+          <w:rFonts w:asciiTheme="majorBidi" w:hAnsiTheme="majorBidi" w:cstheme="majorBidi"/>
+        </w:rPr>
+      </w:pPr>
+      <w:r>
+        <w:rPr>
+          <w:rFonts w:asciiTheme="majorBidi" w:hAnsiTheme="majorBidi" w:cstheme="majorBidi" w:hint="cs"/>
+          <w:rtl/>
+        </w:rPr>
+        <w:t xml:space="preserve">מבצעים פעולת חיבור עצים אך ורק בפעולת </w:t>
+      </w:r>
+      <w:r>
+        <w:rPr>
+          <w:rFonts w:asciiTheme="majorBidi" w:hAnsiTheme="majorBidi" w:cstheme="majorBidi"/>
         </w:rPr>
         <w:t>successive linking</w:t>
       </w:r>
       <w:r>
         <w:rPr>
-          <w:rFonts w:asciiTheme="majorBidi" w:eastAsiaTheme="minorEastAsia" w:hAnsiTheme="majorBidi" w:cstheme="majorBidi" w:hint="cs"/>
-          <w:rtl/>
-        </w:rPr>
-        <w:t xml:space="preserve"> במחיקת המקסימום, מצב הצמתים לאחר מחיקת המינימום וביצוע </w:t>
-      </w:r>
-      <w:r>
-        <w:rPr>
-          <w:rFonts w:asciiTheme="majorBidi" w:eastAsiaTheme="minorEastAsia" w:hAnsiTheme="majorBidi" w:cstheme="majorBidi"/>
-        </w:rPr>
-        <w:t>successive linking</w:t>
-      </w:r>
-      <w:r>
-        <w:rPr>
-          <w:rFonts w:asciiTheme="majorBidi" w:eastAsiaTheme="minorEastAsia" w:hAnsiTheme="majorBidi" w:cstheme="majorBidi" w:hint="cs"/>
-          <w:rtl/>
-        </w:rPr>
-        <w:t xml:space="preserve"> נשאר דומה</w:t>
-      </w:r>
-      <w:r>
-        <w:rPr>
-          <w:rFonts w:asciiTheme="majorBidi" w:eastAsiaTheme="minorEastAsia" w:hAnsiTheme="majorBidi" w:cstheme="majorBidi" w:hint="cs"/>
-          <w:rtl/>
-        </w:rPr>
-        <w:t xml:space="preserve">. </w:t>
-      </w:r>
-      <w:r>
-        <w:rPr>
-          <w:rFonts w:asciiTheme="majorBidi" w:eastAsiaTheme="minorEastAsia" w:hAnsiTheme="majorBidi" w:cstheme="majorBidi" w:hint="cs"/>
-          <w:rtl/>
-        </w:rPr>
-        <w:t>כלומר, סיכוי גבוה ששני צמתים באותו עץ יישארו באותו עץ וששני צמתים בעצים שונים יישארו בעצים שונים.</w:t>
-      </w:r>
-      <w:r>
-        <w:rPr>
-          <w:rFonts w:asciiTheme="majorBidi" w:eastAsiaTheme="minorEastAsia" w:hAnsiTheme="majorBidi" w:cstheme="majorBidi" w:hint="cs"/>
-          <w:rtl/>
-        </w:rPr>
-        <w:t xml:space="preserve"> בפרט, מכיוון שכמות הצמתים והצמתים שנשארים הם מינימליים (כלומר ברמה גבוהה בערימה) הסיכוי שאחד הצמתים האלו יהיה מסומן</w:t>
-      </w:r>
-      <w:r>
-        <w:rPr>
-          <w:rFonts w:asciiTheme="majorBidi" w:eastAsiaTheme="minorEastAsia" w:hAnsiTheme="majorBidi" w:cstheme="majorBidi" w:hint="cs"/>
-          <w:rtl/>
-        </w:rPr>
-        <w:t xml:space="preserve"> ויחתך</w:t>
-      </w:r>
-      <w:r>
-        <w:rPr>
-          <w:rFonts w:asciiTheme="majorBidi" w:eastAsiaTheme="minorEastAsia" w:hAnsiTheme="majorBidi" w:cstheme="majorBidi" w:hint="cs"/>
-          <w:rtl/>
-        </w:rPr>
-        <w:t xml:space="preserve"> מהעץ</w:t>
-      </w:r>
-      <w:r>
-        <w:rPr>
-          <w:rFonts w:asciiTheme="majorBidi" w:eastAsiaTheme="minorEastAsia" w:hAnsiTheme="majorBidi" w:cstheme="majorBidi" w:hint="cs"/>
-          <w:rtl/>
-        </w:rPr>
-        <w:t xml:space="preserve"> נמוך.</w:t>
-      </w:r>
-      <w:r>
-        <w:rPr>
-          <w:rFonts w:asciiTheme="majorBidi" w:eastAsiaTheme="minorEastAsia" w:hAnsiTheme="majorBidi" w:cstheme="majorBidi" w:hint="cs"/>
-          <w:rtl/>
-        </w:rPr>
-        <w:t xml:space="preserve"> מספר העצים מושפע ממצב הצמתים לאחר </w:t>
-      </w:r>
-      <w:r>
-        <w:rPr>
-          <w:rFonts w:asciiTheme="majorBidi" w:eastAsiaTheme="minorEastAsia" w:hAnsiTheme="majorBidi" w:cstheme="majorBidi"/>
-        </w:rPr>
-        <w:t>successive linking</w:t>
-      </w:r>
-      <w:r>
-        <w:rPr>
-          <w:rFonts w:asciiTheme="majorBidi" w:eastAsiaTheme="minorEastAsia" w:hAnsiTheme="majorBidi" w:cstheme="majorBidi" w:hint="cs"/>
-          <w:rtl/>
-        </w:rPr>
-        <w:t xml:space="preserve"> ולכן עלול להשתנות כתלות בסדר ההכנסה ובמימוש.</w:t>
-      </w:r>
-    </w:p>
-    <w:p>
-      <w:pPr>
-        <w:rPr>
-          <w:rFonts w:asciiTheme="majorBidi" w:eastAsiaTheme="minorEastAsia" w:hAnsiTheme="majorBidi" w:cstheme="majorBidi" w:hint="cs"/>
-          <w:rtl/>
-        </w:rPr>
-      </w:pPr>
-      <w:r>
-        <w:rPr>
-          <w:rFonts w:asciiTheme="majorBidi" w:eastAsiaTheme="minorEastAsia" w:hAnsiTheme="majorBidi" w:cstheme="majorBidi" w:hint="cs"/>
-          <w:rtl/>
-        </w:rPr>
-        <w:t xml:space="preserve">מכיוון שמקסימום עלה, מספר החיתוכים מושפע אך ורק מפעולת </w:t>
-      </w:r>
-      <w:r>
-        <w:rPr>
-          <w:rFonts w:asciiTheme="majorBidi" w:eastAsiaTheme="minorEastAsia" w:hAnsiTheme="majorBidi" w:cstheme="majorBidi"/>
-        </w:rPr>
-        <w:t>cascading cut</w:t>
-      </w:r>
-      <w:r>
-        <w:rPr>
-          <w:rFonts w:asciiTheme="majorBidi" w:eastAsiaTheme="minorEastAsia" w:hAnsiTheme="majorBidi" w:cstheme="majorBidi" w:hint="cs"/>
-          <w:rtl/>
-        </w:rPr>
-        <w:t xml:space="preserve"> ותלוי במספר הצמתים המסומנים בעץ שבו נמצא המקסימום. ככל שיש יותר צמתים מסומנים, ייתבצעו יותר חיתוכים</w:t>
-      </w:r>
-      <w:r>
-        <w:rPr>
-          <w:rFonts w:asciiTheme="majorBidi" w:eastAsiaTheme="minorEastAsia" w:hAnsiTheme="majorBidi" w:cstheme="majorBidi" w:hint="cs"/>
-          <w:rtl/>
-        </w:rPr>
-        <w:t xml:space="preserve"> כיוון שנעלה בעץ לכל צומת מסומן</w:t>
-      </w:r>
-      <w:r>
-        <w:rPr>
-          <w:rFonts w:asciiTheme="majorBidi" w:eastAsiaTheme="minorEastAsia" w:hAnsiTheme="majorBidi" w:cstheme="majorBidi" w:hint="cs"/>
-          <w:rtl/>
-        </w:rPr>
-        <w:t>.</w:t>
-      </w:r>
-    </w:p>
-    <w:p>
-      <w:pPr>
+          <w:rFonts w:asciiTheme="majorBidi" w:hAnsiTheme="majorBidi" w:cstheme="majorBidi" w:hint="cs"/>
+          <w:rtl/>
+        </w:rPr>
+        <w:t xml:space="preserve">, פעולת חיתוך מתבצעת במחיקת המינימום או בפעולת </w:t>
+      </w:r>
+      <w:r>
         <w:rPr>
           <w:rFonts w:asciiTheme="majorBidi" w:hAnsiTheme="majorBidi" w:cstheme="majorBidi"/>
-          <w:rtl/>
-        </w:rPr>
-      </w:pPr>
-    </w:p>
-    <w:p>
-      <w:pPr>
+        </w:rPr>
+        <w:t>decrease key</w:t>
+      </w:r>
+      <w:r>
+        <w:rPr>
+          <w:rFonts w:asciiTheme="majorBidi" w:hAnsiTheme="majorBidi" w:cstheme="majorBidi" w:hint="cs"/>
+          <w:rtl/>
+        </w:rPr>
+        <w:t xml:space="preserve">. בפעולת חיבור עצים, מספר העצים בערימה יורד ב </w:t>
+      </w:r>
+      <w:r>
         <w:rPr>
           <w:rFonts w:asciiTheme="majorBidi" w:hAnsiTheme="majorBidi" w:cstheme="majorBidi"/>
           <w:rtl/>
         </w:rPr>
-      </w:pPr>
-    </w:p>
-    <w:p>
-      <w:pPr>
+        <w:t>–</w:t>
+      </w:r>
+      <w:r>
+        <w:rPr>
+          <w:rFonts w:asciiTheme="majorBidi" w:hAnsiTheme="majorBidi" w:cstheme="majorBidi" w:hint="cs"/>
+          <w:rtl/>
+        </w:rPr>
+        <w:t xml:space="preserve"> 1. בפעולת חיתוך בין צמתים מספר העצים בערימה גדל ב </w:t>
+      </w:r>
+      <w:r>
         <w:rPr>
           <w:rFonts w:asciiTheme="majorBidi" w:hAnsiTheme="majorBidi" w:cstheme="majorBidi"/>
           <w:rtl/>
         </w:rPr>
-      </w:pPr>
+        <w:t>–</w:t>
+      </w:r>
+      <w:r>
+        <w:rPr>
+          <w:rFonts w:asciiTheme="majorBidi" w:hAnsiTheme="majorBidi" w:cstheme="majorBidi" w:hint="cs"/>
+          <w:rtl/>
+        </w:rPr>
+        <w:t xml:space="preserve"> 1.</w:t>
+      </w:r>
     </w:p>
     <w:p>
       <w:pPr>
@@ -6583,320 +6816,18 @@
           <w:rtl/>
         </w:rPr>
       </w:pPr>
+      <w:r>
+        <w:rPr>
+          <w:rFonts w:asciiTheme="majorBidi" w:hAnsiTheme="majorBidi" w:cstheme="majorBidi" w:hint="cs"/>
+          <w:rtl/>
+        </w:rPr>
+        <w:t xml:space="preserve">כלומר, נרצה להחסיר מגודל הערימה את מספר החיבורים (כי מספר העצים יורד בפעולת חיבור) ולהוסיף את מספר החיתוכים (כי מספר העצים גדל בפעולת חיתוך). לכן נקבל את המשוואה המתוארת. </w:t>
+      </w:r>
     </w:p>
     <w:p>
       <w:pPr>
         <w:rPr>
           <w:rFonts w:asciiTheme="majorBidi" w:hAnsiTheme="majorBidi" w:cstheme="majorBidi"/>
-          <w:rtl/>
-        </w:rPr>
-      </w:pPr>
-    </w:p>
-    <w:p>
-      <w:pPr>
-        <w:rPr>
-          <w:rFonts w:asciiTheme="majorBidi" w:hAnsiTheme="majorBidi" w:cstheme="majorBidi"/>
-          <w:rtl/>
-        </w:rPr>
-      </w:pPr>
-    </w:p>
-    <w:p>
-      <w:pPr>
-        <w:rPr>
-          <w:rFonts w:asciiTheme="majorBidi" w:hAnsiTheme="majorBidi" w:cstheme="majorBidi"/>
-          <w:rtl/>
-        </w:rPr>
-      </w:pPr>
-    </w:p>
-    <w:p>
-      <w:pPr>
-        <w:rPr>
-          <w:rFonts w:asciiTheme="majorBidi" w:hAnsiTheme="majorBidi" w:cstheme="majorBidi"/>
-          <w:rtl/>
-        </w:rPr>
-      </w:pPr>
-      <w:r>
-        <w:rPr>
-          <w:rFonts w:asciiTheme="majorBidi" w:hAnsiTheme="majorBidi" w:cstheme="majorBidi" w:hint="cs"/>
-          <w:rtl/>
-        </w:rPr>
-        <w:t>נסמן</w:t>
-      </w:r>
-      <w:r>
-        <w:rPr>
-          <w:rFonts w:asciiTheme="majorBidi" w:hAnsiTheme="majorBidi" w:cstheme="majorBidi" w:hint="cs"/>
-          <w:rtl/>
-        </w:rPr>
-        <w:t>:</w:t>
-      </w:r>
-    </w:p>
-    <w:p>
-      <w:pPr>
-        <w:rPr>
-          <w:rFonts w:asciiTheme="majorBidi" w:hAnsiTheme="majorBidi" w:cstheme="majorBidi"/>
-        </w:rPr>
-      </w:pPr>
-      <w:r>
-        <w:rPr>
-          <w:rFonts w:asciiTheme="majorBidi" w:hAnsiTheme="majorBidi" w:cstheme="majorBidi"/>
-        </w:rPr>
-        <w:t>links</w:t>
-      </w:r>
-      <w:r>
-        <w:rPr>
-          <w:rFonts w:asciiTheme="majorBidi" w:hAnsiTheme="majorBidi" w:cstheme="majorBidi" w:hint="cs"/>
-          <w:rtl/>
-        </w:rPr>
-        <w:t xml:space="preserve"> </w:t>
-      </w:r>
-      <w:r>
-        <w:rPr>
-          <w:rFonts w:asciiTheme="majorBidi" w:hAnsiTheme="majorBidi" w:cstheme="majorBidi"/>
-          <w:rtl/>
-        </w:rPr>
-        <w:t>–</w:t>
-      </w:r>
-      <w:r>
-        <w:rPr>
-          <w:rFonts w:asciiTheme="majorBidi" w:hAnsiTheme="majorBidi" w:cstheme="majorBidi" w:hint="cs"/>
-          <w:rtl/>
-        </w:rPr>
-        <w:t xml:space="preserve"> מספר החיבורים הכולל</w:t>
-      </w:r>
-    </w:p>
-    <w:p>
-      <w:pPr>
-        <w:rPr>
-          <w:rFonts w:asciiTheme="majorBidi" w:hAnsiTheme="majorBidi" w:cstheme="majorBidi" w:hint="cs"/>
-          <w:rtl/>
-        </w:rPr>
-      </w:pPr>
-      <w:r>
-        <w:rPr>
-          <w:rFonts w:asciiTheme="majorBidi" w:hAnsiTheme="majorBidi" w:cstheme="majorBidi"/>
-        </w:rPr>
-        <w:t>cuts</w:t>
-      </w:r>
-      <w:r>
-        <w:rPr>
-          <w:rFonts w:asciiTheme="majorBidi" w:hAnsiTheme="majorBidi" w:cstheme="majorBidi" w:hint="cs"/>
-          <w:rtl/>
-        </w:rPr>
-        <w:t xml:space="preserve"> </w:t>
-      </w:r>
-      <w:r>
-        <w:rPr>
-          <w:rFonts w:asciiTheme="majorBidi" w:hAnsiTheme="majorBidi" w:cstheme="majorBidi"/>
-          <w:rtl/>
-        </w:rPr>
-        <w:t>–</w:t>
-      </w:r>
-      <w:r>
-        <w:rPr>
-          <w:rFonts w:asciiTheme="majorBidi" w:hAnsiTheme="majorBidi" w:cstheme="majorBidi" w:hint="cs"/>
-          <w:rtl/>
-        </w:rPr>
-        <w:t xml:space="preserve"> מספר החיתוכים הכולל</w:t>
-      </w:r>
-    </w:p>
-    <w:p>
-      <w:pPr>
-        <w:rPr>
-          <w:rFonts w:asciiTheme="majorBidi" w:hAnsiTheme="majorBidi" w:cstheme="majorBidi"/>
-          <w:rtl/>
-        </w:rPr>
-      </w:pPr>
-      <w:r>
-        <w:rPr>
-          <w:rFonts w:asciiTheme="majorBidi" w:hAnsiTheme="majorBidi" w:cstheme="majorBidi"/>
-        </w:rPr>
-        <w:t>size</w:t>
-      </w:r>
-      <w:r>
-        <w:rPr>
-          <w:rFonts w:asciiTheme="majorBidi" w:hAnsiTheme="majorBidi" w:cstheme="majorBidi" w:hint="cs"/>
-          <w:rtl/>
-        </w:rPr>
-        <w:t xml:space="preserve"> </w:t>
-      </w:r>
-      <w:r>
-        <w:rPr>
-          <w:rFonts w:asciiTheme="majorBidi" w:hAnsiTheme="majorBidi" w:cstheme="majorBidi"/>
-          <w:rtl/>
-        </w:rPr>
-        <w:t>–</w:t>
-      </w:r>
-      <w:r>
-        <w:rPr>
-          <w:rFonts w:asciiTheme="majorBidi" w:hAnsiTheme="majorBidi" w:cstheme="majorBidi" w:hint="cs"/>
-          <w:rtl/>
-        </w:rPr>
-        <w:t xml:space="preserve"> גודל הערימה בסיום הניסוי</w:t>
-      </w:r>
-    </w:p>
-    <w:p>
-      <w:pPr>
-        <w:rPr>
-          <w:rFonts w:asciiTheme="majorBidi" w:hAnsiTheme="majorBidi" w:cstheme="majorBidi"/>
-        </w:rPr>
-      </w:pPr>
-      <w:r>
-        <w:rPr>
-          <w:rFonts w:asciiTheme="majorBidi" w:hAnsiTheme="majorBidi" w:cstheme="majorBidi"/>
-        </w:rPr>
-        <w:t>trees</w:t>
-      </w:r>
-      <w:r>
-        <w:rPr>
-          <w:rFonts w:asciiTheme="majorBidi" w:hAnsiTheme="majorBidi" w:cstheme="majorBidi" w:hint="cs"/>
-          <w:rtl/>
-        </w:rPr>
-        <w:t xml:space="preserve"> </w:t>
-      </w:r>
-      <w:r>
-        <w:rPr>
-          <w:rFonts w:asciiTheme="majorBidi" w:hAnsiTheme="majorBidi" w:cstheme="majorBidi"/>
-          <w:rtl/>
-        </w:rPr>
-        <w:t>–</w:t>
-      </w:r>
-      <w:r>
-        <w:rPr>
-          <w:rFonts w:asciiTheme="majorBidi" w:hAnsiTheme="majorBidi" w:cstheme="majorBidi" w:hint="cs"/>
-          <w:rtl/>
-        </w:rPr>
-        <w:t xml:space="preserve"> מספר העצים בערימה בסיום הניסוי</w:t>
-      </w:r>
-    </w:p>
-    <w:p>
-      <w:pPr>
-        <w:rPr>
-          <w:rFonts w:asciiTheme="majorBidi" w:hAnsiTheme="majorBidi" w:cstheme="majorBidi"/>
-        </w:rPr>
-      </w:pPr>
-      <w:r>
-        <w:rPr>
-          <w:rFonts w:asciiTheme="majorBidi" w:hAnsiTheme="majorBidi" w:cstheme="majorBidi" w:hint="cs"/>
-          <w:rtl/>
-        </w:rPr>
-        <w:t xml:space="preserve">נקבל את המשוואה הבאה המתארת את הקשר בין ערכים אלו </w:t>
-      </w:r>
-      <w:r>
-        <w:rPr>
-          <w:rFonts w:asciiTheme="majorBidi" w:hAnsiTheme="majorBidi" w:cstheme="majorBidi"/>
-        </w:rPr>
-        <w:t>trees = size - links + cuts</w:t>
-      </w:r>
-      <w:r>
-        <w:rPr>
-          <w:rFonts w:asciiTheme="majorBidi" w:hAnsiTheme="majorBidi" w:cstheme="majorBidi" w:hint="cs"/>
-          <w:rtl/>
-        </w:rPr>
-        <w:t>.</w:t>
-      </w:r>
-    </w:p>
-    <w:p>
-      <w:pPr>
-        <w:rPr>
-          <w:rFonts w:asciiTheme="majorBidi" w:hAnsiTheme="majorBidi" w:cstheme="majorBidi"/>
-          <w:rtl/>
-        </w:rPr>
-      </w:pPr>
-      <w:r>
-        <w:rPr>
-          <w:rFonts w:asciiTheme="majorBidi" w:hAnsiTheme="majorBidi" w:cstheme="majorBidi" w:hint="cs"/>
-          <w:rtl/>
-        </w:rPr>
-        <w:t>אם לא מבצעים חיתוכים או חיבורים כלל, מספר העצים בערימה שווה לגודל הערימה בסיום (כל העצים נותרים בדרגה 0).</w:t>
-      </w:r>
-    </w:p>
-    <w:p>
-      <w:pPr>
-        <w:rPr>
-          <w:rFonts w:asciiTheme="majorBidi" w:hAnsiTheme="majorBidi" w:cstheme="majorBidi"/>
-        </w:rPr>
-      </w:pPr>
-      <w:r>
-        <w:rPr>
-          <w:rFonts w:asciiTheme="majorBidi" w:hAnsiTheme="majorBidi" w:cstheme="majorBidi" w:hint="cs"/>
-          <w:rtl/>
-        </w:rPr>
-        <w:t xml:space="preserve">מבצעים פעולת חיבור עצים אך ורק בפעולת </w:t>
-      </w:r>
-      <w:r>
-        <w:rPr>
-          <w:rFonts w:asciiTheme="majorBidi" w:hAnsiTheme="majorBidi" w:cstheme="majorBidi"/>
-        </w:rPr>
-        <w:t>successive linking</w:t>
-      </w:r>
-      <w:r>
-        <w:rPr>
-          <w:rFonts w:asciiTheme="majorBidi" w:hAnsiTheme="majorBidi" w:cstheme="majorBidi" w:hint="cs"/>
-          <w:rtl/>
-        </w:rPr>
-        <w:t xml:space="preserve">, פעולת חיתוך מתבצעת במחיקת המינימום או בפעולת </w:t>
-      </w:r>
-      <w:r>
-        <w:rPr>
-          <w:rFonts w:asciiTheme="majorBidi" w:hAnsiTheme="majorBidi" w:cstheme="majorBidi"/>
-        </w:rPr>
-        <w:t>decrease key</w:t>
-      </w:r>
-      <w:r>
-        <w:rPr>
-          <w:rFonts w:asciiTheme="majorBidi" w:hAnsiTheme="majorBidi" w:cstheme="majorBidi" w:hint="cs"/>
-          <w:rtl/>
-        </w:rPr>
-        <w:t xml:space="preserve">. בפעולת חיבור עצים, מספר העצים בערימה יורד ב </w:t>
-      </w:r>
-      <w:r>
-        <w:rPr>
-          <w:rFonts w:asciiTheme="majorBidi" w:hAnsiTheme="majorBidi" w:cstheme="majorBidi"/>
-          <w:rtl/>
-        </w:rPr>
-        <w:t>–</w:t>
-      </w:r>
-      <w:r>
-        <w:rPr>
-          <w:rFonts w:asciiTheme="majorBidi" w:hAnsiTheme="majorBidi" w:cstheme="majorBidi" w:hint="cs"/>
-          <w:rtl/>
-        </w:rPr>
-        <w:t xml:space="preserve"> 1. בפעולת חיתוך בין צמתים מספר העצים בערימה גדל ב </w:t>
-      </w:r>
-      <w:r>
-        <w:rPr>
-          <w:rFonts w:asciiTheme="majorBidi" w:hAnsiTheme="majorBidi" w:cstheme="majorBidi"/>
-          <w:rtl/>
-        </w:rPr>
-        <w:t>–</w:t>
-      </w:r>
-      <w:r>
-        <w:rPr>
-          <w:rFonts w:asciiTheme="majorBidi" w:hAnsiTheme="majorBidi" w:cstheme="majorBidi" w:hint="cs"/>
-          <w:rtl/>
-        </w:rPr>
-        <w:t xml:space="preserve"> 1.</w:t>
-      </w:r>
-    </w:p>
-    <w:p>
-      <w:pPr>
-        <w:rPr>
-          <w:rFonts w:asciiTheme="majorBidi" w:hAnsiTheme="majorBidi" w:cstheme="majorBidi" w:hint="cs"/>
-          <w:rtl/>
-        </w:rPr>
-      </w:pPr>
-      <w:r>
-        <w:rPr>
-          <w:rFonts w:asciiTheme="majorBidi" w:hAnsiTheme="majorBidi" w:cstheme="majorBidi" w:hint="cs"/>
-          <w:rtl/>
-        </w:rPr>
-        <w:t xml:space="preserve">כלומר, נרצה להחסיר מגודל הערימה את מספר החיבורים (כי מספר העצים יורד בפעולת חיבור) ולהוסיף את מספר החיתוכים (כי מספר העצים גדל בפעולת חיתוך). לכן נקבל את המשוואה המתוארת. </w:t>
-      </w:r>
-    </w:p>
-    <w:p>
-      <w:pPr>
-        <w:rPr>
-          <w:rFonts w:asciiTheme="majorBidi" w:hAnsiTheme="majorBidi" w:cstheme="majorBidi" w:hint="cs"/>
           <w:rtl/>
         </w:rPr>
       </w:pPr>
@@ -7545,6 +7476,7 @@
   <w:style w:type="character" w:default="1" w:styleId="DefaultParagraphFont">
     <w:name w:val="Default Paragraph Font"/>
     <w:uiPriority w:val="1"/>
+    <w:semiHidden/>
     <w:unhideWhenUsed/>
   </w:style>
   <w:style w:type="table" w:default="1" w:styleId="TableNormal">
